--- a/Documentation/Prioritised list of UC.docx
+++ b/Documentation/Prioritised list of UC.docx
@@ -11,8 +11,8 @@
       <w:tblGrid>
         <w:gridCol w:w="1179"/>
         <w:gridCol w:w="3161"/>
-        <w:gridCol w:w="1325"/>
-        <w:gridCol w:w="3351"/>
+        <w:gridCol w:w="1467"/>
+        <w:gridCol w:w="3209"/>
       </w:tblGrid>
       <w:tr>
         <w:tc>
@@ -43,7 +43,7 @@
         </w:tc>
         <w:tc>
           <w:tcPr>
-            <w:tcW w:w="1325" w:type="dxa"/>
+            <w:tcW w:w="1467" w:type="dxa"/>
           </w:tcPr>
           <w:p>
             <w:pPr>
@@ -56,7 +56,7 @@
         </w:tc>
         <w:tc>
           <w:tcPr>
-            <w:tcW w:w="3351" w:type="dxa"/>
+            <w:tcW w:w="3209" w:type="dxa"/>
           </w:tcPr>
           <w:p>
             <w:pPr>
@@ -99,17 +99,20 @@
         </w:tc>
         <w:tc>
           <w:tcPr>
-            <w:tcW w:w="1325" w:type="dxa"/>
-          </w:tcPr>
-          <w:p>
-            <w:pPr>
-              <w:pStyle w:val="BodyText"/>
-            </w:pPr>
-          </w:p>
-        </w:tc>
-        <w:tc>
-          <w:tcPr>
-            <w:tcW w:w="3351" w:type="dxa"/>
+            <w:tcW w:w="1467" w:type="dxa"/>
+          </w:tcPr>
+          <w:p>
+            <w:pPr>
+              <w:pStyle w:val="BodyText"/>
+            </w:pPr>
+            <w:r>
+              <w:t>Essential</w:t>
+            </w:r>
+          </w:p>
+        </w:tc>
+        <w:tc>
+          <w:tcPr>
+            <w:tcW w:w="3209" w:type="dxa"/>
           </w:tcPr>
           <w:p>
             <w:pPr>
@@ -149,17 +152,20 @@
         </w:tc>
         <w:tc>
           <w:tcPr>
-            <w:tcW w:w="1325" w:type="dxa"/>
-          </w:tcPr>
-          <w:p>
-            <w:pPr>
-              <w:pStyle w:val="BodyText"/>
-            </w:pPr>
-          </w:p>
-        </w:tc>
-        <w:tc>
-          <w:tcPr>
-            <w:tcW w:w="3351" w:type="dxa"/>
+            <w:tcW w:w="1467" w:type="dxa"/>
+          </w:tcPr>
+          <w:p>
+            <w:pPr>
+              <w:pStyle w:val="BodyText"/>
+            </w:pPr>
+            <w:r>
+              <w:t>Essential</w:t>
+            </w:r>
+          </w:p>
+        </w:tc>
+        <w:tc>
+          <w:tcPr>
+            <w:tcW w:w="3209" w:type="dxa"/>
           </w:tcPr>
           <w:p>
             <w:pPr>
@@ -199,17 +205,20 @@
         </w:tc>
         <w:tc>
           <w:tcPr>
-            <w:tcW w:w="1325" w:type="dxa"/>
-          </w:tcPr>
-          <w:p>
-            <w:pPr>
-              <w:pStyle w:val="BodyText"/>
-            </w:pPr>
-          </w:p>
-        </w:tc>
-        <w:tc>
-          <w:tcPr>
-            <w:tcW w:w="3351" w:type="dxa"/>
+            <w:tcW w:w="1467" w:type="dxa"/>
+          </w:tcPr>
+          <w:p>
+            <w:pPr>
+              <w:pStyle w:val="BodyText"/>
+            </w:pPr>
+            <w:r>
+              <w:t>Essential</w:t>
+            </w:r>
+          </w:p>
+        </w:tc>
+        <w:tc>
+          <w:tcPr>
+            <w:tcW w:w="3209" w:type="dxa"/>
           </w:tcPr>
           <w:p>
             <w:pPr>
@@ -247,17 +256,20 @@
         </w:tc>
         <w:tc>
           <w:tcPr>
-            <w:tcW w:w="1325" w:type="dxa"/>
-          </w:tcPr>
-          <w:p>
-            <w:pPr>
-              <w:pStyle w:val="BodyText"/>
-            </w:pPr>
-          </w:p>
-        </w:tc>
-        <w:tc>
-          <w:tcPr>
-            <w:tcW w:w="3351" w:type="dxa"/>
+            <w:tcW w:w="1467" w:type="dxa"/>
+          </w:tcPr>
+          <w:p>
+            <w:pPr>
+              <w:pStyle w:val="BodyText"/>
+            </w:pPr>
+            <w:r>
+              <w:t>Essential</w:t>
+            </w:r>
+          </w:p>
+        </w:tc>
+        <w:tc>
+          <w:tcPr>
+            <w:tcW w:w="3209" w:type="dxa"/>
           </w:tcPr>
           <w:p>
             <w:pPr>
@@ -297,17 +309,20 @@
         </w:tc>
         <w:tc>
           <w:tcPr>
-            <w:tcW w:w="1325" w:type="dxa"/>
-          </w:tcPr>
-          <w:p>
-            <w:pPr>
-              <w:pStyle w:val="BodyText"/>
-            </w:pPr>
-          </w:p>
-        </w:tc>
-        <w:tc>
-          <w:tcPr>
-            <w:tcW w:w="3351" w:type="dxa"/>
+            <w:tcW w:w="1467" w:type="dxa"/>
+          </w:tcPr>
+          <w:p>
+            <w:pPr>
+              <w:pStyle w:val="BodyText"/>
+            </w:pPr>
+            <w:r>
+              <w:t>Essential</w:t>
+            </w:r>
+          </w:p>
+        </w:tc>
+        <w:tc>
+          <w:tcPr>
+            <w:tcW w:w="3209" w:type="dxa"/>
           </w:tcPr>
           <w:p>
             <w:pPr>
@@ -345,17 +360,20 @@
         </w:tc>
         <w:tc>
           <w:tcPr>
-            <w:tcW w:w="1325" w:type="dxa"/>
-          </w:tcPr>
-          <w:p>
-            <w:pPr>
-              <w:pStyle w:val="BodyText"/>
-            </w:pPr>
-          </w:p>
-        </w:tc>
-        <w:tc>
-          <w:tcPr>
-            <w:tcW w:w="3351" w:type="dxa"/>
+            <w:tcW w:w="1467" w:type="dxa"/>
+          </w:tcPr>
+          <w:p>
+            <w:pPr>
+              <w:pStyle w:val="BodyText"/>
+            </w:pPr>
+            <w:r>
+              <w:t>Important</w:t>
+            </w:r>
+          </w:p>
+        </w:tc>
+        <w:tc>
+          <w:tcPr>
+            <w:tcW w:w="3209" w:type="dxa"/>
           </w:tcPr>
           <w:p>
             <w:pPr>
@@ -393,17 +411,20 @@
         </w:tc>
         <w:tc>
           <w:tcPr>
-            <w:tcW w:w="1325" w:type="dxa"/>
-          </w:tcPr>
-          <w:p>
-            <w:pPr>
-              <w:pStyle w:val="BodyText"/>
-            </w:pPr>
-          </w:p>
-        </w:tc>
-        <w:tc>
-          <w:tcPr>
-            <w:tcW w:w="3351" w:type="dxa"/>
+            <w:tcW w:w="1467" w:type="dxa"/>
+          </w:tcPr>
+          <w:p>
+            <w:pPr>
+              <w:pStyle w:val="BodyText"/>
+            </w:pPr>
+            <w:r>
+              <w:t>Good to have</w:t>
+            </w:r>
+          </w:p>
+        </w:tc>
+        <w:tc>
+          <w:tcPr>
+            <w:tcW w:w="3209" w:type="dxa"/>
           </w:tcPr>
           <w:p>
             <w:pPr>
@@ -441,17 +462,20 @@
         </w:tc>
         <w:tc>
           <w:tcPr>
-            <w:tcW w:w="1325" w:type="dxa"/>
-          </w:tcPr>
-          <w:p>
-            <w:pPr>
-              <w:pStyle w:val="BodyText"/>
-            </w:pPr>
-          </w:p>
-        </w:tc>
-        <w:tc>
-          <w:tcPr>
-            <w:tcW w:w="3351" w:type="dxa"/>
+            <w:tcW w:w="1467" w:type="dxa"/>
+          </w:tcPr>
+          <w:p>
+            <w:pPr>
+              <w:pStyle w:val="BodyText"/>
+            </w:pPr>
+            <w:r>
+              <w:t>Essential</w:t>
+            </w:r>
+          </w:p>
+        </w:tc>
+        <w:tc>
+          <w:tcPr>
+            <w:tcW w:w="3209" w:type="dxa"/>
           </w:tcPr>
           <w:p>
             <w:pPr>
@@ -491,17 +515,20 @@
         </w:tc>
         <w:tc>
           <w:tcPr>
-            <w:tcW w:w="1325" w:type="dxa"/>
-          </w:tcPr>
-          <w:p>
-            <w:pPr>
-              <w:pStyle w:val="BodyText"/>
-            </w:pPr>
-          </w:p>
-        </w:tc>
-        <w:tc>
-          <w:tcPr>
-            <w:tcW w:w="3351" w:type="dxa"/>
+            <w:tcW w:w="1467" w:type="dxa"/>
+          </w:tcPr>
+          <w:p>
+            <w:pPr>
+              <w:pStyle w:val="BodyText"/>
+            </w:pPr>
+            <w:r>
+              <w:t>Important</w:t>
+            </w:r>
+          </w:p>
+        </w:tc>
+        <w:tc>
+          <w:tcPr>
+            <w:tcW w:w="3209" w:type="dxa"/>
           </w:tcPr>
           <w:p>
             <w:pPr>
@@ -541,17 +568,20 @@
         </w:tc>
         <w:tc>
           <w:tcPr>
-            <w:tcW w:w="1325" w:type="dxa"/>
-          </w:tcPr>
-          <w:p>
-            <w:pPr>
-              <w:pStyle w:val="BodyText"/>
-            </w:pPr>
-          </w:p>
-        </w:tc>
-        <w:tc>
-          <w:tcPr>
-            <w:tcW w:w="3351" w:type="dxa"/>
+            <w:tcW w:w="1467" w:type="dxa"/>
+          </w:tcPr>
+          <w:p>
+            <w:pPr>
+              <w:pStyle w:val="BodyText"/>
+            </w:pPr>
+            <w:r>
+              <w:t>Important</w:t>
+            </w:r>
+          </w:p>
+        </w:tc>
+        <w:tc>
+          <w:tcPr>
+            <w:tcW w:w="3209" w:type="dxa"/>
           </w:tcPr>
           <w:p>
             <w:pPr>
@@ -591,17 +621,20 @@
         </w:tc>
         <w:tc>
           <w:tcPr>
-            <w:tcW w:w="1325" w:type="dxa"/>
-          </w:tcPr>
-          <w:p>
-            <w:pPr>
-              <w:pStyle w:val="BodyText"/>
-            </w:pPr>
-          </w:p>
-        </w:tc>
-        <w:tc>
-          <w:tcPr>
-            <w:tcW w:w="3351" w:type="dxa"/>
+            <w:tcW w:w="1467" w:type="dxa"/>
+          </w:tcPr>
+          <w:p>
+            <w:pPr>
+              <w:pStyle w:val="BodyText"/>
+            </w:pPr>
+            <w:r>
+              <w:t>Important</w:t>
+            </w:r>
+          </w:p>
+        </w:tc>
+        <w:tc>
+          <w:tcPr>
+            <w:tcW w:w="3209" w:type="dxa"/>
           </w:tcPr>
           <w:p>
             <w:pPr>
@@ -641,17 +674,20 @@
         </w:tc>
         <w:tc>
           <w:tcPr>
-            <w:tcW w:w="1325" w:type="dxa"/>
-          </w:tcPr>
-          <w:p>
-            <w:pPr>
-              <w:pStyle w:val="BodyText"/>
-            </w:pPr>
-          </w:p>
-        </w:tc>
-        <w:tc>
-          <w:tcPr>
-            <w:tcW w:w="3351" w:type="dxa"/>
+            <w:tcW w:w="1467" w:type="dxa"/>
+          </w:tcPr>
+          <w:p>
+            <w:pPr>
+              <w:pStyle w:val="BodyText"/>
+            </w:pPr>
+            <w:r>
+              <w:t>Important</w:t>
+            </w:r>
+          </w:p>
+        </w:tc>
+        <w:tc>
+          <w:tcPr>
+            <w:tcW w:w="3209" w:type="dxa"/>
           </w:tcPr>
           <w:p>
             <w:pPr>
@@ -691,17 +727,20 @@
         </w:tc>
         <w:tc>
           <w:tcPr>
-            <w:tcW w:w="1325" w:type="dxa"/>
-          </w:tcPr>
-          <w:p>
-            <w:pPr>
-              <w:pStyle w:val="BodyText"/>
-            </w:pPr>
-          </w:p>
-        </w:tc>
-        <w:tc>
-          <w:tcPr>
-            <w:tcW w:w="3351" w:type="dxa"/>
+            <w:tcW w:w="1467" w:type="dxa"/>
+          </w:tcPr>
+          <w:p>
+            <w:pPr>
+              <w:pStyle w:val="BodyText"/>
+            </w:pPr>
+            <w:r>
+              <w:t>Good to have</w:t>
+            </w:r>
+          </w:p>
+        </w:tc>
+        <w:tc>
+          <w:tcPr>
+            <w:tcW w:w="3209" w:type="dxa"/>
           </w:tcPr>
           <w:p>
             <w:pPr>
@@ -741,26 +780,32 @@
         </w:tc>
         <w:tc>
           <w:tcPr>
-            <w:tcW w:w="1325" w:type="dxa"/>
-          </w:tcPr>
-          <w:p>
-            <w:pPr>
-              <w:pStyle w:val="BodyText"/>
-            </w:pPr>
-          </w:p>
-        </w:tc>
-        <w:tc>
-          <w:tcPr>
-            <w:tcW w:w="3351" w:type="dxa"/>
-          </w:tcPr>
-          <w:p>
-            <w:pPr>
-              <w:pStyle w:val="BodyText"/>
-            </w:pPr>
-          </w:p>
-        </w:tc>
-      </w:tr>
-      <w:tr>
+            <w:tcW w:w="1467" w:type="dxa"/>
+          </w:tcPr>
+          <w:p>
+            <w:pPr>
+              <w:pStyle w:val="BodyText"/>
+            </w:pPr>
+            <w:r>
+              <w:t>Good to have</w:t>
+            </w:r>
+          </w:p>
+        </w:tc>
+        <w:tc>
+          <w:tcPr>
+            <w:tcW w:w="3209" w:type="dxa"/>
+          </w:tcPr>
+          <w:p>
+            <w:pPr>
+              <w:pStyle w:val="BodyText"/>
+            </w:pPr>
+          </w:p>
+        </w:tc>
+      </w:tr>
+      <w:tr>
+        <w:trPr>
+          <w:trHeight w:val="271"/>
+        </w:trPr>
         <w:tc>
           <w:tcPr>
             <w:tcW w:w="1179" w:type="dxa"/>
@@ -791,17 +836,20 @@
         </w:tc>
         <w:tc>
           <w:tcPr>
-            <w:tcW w:w="1325" w:type="dxa"/>
-          </w:tcPr>
-          <w:p>
-            <w:pPr>
-              <w:pStyle w:val="BodyText"/>
-            </w:pPr>
-          </w:p>
-        </w:tc>
-        <w:tc>
-          <w:tcPr>
-            <w:tcW w:w="3351" w:type="dxa"/>
+            <w:tcW w:w="1467" w:type="dxa"/>
+          </w:tcPr>
+          <w:p>
+            <w:pPr>
+              <w:pStyle w:val="BodyText"/>
+            </w:pPr>
+            <w:r>
+              <w:t>Good to have</w:t>
+            </w:r>
+          </w:p>
+        </w:tc>
+        <w:tc>
+          <w:tcPr>
+            <w:tcW w:w="3209" w:type="dxa"/>
           </w:tcPr>
           <w:p>
             <w:pPr>
@@ -841,17 +889,20 @@
         </w:tc>
         <w:tc>
           <w:tcPr>
-            <w:tcW w:w="1325" w:type="dxa"/>
-          </w:tcPr>
-          <w:p>
-            <w:pPr>
-              <w:pStyle w:val="BodyText"/>
-            </w:pPr>
-          </w:p>
-        </w:tc>
-        <w:tc>
-          <w:tcPr>
-            <w:tcW w:w="3351" w:type="dxa"/>
+            <w:tcW w:w="1467" w:type="dxa"/>
+          </w:tcPr>
+          <w:p>
+            <w:pPr>
+              <w:pStyle w:val="BodyText"/>
+            </w:pPr>
+            <w:r>
+              <w:t>Essential</w:t>
+            </w:r>
+          </w:p>
+        </w:tc>
+        <w:tc>
+          <w:tcPr>
+            <w:tcW w:w="3209" w:type="dxa"/>
           </w:tcPr>
           <w:p>
             <w:pPr>
@@ -891,17 +942,20 @@
         </w:tc>
         <w:tc>
           <w:tcPr>
-            <w:tcW w:w="1325" w:type="dxa"/>
-          </w:tcPr>
-          <w:p>
-            <w:pPr>
-              <w:pStyle w:val="BodyText"/>
-            </w:pPr>
-          </w:p>
-        </w:tc>
-        <w:tc>
-          <w:tcPr>
-            <w:tcW w:w="3351" w:type="dxa"/>
+            <w:tcW w:w="1467" w:type="dxa"/>
+          </w:tcPr>
+          <w:p>
+            <w:pPr>
+              <w:pStyle w:val="BodyText"/>
+            </w:pPr>
+            <w:r>
+              <w:t>Important</w:t>
+            </w:r>
+          </w:p>
+        </w:tc>
+        <w:tc>
+          <w:tcPr>
+            <w:tcW w:w="3209" w:type="dxa"/>
           </w:tcPr>
           <w:p>
             <w:pPr>
@@ -939,17 +993,20 @@
         </w:tc>
         <w:tc>
           <w:tcPr>
-            <w:tcW w:w="1325" w:type="dxa"/>
-          </w:tcPr>
-          <w:p>
-            <w:pPr>
-              <w:pStyle w:val="BodyText"/>
-            </w:pPr>
-          </w:p>
-        </w:tc>
-        <w:tc>
-          <w:tcPr>
-            <w:tcW w:w="3351" w:type="dxa"/>
+            <w:tcW w:w="1467" w:type="dxa"/>
+          </w:tcPr>
+          <w:p>
+            <w:pPr>
+              <w:pStyle w:val="BodyText"/>
+            </w:pPr>
+            <w:r>
+              <w:t>Important</w:t>
+            </w:r>
+          </w:p>
+        </w:tc>
+        <w:tc>
+          <w:tcPr>
+            <w:tcW w:w="3209" w:type="dxa"/>
           </w:tcPr>
           <w:p>
             <w:pPr>
@@ -992,17 +1049,20 @@
         </w:tc>
         <w:tc>
           <w:tcPr>
-            <w:tcW w:w="1325" w:type="dxa"/>
-          </w:tcPr>
-          <w:p>
-            <w:pPr>
-              <w:pStyle w:val="BodyText"/>
-            </w:pPr>
-          </w:p>
-        </w:tc>
-        <w:tc>
-          <w:tcPr>
-            <w:tcW w:w="3351" w:type="dxa"/>
+            <w:tcW w:w="1467" w:type="dxa"/>
+          </w:tcPr>
+          <w:p>
+            <w:pPr>
+              <w:pStyle w:val="BodyText"/>
+            </w:pPr>
+            <w:r>
+              <w:t>Good to have</w:t>
+            </w:r>
+          </w:p>
+        </w:tc>
+        <w:tc>
+          <w:tcPr>
+            <w:tcW w:w="3209" w:type="dxa"/>
           </w:tcPr>
           <w:p>
             <w:pPr>
@@ -1042,17 +1102,20 @@
         </w:tc>
         <w:tc>
           <w:tcPr>
-            <w:tcW w:w="1325" w:type="dxa"/>
-          </w:tcPr>
-          <w:p>
-            <w:pPr>
-              <w:pStyle w:val="BodyText"/>
-            </w:pPr>
-          </w:p>
-        </w:tc>
-        <w:tc>
-          <w:tcPr>
-            <w:tcW w:w="3351" w:type="dxa"/>
+            <w:tcW w:w="1467" w:type="dxa"/>
+          </w:tcPr>
+          <w:p>
+            <w:pPr>
+              <w:pStyle w:val="BodyText"/>
+            </w:pPr>
+            <w:r>
+              <w:t>Essential</w:t>
+            </w:r>
+          </w:p>
+        </w:tc>
+        <w:tc>
+          <w:tcPr>
+            <w:tcW w:w="3209" w:type="dxa"/>
           </w:tcPr>
           <w:p>
             <w:pPr>
@@ -1092,17 +1155,20 @@
         </w:tc>
         <w:tc>
           <w:tcPr>
-            <w:tcW w:w="1325" w:type="dxa"/>
-          </w:tcPr>
-          <w:p>
-            <w:pPr>
-              <w:pStyle w:val="BodyText"/>
-            </w:pPr>
-          </w:p>
-        </w:tc>
-        <w:tc>
-          <w:tcPr>
-            <w:tcW w:w="3351" w:type="dxa"/>
+            <w:tcW w:w="1467" w:type="dxa"/>
+          </w:tcPr>
+          <w:p>
+            <w:pPr>
+              <w:pStyle w:val="BodyText"/>
+            </w:pPr>
+            <w:r>
+              <w:t>Essential</w:t>
+            </w:r>
+          </w:p>
+        </w:tc>
+        <w:tc>
+          <w:tcPr>
+            <w:tcW w:w="3209" w:type="dxa"/>
           </w:tcPr>
           <w:p>
             <w:pPr>
@@ -1142,17 +1208,20 @@
         </w:tc>
         <w:tc>
           <w:tcPr>
-            <w:tcW w:w="1325" w:type="dxa"/>
-          </w:tcPr>
-          <w:p>
-            <w:pPr>
-              <w:pStyle w:val="BodyText"/>
-            </w:pPr>
-          </w:p>
-        </w:tc>
-        <w:tc>
-          <w:tcPr>
-            <w:tcW w:w="3351" w:type="dxa"/>
+            <w:tcW w:w="1467" w:type="dxa"/>
+          </w:tcPr>
+          <w:p>
+            <w:pPr>
+              <w:pStyle w:val="BodyText"/>
+            </w:pPr>
+            <w:r>
+              <w:t>Important</w:t>
+            </w:r>
+          </w:p>
+        </w:tc>
+        <w:tc>
+          <w:tcPr>
+            <w:tcW w:w="3209" w:type="dxa"/>
           </w:tcPr>
           <w:p>
             <w:pPr>
@@ -1192,17 +1261,20 @@
         </w:tc>
         <w:tc>
           <w:tcPr>
-            <w:tcW w:w="1325" w:type="dxa"/>
-          </w:tcPr>
-          <w:p>
-            <w:pPr>
-              <w:pStyle w:val="BodyText"/>
-            </w:pPr>
-          </w:p>
-        </w:tc>
-        <w:tc>
-          <w:tcPr>
-            <w:tcW w:w="3351" w:type="dxa"/>
+            <w:tcW w:w="1467" w:type="dxa"/>
+          </w:tcPr>
+          <w:p>
+            <w:pPr>
+              <w:pStyle w:val="BodyText"/>
+            </w:pPr>
+            <w:r>
+              <w:t>Essential</w:t>
+            </w:r>
+          </w:p>
+        </w:tc>
+        <w:tc>
+          <w:tcPr>
+            <w:tcW w:w="3209" w:type="dxa"/>
           </w:tcPr>
           <w:p>
             <w:pPr>
@@ -1242,17 +1314,20 @@
         </w:tc>
         <w:tc>
           <w:tcPr>
-            <w:tcW w:w="1325" w:type="dxa"/>
-          </w:tcPr>
-          <w:p>
-            <w:pPr>
-              <w:pStyle w:val="BodyText"/>
-            </w:pPr>
-          </w:p>
-        </w:tc>
-        <w:tc>
-          <w:tcPr>
-            <w:tcW w:w="3351" w:type="dxa"/>
+            <w:tcW w:w="1467" w:type="dxa"/>
+          </w:tcPr>
+          <w:p>
+            <w:pPr>
+              <w:pStyle w:val="BodyText"/>
+            </w:pPr>
+            <w:r>
+              <w:t>Important</w:t>
+            </w:r>
+          </w:p>
+        </w:tc>
+        <w:tc>
+          <w:tcPr>
+            <w:tcW w:w="3209" w:type="dxa"/>
           </w:tcPr>
           <w:p>
             <w:pPr>
@@ -1292,17 +1367,20 @@
         </w:tc>
         <w:tc>
           <w:tcPr>
-            <w:tcW w:w="1325" w:type="dxa"/>
-          </w:tcPr>
-          <w:p>
-            <w:pPr>
-              <w:pStyle w:val="BodyText"/>
-            </w:pPr>
-          </w:p>
-        </w:tc>
-        <w:tc>
-          <w:tcPr>
-            <w:tcW w:w="3351" w:type="dxa"/>
+            <w:tcW w:w="1467" w:type="dxa"/>
+          </w:tcPr>
+          <w:p>
+            <w:pPr>
+              <w:pStyle w:val="BodyText"/>
+            </w:pPr>
+            <w:r>
+              <w:t>Good to have</w:t>
+            </w:r>
+          </w:p>
+        </w:tc>
+        <w:tc>
+          <w:tcPr>
+            <w:tcW w:w="3209" w:type="dxa"/>
           </w:tcPr>
           <w:p>
             <w:pPr>
@@ -1342,17 +1420,20 @@
         </w:tc>
         <w:tc>
           <w:tcPr>
-            <w:tcW w:w="1325" w:type="dxa"/>
-          </w:tcPr>
-          <w:p>
-            <w:pPr>
-              <w:pStyle w:val="BodyText"/>
-            </w:pPr>
-          </w:p>
-        </w:tc>
-        <w:tc>
-          <w:tcPr>
-            <w:tcW w:w="3351" w:type="dxa"/>
+            <w:tcW w:w="1467" w:type="dxa"/>
+          </w:tcPr>
+          <w:p>
+            <w:pPr>
+              <w:pStyle w:val="BodyText"/>
+            </w:pPr>
+            <w:r>
+              <w:t>Good to have</w:t>
+            </w:r>
+          </w:p>
+        </w:tc>
+        <w:tc>
+          <w:tcPr>
+            <w:tcW w:w="3209" w:type="dxa"/>
           </w:tcPr>
           <w:p>
             <w:pPr>
@@ -1393,17 +1474,20 @@
         </w:tc>
         <w:tc>
           <w:tcPr>
-            <w:tcW w:w="1325" w:type="dxa"/>
-          </w:tcPr>
-          <w:p>
-            <w:pPr>
-              <w:pStyle w:val="BodyText"/>
-            </w:pPr>
-          </w:p>
-        </w:tc>
-        <w:tc>
-          <w:tcPr>
-            <w:tcW w:w="3351" w:type="dxa"/>
+            <w:tcW w:w="1467" w:type="dxa"/>
+          </w:tcPr>
+          <w:p>
+            <w:pPr>
+              <w:pStyle w:val="BodyText"/>
+            </w:pPr>
+            <w:r>
+              <w:t>Good to have</w:t>
+            </w:r>
+          </w:p>
+        </w:tc>
+        <w:tc>
+          <w:tcPr>
+            <w:tcW w:w="3209" w:type="dxa"/>
           </w:tcPr>
           <w:p>
             <w:pPr>
@@ -1446,17 +1530,20 @@
         </w:tc>
         <w:tc>
           <w:tcPr>
-            <w:tcW w:w="1325" w:type="dxa"/>
-          </w:tcPr>
-          <w:p>
-            <w:pPr>
-              <w:pStyle w:val="BodyText"/>
-            </w:pPr>
-          </w:p>
-        </w:tc>
-        <w:tc>
-          <w:tcPr>
-            <w:tcW w:w="3351" w:type="dxa"/>
+            <w:tcW w:w="1467" w:type="dxa"/>
+          </w:tcPr>
+          <w:p>
+            <w:pPr>
+              <w:pStyle w:val="BodyText"/>
+            </w:pPr>
+            <w:r>
+              <w:t>Important</w:t>
+            </w:r>
+          </w:p>
+        </w:tc>
+        <w:tc>
+          <w:tcPr>
+            <w:tcW w:w="3209" w:type="dxa"/>
           </w:tcPr>
           <w:p>
             <w:pPr>
@@ -1496,17 +1583,20 @@
         </w:tc>
         <w:tc>
           <w:tcPr>
-            <w:tcW w:w="1325" w:type="dxa"/>
-          </w:tcPr>
-          <w:p>
-            <w:pPr>
-              <w:pStyle w:val="BodyText"/>
-            </w:pPr>
-          </w:p>
-        </w:tc>
-        <w:tc>
-          <w:tcPr>
-            <w:tcW w:w="3351" w:type="dxa"/>
+            <w:tcW w:w="1467" w:type="dxa"/>
+          </w:tcPr>
+          <w:p>
+            <w:pPr>
+              <w:pStyle w:val="BodyText"/>
+            </w:pPr>
+            <w:r>
+              <w:t>Essential</w:t>
+            </w:r>
+          </w:p>
+        </w:tc>
+        <w:tc>
+          <w:tcPr>
+            <w:tcW w:w="3209" w:type="dxa"/>
           </w:tcPr>
           <w:p>
             <w:pPr>
@@ -1546,17 +1636,20 @@
         </w:tc>
         <w:tc>
           <w:tcPr>
-            <w:tcW w:w="1325" w:type="dxa"/>
-          </w:tcPr>
-          <w:p>
-            <w:pPr>
-              <w:pStyle w:val="BodyText"/>
-            </w:pPr>
-          </w:p>
-        </w:tc>
-        <w:tc>
-          <w:tcPr>
-            <w:tcW w:w="3351" w:type="dxa"/>
+            <w:tcW w:w="1467" w:type="dxa"/>
+          </w:tcPr>
+          <w:p>
+            <w:pPr>
+              <w:pStyle w:val="BodyText"/>
+            </w:pPr>
+            <w:r>
+              <w:t>Good to have</w:t>
+            </w:r>
+          </w:p>
+        </w:tc>
+        <w:tc>
+          <w:tcPr>
+            <w:tcW w:w="3209" w:type="dxa"/>
           </w:tcPr>
           <w:p>
             <w:pPr>
@@ -1596,17 +1689,20 @@
         </w:tc>
         <w:tc>
           <w:tcPr>
-            <w:tcW w:w="1325" w:type="dxa"/>
-          </w:tcPr>
-          <w:p>
-            <w:pPr>
-              <w:pStyle w:val="BodyText"/>
-            </w:pPr>
-          </w:p>
-        </w:tc>
-        <w:tc>
-          <w:tcPr>
-            <w:tcW w:w="3351" w:type="dxa"/>
+            <w:tcW w:w="1467" w:type="dxa"/>
+          </w:tcPr>
+          <w:p>
+            <w:pPr>
+              <w:pStyle w:val="BodyText"/>
+            </w:pPr>
+            <w:r>
+              <w:t>Important</w:t>
+            </w:r>
+          </w:p>
+        </w:tc>
+        <w:tc>
+          <w:tcPr>
+            <w:tcW w:w="3209" w:type="dxa"/>
           </w:tcPr>
           <w:p>
             <w:pPr>
@@ -1646,17 +1742,20 @@
         </w:tc>
         <w:tc>
           <w:tcPr>
-            <w:tcW w:w="1325" w:type="dxa"/>
-          </w:tcPr>
-          <w:p>
-            <w:pPr>
-              <w:pStyle w:val="BodyText"/>
-            </w:pPr>
-          </w:p>
-        </w:tc>
-        <w:tc>
-          <w:tcPr>
-            <w:tcW w:w="3351" w:type="dxa"/>
+            <w:tcW w:w="1467" w:type="dxa"/>
+          </w:tcPr>
+          <w:p>
+            <w:pPr>
+              <w:pStyle w:val="BodyText"/>
+            </w:pPr>
+            <w:r>
+              <w:t>Essential</w:t>
+            </w:r>
+          </w:p>
+        </w:tc>
+        <w:tc>
+          <w:tcPr>
+            <w:tcW w:w="3209" w:type="dxa"/>
           </w:tcPr>
           <w:p>
             <w:pPr>
@@ -1696,17 +1795,20 @@
         </w:tc>
         <w:tc>
           <w:tcPr>
-            <w:tcW w:w="1325" w:type="dxa"/>
-          </w:tcPr>
-          <w:p>
-            <w:pPr>
-              <w:pStyle w:val="BodyText"/>
-            </w:pPr>
-          </w:p>
-        </w:tc>
-        <w:tc>
-          <w:tcPr>
-            <w:tcW w:w="3351" w:type="dxa"/>
+            <w:tcW w:w="1467" w:type="dxa"/>
+          </w:tcPr>
+          <w:p>
+            <w:pPr>
+              <w:pStyle w:val="BodyText"/>
+            </w:pPr>
+            <w:r>
+              <w:t>Important</w:t>
+            </w:r>
+          </w:p>
+        </w:tc>
+        <w:tc>
+          <w:tcPr>
+            <w:tcW w:w="3209" w:type="dxa"/>
           </w:tcPr>
           <w:p>
             <w:pPr>
@@ -1749,17 +1851,20 @@
         </w:tc>
         <w:tc>
           <w:tcPr>
-            <w:tcW w:w="1325" w:type="dxa"/>
-          </w:tcPr>
-          <w:p>
-            <w:pPr>
-              <w:pStyle w:val="BodyText"/>
-            </w:pPr>
-          </w:p>
-        </w:tc>
-        <w:tc>
-          <w:tcPr>
-            <w:tcW w:w="3351" w:type="dxa"/>
+            <w:tcW w:w="1467" w:type="dxa"/>
+          </w:tcPr>
+          <w:p>
+            <w:pPr>
+              <w:pStyle w:val="BodyText"/>
+            </w:pPr>
+            <w:r>
+              <w:t>Important</w:t>
+            </w:r>
+          </w:p>
+        </w:tc>
+        <w:tc>
+          <w:tcPr>
+            <w:tcW w:w="3209" w:type="dxa"/>
           </w:tcPr>
           <w:p>
             <w:pPr>
@@ -1799,17 +1904,20 @@
         </w:tc>
         <w:tc>
           <w:tcPr>
-            <w:tcW w:w="1325" w:type="dxa"/>
-          </w:tcPr>
-          <w:p>
-            <w:pPr>
-              <w:pStyle w:val="BodyText"/>
-            </w:pPr>
-          </w:p>
-        </w:tc>
-        <w:tc>
-          <w:tcPr>
-            <w:tcW w:w="3351" w:type="dxa"/>
+            <w:tcW w:w="1467" w:type="dxa"/>
+          </w:tcPr>
+          <w:p>
+            <w:pPr>
+              <w:pStyle w:val="BodyText"/>
+            </w:pPr>
+            <w:r>
+              <w:t>Good to have</w:t>
+            </w:r>
+          </w:p>
+        </w:tc>
+        <w:tc>
+          <w:tcPr>
+            <w:tcW w:w="3209" w:type="dxa"/>
           </w:tcPr>
           <w:p>
             <w:pPr>
@@ -1849,17 +1957,20 @@
         </w:tc>
         <w:tc>
           <w:tcPr>
-            <w:tcW w:w="1325" w:type="dxa"/>
-          </w:tcPr>
-          <w:p>
-            <w:pPr>
-              <w:pStyle w:val="BodyText"/>
-            </w:pPr>
-          </w:p>
-        </w:tc>
-        <w:tc>
-          <w:tcPr>
-            <w:tcW w:w="3351" w:type="dxa"/>
+            <w:tcW w:w="1467" w:type="dxa"/>
+          </w:tcPr>
+          <w:p>
+            <w:pPr>
+              <w:pStyle w:val="BodyText"/>
+            </w:pPr>
+            <w:r>
+              <w:t>Good to have</w:t>
+            </w:r>
+          </w:p>
+        </w:tc>
+        <w:tc>
+          <w:tcPr>
+            <w:tcW w:w="3209" w:type="dxa"/>
           </w:tcPr>
           <w:p>
             <w:pPr>
@@ -1899,17 +2010,20 @@
         </w:tc>
         <w:tc>
           <w:tcPr>
-            <w:tcW w:w="1325" w:type="dxa"/>
-          </w:tcPr>
-          <w:p>
-            <w:pPr>
-              <w:pStyle w:val="BodyText"/>
-            </w:pPr>
-          </w:p>
-        </w:tc>
-        <w:tc>
-          <w:tcPr>
-            <w:tcW w:w="3351" w:type="dxa"/>
+            <w:tcW w:w="1467" w:type="dxa"/>
+          </w:tcPr>
+          <w:p>
+            <w:pPr>
+              <w:pStyle w:val="BodyText"/>
+            </w:pPr>
+            <w:r>
+              <w:t>Good to have</w:t>
+            </w:r>
+          </w:p>
+        </w:tc>
+        <w:tc>
+          <w:tcPr>
+            <w:tcW w:w="3209" w:type="dxa"/>
           </w:tcPr>
           <w:p>
             <w:pPr>
@@ -1949,17 +2063,20 @@
         </w:tc>
         <w:tc>
           <w:tcPr>
-            <w:tcW w:w="1325" w:type="dxa"/>
-          </w:tcPr>
-          <w:p>
-            <w:pPr>
-              <w:pStyle w:val="BodyText"/>
-            </w:pPr>
-          </w:p>
-        </w:tc>
-        <w:tc>
-          <w:tcPr>
-            <w:tcW w:w="3351" w:type="dxa"/>
+            <w:tcW w:w="1467" w:type="dxa"/>
+          </w:tcPr>
+          <w:p>
+            <w:pPr>
+              <w:pStyle w:val="BodyText"/>
+            </w:pPr>
+            <w:r>
+              <w:t>Essential</w:t>
+            </w:r>
+          </w:p>
+        </w:tc>
+        <w:tc>
+          <w:tcPr>
+            <w:tcW w:w="3209" w:type="dxa"/>
           </w:tcPr>
           <w:p>
             <w:pPr>
@@ -1999,17 +2116,20 @@
         </w:tc>
         <w:tc>
           <w:tcPr>
-            <w:tcW w:w="1325" w:type="dxa"/>
-          </w:tcPr>
-          <w:p>
-            <w:pPr>
-              <w:pStyle w:val="BodyText"/>
-            </w:pPr>
-          </w:p>
-        </w:tc>
-        <w:tc>
-          <w:tcPr>
-            <w:tcW w:w="3351" w:type="dxa"/>
+            <w:tcW w:w="1467" w:type="dxa"/>
+          </w:tcPr>
+          <w:p>
+            <w:pPr>
+              <w:pStyle w:val="BodyText"/>
+            </w:pPr>
+            <w:r>
+              <w:t>Essential</w:t>
+            </w:r>
+          </w:p>
+        </w:tc>
+        <w:tc>
+          <w:tcPr>
+            <w:tcW w:w="3209" w:type="dxa"/>
           </w:tcPr>
           <w:p>
             <w:pPr>
@@ -2047,17 +2167,20 @@
         </w:tc>
         <w:tc>
           <w:tcPr>
-            <w:tcW w:w="1325" w:type="dxa"/>
-          </w:tcPr>
-          <w:p>
-            <w:pPr>
-              <w:pStyle w:val="BodyText"/>
-            </w:pPr>
-          </w:p>
-        </w:tc>
-        <w:tc>
-          <w:tcPr>
-            <w:tcW w:w="3351" w:type="dxa"/>
+            <w:tcW w:w="1467" w:type="dxa"/>
+          </w:tcPr>
+          <w:p>
+            <w:pPr>
+              <w:pStyle w:val="BodyText"/>
+            </w:pPr>
+            <w:r>
+              <w:t>Important</w:t>
+            </w:r>
+          </w:p>
+        </w:tc>
+        <w:tc>
+          <w:tcPr>
+            <w:tcW w:w="3209" w:type="dxa"/>
           </w:tcPr>
           <w:p>
             <w:pPr>
@@ -2095,17 +2218,20 @@
         </w:tc>
         <w:tc>
           <w:tcPr>
-            <w:tcW w:w="1325" w:type="dxa"/>
-          </w:tcPr>
-          <w:p>
-            <w:pPr>
-              <w:pStyle w:val="BodyText"/>
-            </w:pPr>
-          </w:p>
-        </w:tc>
-        <w:tc>
-          <w:tcPr>
-            <w:tcW w:w="3351" w:type="dxa"/>
+            <w:tcW w:w="1467" w:type="dxa"/>
+          </w:tcPr>
+          <w:p>
+            <w:pPr>
+              <w:pStyle w:val="BodyText"/>
+            </w:pPr>
+            <w:r>
+              <w:t>Important</w:t>
+            </w:r>
+          </w:p>
+        </w:tc>
+        <w:tc>
+          <w:tcPr>
+            <w:tcW w:w="3209" w:type="dxa"/>
           </w:tcPr>
           <w:p>
             <w:pPr>

--- a/Documentation/Prioritised list of UC.docx
+++ b/Documentation/Prioritised list of UC.docx
@@ -265,6 +265,14 @@
                 <w:sz w:val="22"/>
                 <w:szCs w:val="22"/>
               </w:rPr>
+              <w:t xml:space="preserve">and </w:t>
+            </w:r>
+            <w:r>
+              <w:rPr>
+                <w:rFonts w:ascii="Times Roman" w:hAnsi="Times Roman"/>
+                <w:sz w:val="22"/>
+                <w:szCs w:val="22"/>
+              </w:rPr>
               <w:t>services before any transaction can occur.</w:t>
             </w:r>
           </w:p>
@@ -704,8 +712,9 @@
                   <w14:bevel/>
                 </w14:textOutline>
               </w:rPr>
-              <w:t>s r</w:t>
-            </w:r>
+              <w:t xml:space="preserve">s required to </w:t>
+            </w:r>
+            <w:proofErr w:type="spellStart"/>
             <w:r>
               <w:rPr>
                 <w:rFonts w:eastAsia="Aptos" w:cs="Aptos"/>
@@ -719,9 +728,9 @@
                   <w14:bevel/>
                 </w14:textOutline>
               </w:rPr>
-              <w:t xml:space="preserve">equired to </w:t>
-            </w:r>
-            <w:proofErr w:type="spellStart"/>
+              <w:t>finalise</w:t>
+            </w:r>
+            <w:proofErr w:type="spellEnd"/>
             <w:r>
               <w:rPr>
                 <w:rFonts w:eastAsia="Aptos" w:cs="Aptos"/>
@@ -735,9 +744,8 @@
                   <w14:bevel/>
                 </w14:textOutline>
               </w:rPr>
-              <w:t>finalise</w:t>
-            </w:r>
-            <w:proofErr w:type="spellEnd"/>
+              <w:t xml:space="preserve"> purchases and confirm order submission.</w:t>
+            </w:r>
             <w:r>
               <w:rPr>
                 <w:rFonts w:eastAsia="Aptos" w:cs="Aptos"/>
@@ -751,8 +759,112 @@
                   <w14:bevel/>
                 </w14:textOutline>
               </w:rPr>
-              <w:t xml:space="preserve"> purchases and confirm order submission.</w:t>
-            </w:r>
+              <w:t xml:space="preserve"> </w:t>
+            </w:r>
+          </w:p>
+        </w:tc>
+      </w:tr>
+      <w:tr>
+        <w:trPr>
+          <w:trHeight w:val="241"/>
+        </w:trPr>
+        <w:tc>
+          <w:tcPr>
+            <w:tcW w:w="1179" w:type="dxa"/>
+            <w:tcBorders>
+              <w:top w:val="single" w:sz="4" w:space="0" w:color="000000"/>
+              <w:left w:val="single" w:sz="4" w:space="0" w:color="000000"/>
+              <w:bottom w:val="single" w:sz="4" w:space="0" w:color="000000"/>
+              <w:right w:val="single" w:sz="4" w:space="0" w:color="000000"/>
+            </w:tcBorders>
+            <w:tcMar>
+              <w:top w:w="80" w:type="dxa"/>
+              <w:left w:w="80" w:type="dxa"/>
+              <w:bottom w:w="80" w:type="dxa"/>
+              <w:right w:w="80" w:type="dxa"/>
+            </w:tcMar>
+          </w:tcPr>
+          <w:p>
+            <w:pPr>
+              <w:pStyle w:val="BodyText"/>
+            </w:pPr>
+            <w:r>
+              <w:t>UC05</w:t>
+            </w:r>
+          </w:p>
+        </w:tc>
+        <w:tc>
+          <w:tcPr>
+            <w:tcW w:w="3161" w:type="dxa"/>
+            <w:tcBorders>
+              <w:top w:val="single" w:sz="4" w:space="0" w:color="000000"/>
+              <w:left w:val="single" w:sz="4" w:space="0" w:color="000000"/>
+              <w:bottom w:val="single" w:sz="4" w:space="0" w:color="000000"/>
+              <w:right w:val="single" w:sz="4" w:space="0" w:color="000000"/>
+            </w:tcBorders>
+            <w:tcMar>
+              <w:top w:w="80" w:type="dxa"/>
+              <w:left w:w="80" w:type="dxa"/>
+              <w:bottom w:w="80" w:type="dxa"/>
+              <w:right w:w="80" w:type="dxa"/>
+            </w:tcMar>
+          </w:tcPr>
+          <w:p>
+            <w:pPr>
+              <w:pStyle w:val="BodyText"/>
+            </w:pPr>
+            <w:proofErr w:type="spellStart"/>
+            <w:r>
+              <w:t>RegisterAccount</w:t>
+            </w:r>
+            <w:proofErr w:type="spellEnd"/>
+          </w:p>
+        </w:tc>
+        <w:tc>
+          <w:tcPr>
+            <w:tcW w:w="1467" w:type="dxa"/>
+            <w:tcBorders>
+              <w:top w:val="single" w:sz="4" w:space="0" w:color="000000"/>
+              <w:left w:val="single" w:sz="4" w:space="0" w:color="000000"/>
+              <w:bottom w:val="single" w:sz="4" w:space="0" w:color="000000"/>
+              <w:right w:val="single" w:sz="4" w:space="0" w:color="000000"/>
+            </w:tcBorders>
+            <w:tcMar>
+              <w:top w:w="80" w:type="dxa"/>
+              <w:left w:w="80" w:type="dxa"/>
+              <w:bottom w:w="80" w:type="dxa"/>
+              <w:right w:w="80" w:type="dxa"/>
+            </w:tcMar>
+          </w:tcPr>
+          <w:p>
+            <w:pPr>
+              <w:pStyle w:val="BodyText"/>
+            </w:pPr>
+            <w:r>
+              <w:t>Essential</w:t>
+            </w:r>
+          </w:p>
+        </w:tc>
+        <w:tc>
+          <w:tcPr>
+            <w:tcW w:w="3209" w:type="dxa"/>
+            <w:tcBorders>
+              <w:top w:val="single" w:sz="4" w:space="0" w:color="000000"/>
+              <w:left w:val="single" w:sz="4" w:space="0" w:color="000000"/>
+              <w:bottom w:val="single" w:sz="4" w:space="0" w:color="000000"/>
+              <w:right w:val="single" w:sz="4" w:space="0" w:color="000000"/>
+            </w:tcBorders>
+            <w:tcMar>
+              <w:top w:w="80" w:type="dxa"/>
+              <w:left w:w="80" w:type="dxa"/>
+              <w:bottom w:w="80" w:type="dxa"/>
+              <w:right w:w="80" w:type="dxa"/>
+            </w:tcMar>
+          </w:tcPr>
+          <w:p>
+            <w:pPr>
+              <w:spacing w:after="240"/>
+            </w:pPr>
             <w:r>
               <w:rPr>
                 <w:rFonts w:eastAsia="Aptos" w:cs="Aptos"/>
@@ -766,7 +878,7 @@
                   <w14:bevel/>
                 </w14:textOutline>
               </w:rPr>
-              <w:t xml:space="preserve"> </w:t>
+              <w:t>This functionality allows commercial and non-commercial users to create an account. This is essential for authentication, order tracking and accessing member specific features.</w:t>
             </w:r>
           </w:p>
         </w:tc>
@@ -796,7 +908,7 @@
               <w:pStyle w:val="BodyText"/>
             </w:pPr>
             <w:r>
-              <w:t>UC05</w:t>
+              <w:t>UC06</w:t>
             </w:r>
           </w:p>
         </w:tc>
@@ -820,11 +932,9 @@
             <w:pPr>
               <w:pStyle w:val="BodyText"/>
             </w:pPr>
-            <w:proofErr w:type="spellStart"/>
-            <w:r>
-              <w:t>RegisterAccount</w:t>
-            </w:r>
-            <w:proofErr w:type="spellEnd"/>
+            <w:r>
+              <w:t>Login</w:t>
+            </w:r>
           </w:p>
         </w:tc>
         <w:tc>
@@ -848,7 +958,7 @@
               <w:pStyle w:val="BodyText"/>
             </w:pPr>
             <w:r>
-              <w:t>Essential</w:t>
+              <w:t>Important</w:t>
             </w:r>
           </w:p>
         </w:tc>
@@ -885,8 +995,110 @@
                   <w14:bevel/>
                 </w14:textOutline>
               </w:rPr>
-              <w:t xml:space="preserve">This functionality allows commercial and non-commercial users to create an account. This is essential for authentication, </w:t>
-            </w:r>
+              <w:t>Important as it allows registered users to access accounts and stored information securely.</w:t>
+            </w:r>
+          </w:p>
+        </w:tc>
+      </w:tr>
+      <w:tr>
+        <w:trPr>
+          <w:trHeight w:val="241"/>
+        </w:trPr>
+        <w:tc>
+          <w:tcPr>
+            <w:tcW w:w="1179" w:type="dxa"/>
+            <w:tcBorders>
+              <w:top w:val="single" w:sz="4" w:space="0" w:color="000000"/>
+              <w:left w:val="single" w:sz="4" w:space="0" w:color="000000"/>
+              <w:bottom w:val="single" w:sz="4" w:space="0" w:color="000000"/>
+              <w:right w:val="single" w:sz="4" w:space="0" w:color="000000"/>
+            </w:tcBorders>
+            <w:tcMar>
+              <w:top w:w="80" w:type="dxa"/>
+              <w:left w:w="80" w:type="dxa"/>
+              <w:bottom w:w="80" w:type="dxa"/>
+              <w:right w:w="80" w:type="dxa"/>
+            </w:tcMar>
+          </w:tcPr>
+          <w:p>
+            <w:pPr>
+              <w:pStyle w:val="BodyText"/>
+            </w:pPr>
+            <w:r>
+              <w:t>UC07</w:t>
+            </w:r>
+          </w:p>
+        </w:tc>
+        <w:tc>
+          <w:tcPr>
+            <w:tcW w:w="3161" w:type="dxa"/>
+            <w:tcBorders>
+              <w:top w:val="single" w:sz="4" w:space="0" w:color="000000"/>
+              <w:left w:val="single" w:sz="4" w:space="0" w:color="000000"/>
+              <w:bottom w:val="single" w:sz="4" w:space="0" w:color="000000"/>
+              <w:right w:val="single" w:sz="4" w:space="0" w:color="000000"/>
+            </w:tcBorders>
+            <w:tcMar>
+              <w:top w:w="80" w:type="dxa"/>
+              <w:left w:w="80" w:type="dxa"/>
+              <w:bottom w:w="80" w:type="dxa"/>
+              <w:right w:w="80" w:type="dxa"/>
+            </w:tcMar>
+          </w:tcPr>
+          <w:p>
+            <w:pPr>
+              <w:pStyle w:val="BodyText"/>
+            </w:pPr>
+            <w:r>
+              <w:t>Logout</w:t>
+            </w:r>
+          </w:p>
+        </w:tc>
+        <w:tc>
+          <w:tcPr>
+            <w:tcW w:w="1467" w:type="dxa"/>
+            <w:tcBorders>
+              <w:top w:val="single" w:sz="4" w:space="0" w:color="000000"/>
+              <w:left w:val="single" w:sz="4" w:space="0" w:color="000000"/>
+              <w:bottom w:val="single" w:sz="4" w:space="0" w:color="000000"/>
+              <w:right w:val="single" w:sz="4" w:space="0" w:color="000000"/>
+            </w:tcBorders>
+            <w:tcMar>
+              <w:top w:w="80" w:type="dxa"/>
+              <w:left w:w="80" w:type="dxa"/>
+              <w:bottom w:w="80" w:type="dxa"/>
+              <w:right w:w="80" w:type="dxa"/>
+            </w:tcMar>
+          </w:tcPr>
+          <w:p>
+            <w:pPr>
+              <w:pStyle w:val="BodyText"/>
+            </w:pPr>
+            <w:r>
+              <w:t>Good to have</w:t>
+            </w:r>
+          </w:p>
+        </w:tc>
+        <w:tc>
+          <w:tcPr>
+            <w:tcW w:w="3209" w:type="dxa"/>
+            <w:tcBorders>
+              <w:top w:val="single" w:sz="4" w:space="0" w:color="000000"/>
+              <w:left w:val="single" w:sz="4" w:space="0" w:color="000000"/>
+              <w:bottom w:val="single" w:sz="4" w:space="0" w:color="000000"/>
+              <w:right w:val="single" w:sz="4" w:space="0" w:color="000000"/>
+            </w:tcBorders>
+            <w:tcMar>
+              <w:top w:w="80" w:type="dxa"/>
+              <w:left w:w="80" w:type="dxa"/>
+              <w:bottom w:w="80" w:type="dxa"/>
+              <w:right w:w="80" w:type="dxa"/>
+            </w:tcMar>
+          </w:tcPr>
+          <w:p>
+            <w:pPr>
+              <w:spacing w:after="240"/>
+            </w:pPr>
             <w:r>
               <w:rPr>
                 <w:rFonts w:eastAsia="Aptos" w:cs="Aptos"/>
@@ -900,8 +1112,110 @@
                   <w14:bevel/>
                 </w14:textOutline>
               </w:rPr>
-              <w:t xml:space="preserve">order tracking and </w:t>
-            </w:r>
+              <w:t>Improves session security but system can still operate without explicit logout.</w:t>
+            </w:r>
+          </w:p>
+        </w:tc>
+      </w:tr>
+      <w:tr>
+        <w:trPr>
+          <w:trHeight w:val="241"/>
+        </w:trPr>
+        <w:tc>
+          <w:tcPr>
+            <w:tcW w:w="1179" w:type="dxa"/>
+            <w:tcBorders>
+              <w:top w:val="single" w:sz="4" w:space="0" w:color="000000"/>
+              <w:left w:val="single" w:sz="4" w:space="0" w:color="000000"/>
+              <w:bottom w:val="single" w:sz="4" w:space="0" w:color="000000"/>
+              <w:right w:val="single" w:sz="4" w:space="0" w:color="000000"/>
+            </w:tcBorders>
+            <w:tcMar>
+              <w:top w:w="80" w:type="dxa"/>
+              <w:left w:w="80" w:type="dxa"/>
+              <w:bottom w:w="80" w:type="dxa"/>
+              <w:right w:w="80" w:type="dxa"/>
+            </w:tcMar>
+          </w:tcPr>
+          <w:p>
+            <w:pPr>
+              <w:pStyle w:val="BodyText"/>
+            </w:pPr>
+            <w:r>
+              <w:t>UC08</w:t>
+            </w:r>
+          </w:p>
+        </w:tc>
+        <w:tc>
+          <w:tcPr>
+            <w:tcW w:w="3161" w:type="dxa"/>
+            <w:tcBorders>
+              <w:top w:val="single" w:sz="4" w:space="0" w:color="000000"/>
+              <w:left w:val="single" w:sz="4" w:space="0" w:color="000000"/>
+              <w:bottom w:val="single" w:sz="4" w:space="0" w:color="000000"/>
+              <w:right w:val="single" w:sz="4" w:space="0" w:color="000000"/>
+            </w:tcBorders>
+            <w:tcMar>
+              <w:top w:w="80" w:type="dxa"/>
+              <w:left w:w="80" w:type="dxa"/>
+              <w:bottom w:w="80" w:type="dxa"/>
+              <w:right w:w="80" w:type="dxa"/>
+            </w:tcMar>
+          </w:tcPr>
+          <w:p>
+            <w:pPr>
+              <w:pStyle w:val="BodyText"/>
+            </w:pPr>
+            <w:r>
+              <w:t>Validate</w:t>
+            </w:r>
+          </w:p>
+        </w:tc>
+        <w:tc>
+          <w:tcPr>
+            <w:tcW w:w="1467" w:type="dxa"/>
+            <w:tcBorders>
+              <w:top w:val="single" w:sz="4" w:space="0" w:color="000000"/>
+              <w:left w:val="single" w:sz="4" w:space="0" w:color="000000"/>
+              <w:bottom w:val="single" w:sz="4" w:space="0" w:color="000000"/>
+              <w:right w:val="single" w:sz="4" w:space="0" w:color="000000"/>
+            </w:tcBorders>
+            <w:tcMar>
+              <w:top w:w="80" w:type="dxa"/>
+              <w:left w:w="80" w:type="dxa"/>
+              <w:bottom w:w="80" w:type="dxa"/>
+              <w:right w:w="80" w:type="dxa"/>
+            </w:tcMar>
+          </w:tcPr>
+          <w:p>
+            <w:pPr>
+              <w:pStyle w:val="BodyText"/>
+            </w:pPr>
+            <w:r>
+              <w:t>Essential</w:t>
+            </w:r>
+          </w:p>
+        </w:tc>
+        <w:tc>
+          <w:tcPr>
+            <w:tcW w:w="3209" w:type="dxa"/>
+            <w:tcBorders>
+              <w:top w:val="single" w:sz="4" w:space="0" w:color="000000"/>
+              <w:left w:val="single" w:sz="4" w:space="0" w:color="000000"/>
+              <w:bottom w:val="single" w:sz="4" w:space="0" w:color="000000"/>
+              <w:right w:val="single" w:sz="4" w:space="0" w:color="000000"/>
+            </w:tcBorders>
+            <w:tcMar>
+              <w:top w:w="80" w:type="dxa"/>
+              <w:left w:w="80" w:type="dxa"/>
+              <w:bottom w:w="80" w:type="dxa"/>
+              <w:right w:w="80" w:type="dxa"/>
+            </w:tcMar>
+          </w:tcPr>
+          <w:p>
+            <w:pPr>
+              <w:spacing w:after="240"/>
+            </w:pPr>
             <w:r>
               <w:rPr>
                 <w:rFonts w:eastAsia="Aptos" w:cs="Aptos"/>
@@ -915,7 +1229,7 @@
                   <w14:bevel/>
                 </w14:textOutline>
               </w:rPr>
-              <w:t>accessing member specific features.</w:t>
+              <w:t>This functionality is essential for verifying commercial users. It ensures input validation, data accuracy and maintains system integrity.</w:t>
             </w:r>
           </w:p>
         </w:tc>
@@ -945,7 +1259,7 @@
               <w:pStyle w:val="BodyText"/>
             </w:pPr>
             <w:r>
-              <w:t>UC06</w:t>
+              <w:t>UC09</w:t>
             </w:r>
           </w:p>
         </w:tc>
@@ -969,9 +1283,11 @@
             <w:pPr>
               <w:pStyle w:val="BodyText"/>
             </w:pPr>
-            <w:r>
-              <w:t>Login</w:t>
-            </w:r>
+            <w:proofErr w:type="spellStart"/>
+            <w:r>
+              <w:t>RegisterCommercialAccount</w:t>
+            </w:r>
+            <w:proofErr w:type="spellEnd"/>
           </w:p>
         </w:tc>
         <w:tc>
@@ -1032,8 +1348,112 @@
                   <w14:bevel/>
                 </w14:textOutline>
               </w:rPr>
-              <w:t>Important as it a</w:t>
-            </w:r>
+              <w:t>Supports business customers, expanding system usage but not blocking core retail use.</w:t>
+            </w:r>
+          </w:p>
+        </w:tc>
+      </w:tr>
+      <w:tr>
+        <w:trPr>
+          <w:trHeight w:val="241"/>
+        </w:trPr>
+        <w:tc>
+          <w:tcPr>
+            <w:tcW w:w="1179" w:type="dxa"/>
+            <w:tcBorders>
+              <w:top w:val="single" w:sz="4" w:space="0" w:color="000000"/>
+              <w:left w:val="single" w:sz="4" w:space="0" w:color="000000"/>
+              <w:bottom w:val="single" w:sz="4" w:space="0" w:color="000000"/>
+              <w:right w:val="single" w:sz="4" w:space="0" w:color="000000"/>
+            </w:tcBorders>
+            <w:tcMar>
+              <w:top w:w="80" w:type="dxa"/>
+              <w:left w:w="80" w:type="dxa"/>
+              <w:bottom w:w="80" w:type="dxa"/>
+              <w:right w:w="80" w:type="dxa"/>
+            </w:tcMar>
+          </w:tcPr>
+          <w:p>
+            <w:pPr>
+              <w:pStyle w:val="BodyText"/>
+            </w:pPr>
+            <w:r>
+              <w:t>UC10</w:t>
+            </w:r>
+          </w:p>
+        </w:tc>
+        <w:tc>
+          <w:tcPr>
+            <w:tcW w:w="3161" w:type="dxa"/>
+            <w:tcBorders>
+              <w:top w:val="single" w:sz="4" w:space="0" w:color="000000"/>
+              <w:left w:val="single" w:sz="4" w:space="0" w:color="000000"/>
+              <w:bottom w:val="single" w:sz="4" w:space="0" w:color="000000"/>
+              <w:right w:val="single" w:sz="4" w:space="0" w:color="000000"/>
+            </w:tcBorders>
+            <w:tcMar>
+              <w:top w:w="80" w:type="dxa"/>
+              <w:left w:w="80" w:type="dxa"/>
+              <w:bottom w:w="80" w:type="dxa"/>
+              <w:right w:w="80" w:type="dxa"/>
+            </w:tcMar>
+          </w:tcPr>
+          <w:p>
+            <w:pPr>
+              <w:pStyle w:val="BodyText"/>
+            </w:pPr>
+            <w:proofErr w:type="spellStart"/>
+            <w:r>
+              <w:t>RegisterNonCommercialAccount</w:t>
+            </w:r>
+            <w:proofErr w:type="spellEnd"/>
+          </w:p>
+        </w:tc>
+        <w:tc>
+          <w:tcPr>
+            <w:tcW w:w="1467" w:type="dxa"/>
+            <w:tcBorders>
+              <w:top w:val="single" w:sz="4" w:space="0" w:color="000000"/>
+              <w:left w:val="single" w:sz="4" w:space="0" w:color="000000"/>
+              <w:bottom w:val="single" w:sz="4" w:space="0" w:color="000000"/>
+              <w:right w:val="single" w:sz="4" w:space="0" w:color="000000"/>
+            </w:tcBorders>
+            <w:tcMar>
+              <w:top w:w="80" w:type="dxa"/>
+              <w:left w:w="80" w:type="dxa"/>
+              <w:bottom w:w="80" w:type="dxa"/>
+              <w:right w:w="80" w:type="dxa"/>
+            </w:tcMar>
+          </w:tcPr>
+          <w:p>
+            <w:pPr>
+              <w:pStyle w:val="BodyText"/>
+            </w:pPr>
+            <w:r>
+              <w:t>Important</w:t>
+            </w:r>
+          </w:p>
+        </w:tc>
+        <w:tc>
+          <w:tcPr>
+            <w:tcW w:w="3209" w:type="dxa"/>
+            <w:tcBorders>
+              <w:top w:val="single" w:sz="4" w:space="0" w:color="000000"/>
+              <w:left w:val="single" w:sz="4" w:space="0" w:color="000000"/>
+              <w:bottom w:val="single" w:sz="4" w:space="0" w:color="000000"/>
+              <w:right w:val="single" w:sz="4" w:space="0" w:color="000000"/>
+            </w:tcBorders>
+            <w:tcMar>
+              <w:top w:w="80" w:type="dxa"/>
+              <w:left w:w="80" w:type="dxa"/>
+              <w:bottom w:w="80" w:type="dxa"/>
+              <w:right w:w="80" w:type="dxa"/>
+            </w:tcMar>
+          </w:tcPr>
+          <w:p>
+            <w:pPr>
+              <w:spacing w:after="240"/>
+            </w:pPr>
             <w:r>
               <w:rPr>
                 <w:rFonts w:eastAsia="Aptos" w:cs="Aptos"/>
@@ -1047,8 +1467,113 @@
                   <w14:bevel/>
                 </w14:textOutline>
               </w:rPr>
-              <w:t>llows re</w:t>
-            </w:r>
+              <w:t>Enables standard customer onboarding for account-based purchases.</w:t>
+            </w:r>
+          </w:p>
+        </w:tc>
+      </w:tr>
+      <w:tr>
+        <w:trPr>
+          <w:trHeight w:val="241"/>
+        </w:trPr>
+        <w:tc>
+          <w:tcPr>
+            <w:tcW w:w="1179" w:type="dxa"/>
+            <w:tcBorders>
+              <w:top w:val="single" w:sz="4" w:space="0" w:color="000000"/>
+              <w:left w:val="single" w:sz="4" w:space="0" w:color="000000"/>
+              <w:bottom w:val="single" w:sz="4" w:space="0" w:color="000000"/>
+              <w:right w:val="single" w:sz="4" w:space="0" w:color="000000"/>
+            </w:tcBorders>
+            <w:tcMar>
+              <w:top w:w="80" w:type="dxa"/>
+              <w:left w:w="80" w:type="dxa"/>
+              <w:bottom w:w="80" w:type="dxa"/>
+              <w:right w:w="80" w:type="dxa"/>
+            </w:tcMar>
+          </w:tcPr>
+          <w:p>
+            <w:pPr>
+              <w:pStyle w:val="BodyText"/>
+            </w:pPr>
+            <w:r>
+              <w:lastRenderedPageBreak/>
+              <w:t>UC11</w:t>
+            </w:r>
+          </w:p>
+        </w:tc>
+        <w:tc>
+          <w:tcPr>
+            <w:tcW w:w="3161" w:type="dxa"/>
+            <w:tcBorders>
+              <w:top w:val="single" w:sz="4" w:space="0" w:color="000000"/>
+              <w:left w:val="single" w:sz="4" w:space="0" w:color="000000"/>
+              <w:bottom w:val="single" w:sz="4" w:space="0" w:color="000000"/>
+              <w:right w:val="single" w:sz="4" w:space="0" w:color="000000"/>
+            </w:tcBorders>
+            <w:tcMar>
+              <w:top w:w="80" w:type="dxa"/>
+              <w:left w:w="80" w:type="dxa"/>
+              <w:bottom w:w="80" w:type="dxa"/>
+              <w:right w:w="80" w:type="dxa"/>
+            </w:tcMar>
+          </w:tcPr>
+          <w:p>
+            <w:pPr>
+              <w:pStyle w:val="BodyText"/>
+            </w:pPr>
+            <w:proofErr w:type="spellStart"/>
+            <w:r>
+              <w:t>ValidateDetails</w:t>
+            </w:r>
+            <w:proofErr w:type="spellEnd"/>
+          </w:p>
+        </w:tc>
+        <w:tc>
+          <w:tcPr>
+            <w:tcW w:w="1467" w:type="dxa"/>
+            <w:tcBorders>
+              <w:top w:val="single" w:sz="4" w:space="0" w:color="000000"/>
+              <w:left w:val="single" w:sz="4" w:space="0" w:color="000000"/>
+              <w:bottom w:val="single" w:sz="4" w:space="0" w:color="000000"/>
+              <w:right w:val="single" w:sz="4" w:space="0" w:color="000000"/>
+            </w:tcBorders>
+            <w:tcMar>
+              <w:top w:w="80" w:type="dxa"/>
+              <w:left w:w="80" w:type="dxa"/>
+              <w:bottom w:w="80" w:type="dxa"/>
+              <w:right w:w="80" w:type="dxa"/>
+            </w:tcMar>
+          </w:tcPr>
+          <w:p>
+            <w:pPr>
+              <w:pStyle w:val="BodyText"/>
+            </w:pPr>
+            <w:r>
+              <w:t>Important</w:t>
+            </w:r>
+          </w:p>
+        </w:tc>
+        <w:tc>
+          <w:tcPr>
+            <w:tcW w:w="3209" w:type="dxa"/>
+            <w:tcBorders>
+              <w:top w:val="single" w:sz="4" w:space="0" w:color="000000"/>
+              <w:left w:val="single" w:sz="4" w:space="0" w:color="000000"/>
+              <w:bottom w:val="single" w:sz="4" w:space="0" w:color="000000"/>
+              <w:right w:val="single" w:sz="4" w:space="0" w:color="000000"/>
+            </w:tcBorders>
+            <w:tcMar>
+              <w:top w:w="80" w:type="dxa"/>
+              <w:left w:w="80" w:type="dxa"/>
+              <w:bottom w:w="80" w:type="dxa"/>
+              <w:right w:w="80" w:type="dxa"/>
+            </w:tcMar>
+          </w:tcPr>
+          <w:p>
+            <w:pPr>
+              <w:spacing w:after="240"/>
+            </w:pPr>
             <w:r>
               <w:rPr>
                 <w:rFonts w:eastAsia="Aptos" w:cs="Aptos"/>
@@ -1062,8 +1587,112 @@
                   <w14:bevel/>
                 </w14:textOutline>
               </w:rPr>
-              <w:t xml:space="preserve">gistered </w:t>
-            </w:r>
+              <w:t>Ensures user-submitted data correctness, reducing operational errors.</w:t>
+            </w:r>
+          </w:p>
+        </w:tc>
+      </w:tr>
+      <w:tr>
+        <w:trPr>
+          <w:trHeight w:val="241"/>
+        </w:trPr>
+        <w:tc>
+          <w:tcPr>
+            <w:tcW w:w="1179" w:type="dxa"/>
+            <w:tcBorders>
+              <w:top w:val="single" w:sz="4" w:space="0" w:color="000000"/>
+              <w:left w:val="single" w:sz="4" w:space="0" w:color="000000"/>
+              <w:bottom w:val="single" w:sz="4" w:space="0" w:color="000000"/>
+              <w:right w:val="single" w:sz="4" w:space="0" w:color="000000"/>
+            </w:tcBorders>
+            <w:tcMar>
+              <w:top w:w="80" w:type="dxa"/>
+              <w:left w:w="80" w:type="dxa"/>
+              <w:bottom w:w="80" w:type="dxa"/>
+              <w:right w:w="80" w:type="dxa"/>
+            </w:tcMar>
+          </w:tcPr>
+          <w:p>
+            <w:pPr>
+              <w:pStyle w:val="BodyText"/>
+            </w:pPr>
+            <w:r>
+              <w:t>UC12</w:t>
+            </w:r>
+          </w:p>
+        </w:tc>
+        <w:tc>
+          <w:tcPr>
+            <w:tcW w:w="3161" w:type="dxa"/>
+            <w:tcBorders>
+              <w:top w:val="single" w:sz="4" w:space="0" w:color="000000"/>
+              <w:left w:val="single" w:sz="4" w:space="0" w:color="000000"/>
+              <w:bottom w:val="single" w:sz="4" w:space="0" w:color="000000"/>
+              <w:right w:val="single" w:sz="4" w:space="0" w:color="000000"/>
+            </w:tcBorders>
+            <w:tcMar>
+              <w:top w:w="80" w:type="dxa"/>
+              <w:left w:w="80" w:type="dxa"/>
+              <w:bottom w:w="80" w:type="dxa"/>
+              <w:right w:w="80" w:type="dxa"/>
+            </w:tcMar>
+          </w:tcPr>
+          <w:p>
+            <w:pPr>
+              <w:pStyle w:val="BodyText"/>
+            </w:pPr>
+            <w:proofErr w:type="spellStart"/>
+            <w:r>
+              <w:t>SMTP_Notification</w:t>
+            </w:r>
+            <w:proofErr w:type="spellEnd"/>
+          </w:p>
+        </w:tc>
+        <w:tc>
+          <w:tcPr>
+            <w:tcW w:w="1467" w:type="dxa"/>
+            <w:tcBorders>
+              <w:top w:val="single" w:sz="4" w:space="0" w:color="000000"/>
+              <w:left w:val="single" w:sz="4" w:space="0" w:color="000000"/>
+              <w:bottom w:val="single" w:sz="4" w:space="0" w:color="000000"/>
+              <w:right w:val="single" w:sz="4" w:space="0" w:color="000000"/>
+            </w:tcBorders>
+            <w:tcMar>
+              <w:top w:w="80" w:type="dxa"/>
+              <w:left w:w="80" w:type="dxa"/>
+              <w:bottom w:w="80" w:type="dxa"/>
+              <w:right w:w="80" w:type="dxa"/>
+            </w:tcMar>
+          </w:tcPr>
+          <w:p>
+            <w:pPr>
+              <w:pStyle w:val="BodyText"/>
+            </w:pPr>
+            <w:r>
+              <w:t>Important</w:t>
+            </w:r>
+          </w:p>
+        </w:tc>
+        <w:tc>
+          <w:tcPr>
+            <w:tcW w:w="3209" w:type="dxa"/>
+            <w:tcBorders>
+              <w:top w:val="single" w:sz="4" w:space="0" w:color="000000"/>
+              <w:left w:val="single" w:sz="4" w:space="0" w:color="000000"/>
+              <w:bottom w:val="single" w:sz="4" w:space="0" w:color="000000"/>
+              <w:right w:val="single" w:sz="4" w:space="0" w:color="000000"/>
+            </w:tcBorders>
+            <w:tcMar>
+              <w:top w:w="80" w:type="dxa"/>
+              <w:left w:w="80" w:type="dxa"/>
+              <w:bottom w:w="80" w:type="dxa"/>
+              <w:right w:w="80" w:type="dxa"/>
+            </w:tcMar>
+          </w:tcPr>
+          <w:p>
+            <w:pPr>
+              <w:spacing w:after="240"/>
+            </w:pPr>
             <w:r>
               <w:rPr>
                 <w:rFonts w:eastAsia="Aptos" w:cs="Aptos"/>
@@ -1077,7 +1706,7 @@
                   <w14:bevel/>
                 </w14:textOutline>
               </w:rPr>
-              <w:t>users to access accounts and stored information securely.</w:t>
+              <w:t>Provides transaction confirmations and user communications improving reliability.</w:t>
             </w:r>
           </w:p>
         </w:tc>
@@ -1107,7 +1736,7 @@
               <w:pStyle w:val="BodyText"/>
             </w:pPr>
             <w:r>
-              <w:t>UC07</w:t>
+              <w:t>UC13</w:t>
             </w:r>
           </w:p>
         </w:tc>
@@ -1131,9 +1760,11 @@
             <w:pPr>
               <w:pStyle w:val="BodyText"/>
             </w:pPr>
-            <w:r>
-              <w:t>Logout</w:t>
-            </w:r>
+            <w:proofErr w:type="spellStart"/>
+            <w:r>
+              <w:t>PromptPasswordChange</w:t>
+            </w:r>
+            <w:proofErr w:type="spellEnd"/>
           </w:p>
         </w:tc>
         <w:tc>
@@ -1194,110 +1825,8 @@
                   <w14:bevel/>
                 </w14:textOutline>
               </w:rPr>
-              <w:t>Improves session security but system can still operate without explicit logout.</w:t>
-            </w:r>
-          </w:p>
-        </w:tc>
-      </w:tr>
-      <w:tr>
-        <w:trPr>
-          <w:trHeight w:val="241"/>
-        </w:trPr>
-        <w:tc>
-          <w:tcPr>
-            <w:tcW w:w="1179" w:type="dxa"/>
-            <w:tcBorders>
-              <w:top w:val="single" w:sz="4" w:space="0" w:color="000000"/>
-              <w:left w:val="single" w:sz="4" w:space="0" w:color="000000"/>
-              <w:bottom w:val="single" w:sz="4" w:space="0" w:color="000000"/>
-              <w:right w:val="single" w:sz="4" w:space="0" w:color="000000"/>
-            </w:tcBorders>
-            <w:tcMar>
-              <w:top w:w="80" w:type="dxa"/>
-              <w:left w:w="80" w:type="dxa"/>
-              <w:bottom w:w="80" w:type="dxa"/>
-              <w:right w:w="80" w:type="dxa"/>
-            </w:tcMar>
-          </w:tcPr>
-          <w:p>
-            <w:pPr>
-              <w:pStyle w:val="BodyText"/>
-            </w:pPr>
-            <w:r>
-              <w:t>UC08</w:t>
-            </w:r>
-          </w:p>
-        </w:tc>
-        <w:tc>
-          <w:tcPr>
-            <w:tcW w:w="3161" w:type="dxa"/>
-            <w:tcBorders>
-              <w:top w:val="single" w:sz="4" w:space="0" w:color="000000"/>
-              <w:left w:val="single" w:sz="4" w:space="0" w:color="000000"/>
-              <w:bottom w:val="single" w:sz="4" w:space="0" w:color="000000"/>
-              <w:right w:val="single" w:sz="4" w:space="0" w:color="000000"/>
-            </w:tcBorders>
-            <w:tcMar>
-              <w:top w:w="80" w:type="dxa"/>
-              <w:left w:w="80" w:type="dxa"/>
-              <w:bottom w:w="80" w:type="dxa"/>
-              <w:right w:w="80" w:type="dxa"/>
-            </w:tcMar>
-          </w:tcPr>
-          <w:p>
-            <w:pPr>
-              <w:pStyle w:val="BodyText"/>
-            </w:pPr>
-            <w:r>
-              <w:t>Validate</w:t>
-            </w:r>
-          </w:p>
-        </w:tc>
-        <w:tc>
-          <w:tcPr>
-            <w:tcW w:w="1467" w:type="dxa"/>
-            <w:tcBorders>
-              <w:top w:val="single" w:sz="4" w:space="0" w:color="000000"/>
-              <w:left w:val="single" w:sz="4" w:space="0" w:color="000000"/>
-              <w:bottom w:val="single" w:sz="4" w:space="0" w:color="000000"/>
-              <w:right w:val="single" w:sz="4" w:space="0" w:color="000000"/>
-            </w:tcBorders>
-            <w:tcMar>
-              <w:top w:w="80" w:type="dxa"/>
-              <w:left w:w="80" w:type="dxa"/>
-              <w:bottom w:w="80" w:type="dxa"/>
-              <w:right w:w="80" w:type="dxa"/>
-            </w:tcMar>
-          </w:tcPr>
-          <w:p>
-            <w:pPr>
-              <w:pStyle w:val="BodyText"/>
-            </w:pPr>
-            <w:r>
-              <w:t>Essential</w:t>
-            </w:r>
-          </w:p>
-        </w:tc>
-        <w:tc>
-          <w:tcPr>
-            <w:tcW w:w="3209" w:type="dxa"/>
-            <w:tcBorders>
-              <w:top w:val="single" w:sz="4" w:space="0" w:color="000000"/>
-              <w:left w:val="single" w:sz="4" w:space="0" w:color="000000"/>
-              <w:bottom w:val="single" w:sz="4" w:space="0" w:color="000000"/>
-              <w:right w:val="single" w:sz="4" w:space="0" w:color="000000"/>
-            </w:tcBorders>
-            <w:tcMar>
-              <w:top w:w="80" w:type="dxa"/>
-              <w:left w:w="80" w:type="dxa"/>
-              <w:bottom w:w="80" w:type="dxa"/>
-              <w:right w:w="80" w:type="dxa"/>
-            </w:tcMar>
-          </w:tcPr>
-          <w:p>
-            <w:pPr>
-              <w:spacing w:after="240"/>
-            </w:pPr>
+              <w:t xml:space="preserve">Enhances long-term </w:t>
+            </w:r>
             <w:r>
               <w:rPr>
                 <w:rFonts w:eastAsia="Aptos" w:cs="Aptos"/>
@@ -1311,7 +1840,7 @@
                   <w14:bevel/>
                 </w14:textOutline>
               </w:rPr>
-              <w:t>This functionality is essential for verifying commercial users. It ensures i</w:t>
+              <w:t xml:space="preserve">account </w:t>
             </w:r>
             <w:r>
               <w:rPr>
@@ -1326,7 +1855,7 @@
                   <w14:bevel/>
                 </w14:textOutline>
               </w:rPr>
-              <w:t>nput validation</w:t>
+              <w:t>security but not required for core</w:t>
             </w:r>
             <w:r>
               <w:rPr>
@@ -1341,7 +1870,7 @@
                   <w14:bevel/>
                 </w14:textOutline>
               </w:rPr>
-              <w:t xml:space="preserve">, </w:t>
+              <w:t xml:space="preserve"> system </w:t>
             </w:r>
             <w:r>
               <w:rPr>
@@ -1356,8 +1885,112 @@
                   <w14:bevel/>
                 </w14:textOutline>
               </w:rPr>
-              <w:t>data accuracy</w:t>
-            </w:r>
+              <w:t>operations.</w:t>
+            </w:r>
+          </w:p>
+        </w:tc>
+      </w:tr>
+      <w:tr>
+        <w:trPr>
+          <w:trHeight w:val="241"/>
+        </w:trPr>
+        <w:tc>
+          <w:tcPr>
+            <w:tcW w:w="1179" w:type="dxa"/>
+            <w:tcBorders>
+              <w:top w:val="single" w:sz="4" w:space="0" w:color="000000"/>
+              <w:left w:val="single" w:sz="4" w:space="0" w:color="000000"/>
+              <w:bottom w:val="single" w:sz="4" w:space="0" w:color="000000"/>
+              <w:right w:val="single" w:sz="4" w:space="0" w:color="000000"/>
+            </w:tcBorders>
+            <w:tcMar>
+              <w:top w:w="80" w:type="dxa"/>
+              <w:left w:w="80" w:type="dxa"/>
+              <w:bottom w:w="80" w:type="dxa"/>
+              <w:right w:w="80" w:type="dxa"/>
+            </w:tcMar>
+          </w:tcPr>
+          <w:p>
+            <w:pPr>
+              <w:pStyle w:val="BodyText"/>
+            </w:pPr>
+            <w:r>
+              <w:t>UC14</w:t>
+            </w:r>
+          </w:p>
+        </w:tc>
+        <w:tc>
+          <w:tcPr>
+            <w:tcW w:w="3161" w:type="dxa"/>
+            <w:tcBorders>
+              <w:top w:val="single" w:sz="4" w:space="0" w:color="000000"/>
+              <w:left w:val="single" w:sz="4" w:space="0" w:color="000000"/>
+              <w:bottom w:val="single" w:sz="4" w:space="0" w:color="000000"/>
+              <w:right w:val="single" w:sz="4" w:space="0" w:color="000000"/>
+            </w:tcBorders>
+            <w:tcMar>
+              <w:top w:w="80" w:type="dxa"/>
+              <w:left w:w="80" w:type="dxa"/>
+              <w:bottom w:w="80" w:type="dxa"/>
+              <w:right w:w="80" w:type="dxa"/>
+            </w:tcMar>
+          </w:tcPr>
+          <w:p>
+            <w:pPr>
+              <w:pStyle w:val="BodyText"/>
+            </w:pPr>
+            <w:proofErr w:type="spellStart"/>
+            <w:r>
+              <w:t>EditUserDetails</w:t>
+            </w:r>
+            <w:proofErr w:type="spellEnd"/>
+          </w:p>
+        </w:tc>
+        <w:tc>
+          <w:tcPr>
+            <w:tcW w:w="1467" w:type="dxa"/>
+            <w:tcBorders>
+              <w:top w:val="single" w:sz="4" w:space="0" w:color="000000"/>
+              <w:left w:val="single" w:sz="4" w:space="0" w:color="000000"/>
+              <w:bottom w:val="single" w:sz="4" w:space="0" w:color="000000"/>
+              <w:right w:val="single" w:sz="4" w:space="0" w:color="000000"/>
+            </w:tcBorders>
+            <w:tcMar>
+              <w:top w:w="80" w:type="dxa"/>
+              <w:left w:w="80" w:type="dxa"/>
+              <w:bottom w:w="80" w:type="dxa"/>
+              <w:right w:w="80" w:type="dxa"/>
+            </w:tcMar>
+          </w:tcPr>
+          <w:p>
+            <w:pPr>
+              <w:pStyle w:val="BodyText"/>
+            </w:pPr>
+            <w:r>
+              <w:t>Good to have</w:t>
+            </w:r>
+          </w:p>
+        </w:tc>
+        <w:tc>
+          <w:tcPr>
+            <w:tcW w:w="3209" w:type="dxa"/>
+            <w:tcBorders>
+              <w:top w:val="single" w:sz="4" w:space="0" w:color="000000"/>
+              <w:left w:val="single" w:sz="4" w:space="0" w:color="000000"/>
+              <w:bottom w:val="single" w:sz="4" w:space="0" w:color="000000"/>
+              <w:right w:val="single" w:sz="4" w:space="0" w:color="000000"/>
+            </w:tcBorders>
+            <w:tcMar>
+              <w:top w:w="80" w:type="dxa"/>
+              <w:left w:w="80" w:type="dxa"/>
+              <w:bottom w:w="80" w:type="dxa"/>
+              <w:right w:w="80" w:type="dxa"/>
+            </w:tcMar>
+          </w:tcPr>
+          <w:p>
+            <w:pPr>
+              <w:spacing w:after="240"/>
+            </w:pPr>
             <w:r>
               <w:rPr>
                 <w:rFonts w:eastAsia="Aptos" w:cs="Aptos"/>
@@ -1371,8 +2004,112 @@
                   <w14:bevel/>
                 </w14:textOutline>
               </w:rPr>
-              <w:t xml:space="preserve"> </w:t>
-            </w:r>
+              <w:t>Improves usability by allowing profile updates but not critical for purchases.</w:t>
+            </w:r>
+          </w:p>
+        </w:tc>
+      </w:tr>
+      <w:tr>
+        <w:trPr>
+          <w:trHeight w:val="241"/>
+        </w:trPr>
+        <w:tc>
+          <w:tcPr>
+            <w:tcW w:w="1179" w:type="dxa"/>
+            <w:tcBorders>
+              <w:top w:val="single" w:sz="4" w:space="0" w:color="000000"/>
+              <w:left w:val="single" w:sz="4" w:space="0" w:color="000000"/>
+              <w:bottom w:val="single" w:sz="4" w:space="0" w:color="000000"/>
+              <w:right w:val="single" w:sz="4" w:space="0" w:color="000000"/>
+            </w:tcBorders>
+            <w:tcMar>
+              <w:top w:w="80" w:type="dxa"/>
+              <w:left w:w="80" w:type="dxa"/>
+              <w:bottom w:w="80" w:type="dxa"/>
+              <w:right w:w="80" w:type="dxa"/>
+            </w:tcMar>
+          </w:tcPr>
+          <w:p>
+            <w:pPr>
+              <w:pStyle w:val="BodyText"/>
+            </w:pPr>
+            <w:r>
+              <w:t>UC15</w:t>
+            </w:r>
+          </w:p>
+        </w:tc>
+        <w:tc>
+          <w:tcPr>
+            <w:tcW w:w="3161" w:type="dxa"/>
+            <w:tcBorders>
+              <w:top w:val="single" w:sz="4" w:space="0" w:color="000000"/>
+              <w:left w:val="single" w:sz="4" w:space="0" w:color="000000"/>
+              <w:bottom w:val="single" w:sz="4" w:space="0" w:color="000000"/>
+              <w:right w:val="single" w:sz="4" w:space="0" w:color="000000"/>
+            </w:tcBorders>
+            <w:tcMar>
+              <w:top w:w="80" w:type="dxa"/>
+              <w:left w:w="80" w:type="dxa"/>
+              <w:bottom w:w="80" w:type="dxa"/>
+              <w:right w:w="80" w:type="dxa"/>
+            </w:tcMar>
+          </w:tcPr>
+          <w:p>
+            <w:pPr>
+              <w:pStyle w:val="BodyText"/>
+            </w:pPr>
+            <w:proofErr w:type="spellStart"/>
+            <w:r>
+              <w:t>ChangePassword</w:t>
+            </w:r>
+            <w:proofErr w:type="spellEnd"/>
+          </w:p>
+        </w:tc>
+        <w:tc>
+          <w:tcPr>
+            <w:tcW w:w="1467" w:type="dxa"/>
+            <w:tcBorders>
+              <w:top w:val="single" w:sz="4" w:space="0" w:color="000000"/>
+              <w:left w:val="single" w:sz="4" w:space="0" w:color="000000"/>
+              <w:bottom w:val="single" w:sz="4" w:space="0" w:color="000000"/>
+              <w:right w:val="single" w:sz="4" w:space="0" w:color="000000"/>
+            </w:tcBorders>
+            <w:tcMar>
+              <w:top w:w="80" w:type="dxa"/>
+              <w:left w:w="80" w:type="dxa"/>
+              <w:bottom w:w="80" w:type="dxa"/>
+              <w:right w:w="80" w:type="dxa"/>
+            </w:tcMar>
+          </w:tcPr>
+          <w:p>
+            <w:pPr>
+              <w:pStyle w:val="BodyText"/>
+            </w:pPr>
+            <w:r>
+              <w:t>Good to have</w:t>
+            </w:r>
+          </w:p>
+        </w:tc>
+        <w:tc>
+          <w:tcPr>
+            <w:tcW w:w="3209" w:type="dxa"/>
+            <w:tcBorders>
+              <w:top w:val="single" w:sz="4" w:space="0" w:color="000000"/>
+              <w:left w:val="single" w:sz="4" w:space="0" w:color="000000"/>
+              <w:bottom w:val="single" w:sz="4" w:space="0" w:color="000000"/>
+              <w:right w:val="single" w:sz="4" w:space="0" w:color="000000"/>
+            </w:tcBorders>
+            <w:tcMar>
+              <w:top w:w="80" w:type="dxa"/>
+              <w:left w:w="80" w:type="dxa"/>
+              <w:bottom w:w="80" w:type="dxa"/>
+              <w:right w:w="80" w:type="dxa"/>
+            </w:tcMar>
+          </w:tcPr>
+          <w:p>
+            <w:pPr>
+              <w:spacing w:after="240"/>
+            </w:pPr>
             <w:r>
               <w:rPr>
                 <w:rFonts w:eastAsia="Aptos" w:cs="Aptos"/>
@@ -1386,7 +2123,7 @@
                   <w14:bevel/>
                 </w14:textOutline>
               </w:rPr>
-              <w:t>and maintains system integrity.</w:t>
+              <w:t>Security enhancement allowing users to maintain account protection.</w:t>
             </w:r>
           </w:p>
         </w:tc>
@@ -1416,7 +2153,7 @@
               <w:pStyle w:val="BodyText"/>
             </w:pPr>
             <w:r>
-              <w:t>UC09</w:t>
+              <w:t>UC16</w:t>
             </w:r>
           </w:p>
         </w:tc>
@@ -1442,7 +2179,7 @@
             </w:pPr>
             <w:proofErr w:type="spellStart"/>
             <w:r>
-              <w:t>RegisterCommercialAccount</w:t>
+              <w:t>AddToCart</w:t>
             </w:r>
             <w:proofErr w:type="spellEnd"/>
           </w:p>
@@ -1468,7 +2205,7 @@
               <w:pStyle w:val="BodyText"/>
             </w:pPr>
             <w:r>
-              <w:t>Important</w:t>
+              <w:t>Essential</w:t>
             </w:r>
           </w:p>
         </w:tc>
@@ -1505,7 +2242,7 @@
                   <w14:bevel/>
                 </w14:textOutline>
               </w:rPr>
-              <w:t>Supports business customers, expanding system usage but not blocking core retail use.</w:t>
+              <w:t>This is essential as it allows users to collect selected items before proceeding to checkout.</w:t>
             </w:r>
           </w:p>
         </w:tc>
@@ -1535,7 +2272,7 @@
               <w:pStyle w:val="BodyText"/>
             </w:pPr>
             <w:r>
-              <w:t>UC10</w:t>
+              <w:t>UC17</w:t>
             </w:r>
           </w:p>
         </w:tc>
@@ -1561,7 +2298,7 @@
             </w:pPr>
             <w:proofErr w:type="spellStart"/>
             <w:r>
-              <w:t>RegisterNonCommercialAccount</w:t>
+              <w:t>CustomerAuthentication</w:t>
             </w:r>
             <w:proofErr w:type="spellEnd"/>
           </w:p>
@@ -1624,7 +2361,7 @@
                   <w14:bevel/>
                 </w14:textOutline>
               </w:rPr>
-              <w:t>Enables standard customer onboarding for account-based purchases.</w:t>
+              <w:t>This is important for system security. It ensures secure access to protected account features.</w:t>
             </w:r>
           </w:p>
         </w:tc>
@@ -1654,8 +2391,7 @@
               <w:pStyle w:val="BodyText"/>
             </w:pPr>
             <w:r>
-              <w:lastRenderedPageBreak/>
-              <w:t>UC11</w:t>
+              <w:t>UC18</w:t>
             </w:r>
           </w:p>
         </w:tc>
@@ -1679,11 +2415,9 @@
             <w:pPr>
               <w:pStyle w:val="BodyText"/>
             </w:pPr>
-            <w:proofErr w:type="spellStart"/>
-            <w:r>
-              <w:t>ValidateDetails</w:t>
-            </w:r>
-            <w:proofErr w:type="spellEnd"/>
+            <w:r>
+              <w:t>Payment</w:t>
+            </w:r>
           </w:p>
         </w:tc>
         <w:tc>
@@ -1744,7 +2478,7 @@
                   <w14:bevel/>
                 </w14:textOutline>
               </w:rPr>
-              <w:t>Ensures user-submitted data correctness, reducing operational errors.</w:t>
+              <w:t>Enables payment processing; essential for real-world deployment though checkout logic may exist separately.</w:t>
             </w:r>
           </w:p>
         </w:tc>
@@ -1774,7 +2508,7 @@
               <w:pStyle w:val="BodyText"/>
             </w:pPr>
             <w:r>
-              <w:t>UC12</w:t>
+              <w:t>UC19</w:t>
             </w:r>
           </w:p>
         </w:tc>
@@ -1800,7 +2534,7 @@
             </w:pPr>
             <w:proofErr w:type="spellStart"/>
             <w:r>
-              <w:t>SMTP_Notification</w:t>
+              <w:t>CalculateTax</w:t>
             </w:r>
             <w:proofErr w:type="spellEnd"/>
           </w:p>
@@ -1826,7 +2560,7 @@
               <w:pStyle w:val="BodyText"/>
             </w:pPr>
             <w:r>
-              <w:t>Important</w:t>
+              <w:t>Good to have</w:t>
             </w:r>
           </w:p>
         </w:tc>
@@ -1863,7 +2597,7 @@
                   <w14:bevel/>
                 </w14:textOutline>
               </w:rPr>
-              <w:t>Provides transaction confirmations and user communications improving reliability.</w:t>
+              <w:t>Needed for pricing accuracy but system purchasing logic can still function conceptually without it.</w:t>
             </w:r>
           </w:p>
         </w:tc>
@@ -1893,7 +2627,7 @@
               <w:pStyle w:val="BodyText"/>
             </w:pPr>
             <w:r>
-              <w:t>UC13</w:t>
+              <w:t>UC20</w:t>
             </w:r>
           </w:p>
         </w:tc>
@@ -1919,7 +2653,7 @@
             </w:pPr>
             <w:proofErr w:type="spellStart"/>
             <w:r>
-              <w:t>PromptPasswordChange</w:t>
+              <w:t>ViewCart</w:t>
             </w:r>
             <w:proofErr w:type="spellEnd"/>
           </w:p>
@@ -1945,7 +2679,7 @@
               <w:pStyle w:val="BodyText"/>
             </w:pPr>
             <w:r>
-              <w:t>Good to have</w:t>
+              <w:t>Essential</w:t>
             </w:r>
           </w:p>
         </w:tc>
@@ -1982,7 +2716,7 @@
                   <w14:bevel/>
                 </w14:textOutline>
               </w:rPr>
-              <w:t xml:space="preserve">Enhances long-term </w:t>
+              <w:t>Users must review selected items before proceeding to checkout.</w:t>
             </w:r>
             <w:r>
               <w:rPr>
@@ -1997,8 +2731,112 @@
                   <w14:bevel/>
                 </w14:textOutline>
               </w:rPr>
-              <w:t xml:space="preserve">account </w:t>
-            </w:r>
+              <w:t xml:space="preserve"> This is essential for verifying orders before checkout.</w:t>
+            </w:r>
+          </w:p>
+        </w:tc>
+      </w:tr>
+      <w:tr>
+        <w:trPr>
+          <w:trHeight w:val="740"/>
+        </w:trPr>
+        <w:tc>
+          <w:tcPr>
+            <w:tcW w:w="1179" w:type="dxa"/>
+            <w:tcBorders>
+              <w:top w:val="single" w:sz="4" w:space="0" w:color="000000"/>
+              <w:left w:val="single" w:sz="4" w:space="0" w:color="000000"/>
+              <w:bottom w:val="single" w:sz="4" w:space="0" w:color="000000"/>
+              <w:right w:val="single" w:sz="4" w:space="0" w:color="000000"/>
+            </w:tcBorders>
+            <w:tcMar>
+              <w:top w:w="80" w:type="dxa"/>
+              <w:left w:w="80" w:type="dxa"/>
+              <w:bottom w:w="80" w:type="dxa"/>
+              <w:right w:w="80" w:type="dxa"/>
+            </w:tcMar>
+          </w:tcPr>
+          <w:p>
+            <w:pPr>
+              <w:pStyle w:val="BodyText"/>
+            </w:pPr>
+            <w:r>
+              <w:t>UC21</w:t>
+            </w:r>
+          </w:p>
+        </w:tc>
+        <w:tc>
+          <w:tcPr>
+            <w:tcW w:w="3161" w:type="dxa"/>
+            <w:tcBorders>
+              <w:top w:val="single" w:sz="4" w:space="0" w:color="000000"/>
+              <w:left w:val="single" w:sz="4" w:space="0" w:color="000000"/>
+              <w:bottom w:val="single" w:sz="4" w:space="0" w:color="000000"/>
+              <w:right w:val="single" w:sz="4" w:space="0" w:color="000000"/>
+            </w:tcBorders>
+            <w:tcMar>
+              <w:top w:w="80" w:type="dxa"/>
+              <w:left w:w="80" w:type="dxa"/>
+              <w:bottom w:w="80" w:type="dxa"/>
+              <w:right w:w="80" w:type="dxa"/>
+            </w:tcMar>
+          </w:tcPr>
+          <w:p>
+            <w:pPr>
+              <w:pStyle w:val="BodyText"/>
+            </w:pPr>
+            <w:proofErr w:type="spellStart"/>
+            <w:r>
+              <w:t>UpdateCart</w:t>
+            </w:r>
+            <w:proofErr w:type="spellEnd"/>
+          </w:p>
+        </w:tc>
+        <w:tc>
+          <w:tcPr>
+            <w:tcW w:w="1467" w:type="dxa"/>
+            <w:tcBorders>
+              <w:top w:val="single" w:sz="4" w:space="0" w:color="000000"/>
+              <w:left w:val="single" w:sz="4" w:space="0" w:color="000000"/>
+              <w:bottom w:val="single" w:sz="4" w:space="0" w:color="000000"/>
+              <w:right w:val="single" w:sz="4" w:space="0" w:color="000000"/>
+            </w:tcBorders>
+            <w:tcMar>
+              <w:top w:w="80" w:type="dxa"/>
+              <w:left w:w="80" w:type="dxa"/>
+              <w:bottom w:w="80" w:type="dxa"/>
+              <w:right w:w="80" w:type="dxa"/>
+            </w:tcMar>
+          </w:tcPr>
+          <w:p>
+            <w:pPr>
+              <w:pStyle w:val="BodyText"/>
+            </w:pPr>
+            <w:r>
+              <w:t>Essential</w:t>
+            </w:r>
+          </w:p>
+        </w:tc>
+        <w:tc>
+          <w:tcPr>
+            <w:tcW w:w="3209" w:type="dxa"/>
+            <w:tcBorders>
+              <w:top w:val="single" w:sz="4" w:space="0" w:color="000000"/>
+              <w:left w:val="single" w:sz="4" w:space="0" w:color="000000"/>
+              <w:bottom w:val="single" w:sz="4" w:space="0" w:color="000000"/>
+              <w:right w:val="single" w:sz="4" w:space="0" w:color="000000"/>
+            </w:tcBorders>
+            <w:tcMar>
+              <w:top w:w="80" w:type="dxa"/>
+              <w:left w:w="80" w:type="dxa"/>
+              <w:bottom w:w="80" w:type="dxa"/>
+              <w:right w:w="80" w:type="dxa"/>
+            </w:tcMar>
+          </w:tcPr>
+          <w:p>
+            <w:pPr>
+              <w:spacing w:after="240"/>
+            </w:pPr>
             <w:r>
               <w:rPr>
                 <w:rFonts w:eastAsia="Aptos" w:cs="Aptos"/>
@@ -2012,7 +2850,7 @@
                   <w14:bevel/>
                 </w14:textOutline>
               </w:rPr>
-              <w:t>security but not required for core operations.</w:t>
+              <w:t>Allows users to modify quantities or remove items before checkout to ensure order accuracy.</w:t>
             </w:r>
           </w:p>
         </w:tc>
@@ -2042,7 +2880,8 @@
               <w:pStyle w:val="BodyText"/>
             </w:pPr>
             <w:r>
-              <w:t>UC14</w:t>
+              <w:lastRenderedPageBreak/>
+              <w:t>UC22</w:t>
             </w:r>
           </w:p>
         </w:tc>
@@ -2068,7 +2907,7 @@
             </w:pPr>
             <w:proofErr w:type="spellStart"/>
             <w:r>
-              <w:t>EditUserDetails</w:t>
+              <w:t>SearchCatalogue</w:t>
             </w:r>
             <w:proofErr w:type="spellEnd"/>
           </w:p>
@@ -2094,7 +2933,7 @@
               <w:pStyle w:val="BodyText"/>
             </w:pPr>
             <w:r>
-              <w:t>Good to have</w:t>
+              <w:t>Important</w:t>
             </w:r>
           </w:p>
         </w:tc>
@@ -2115,23 +2954,12 @@
             </w:tcMar>
           </w:tcPr>
           <w:p>
-            <w:pPr>
-              <w:spacing w:after="240"/>
-            </w:pPr>
-            <w:r>
-              <w:rPr>
-                <w:rFonts w:eastAsia="Aptos" w:cs="Aptos"/>
-                <w:color w:val="000000"/>
-                <w:sz w:val="22"/>
-                <w:szCs w:val="22"/>
-                <w:u w:color="000000"/>
-                <w14:textOutline w14:w="0" w14:cap="flat" w14:cmpd="sng" w14:algn="ctr">
-                  <w14:noFill/>
-                  <w14:prstDash w14:val="solid"/>
-                  <w14:bevel/>
-                </w14:textOutline>
-              </w:rPr>
-              <w:t>Improves usability by allowing profile updates but not critical for purchases.</w:t>
+            <w:r>
+              <w:rPr>
+                <w:sz w:val="22"/>
+                <w:szCs w:val="22"/>
+              </w:rPr>
+              <w:t>This functionality helps customers find products more easily. The system can still operate without it as customers are able to browse the catalogue.</w:t>
             </w:r>
           </w:p>
         </w:tc>
@@ -2161,7 +2989,7 @@
               <w:pStyle w:val="BodyText"/>
             </w:pPr>
             <w:r>
-              <w:t>UC15</w:t>
+              <w:t>UC23</w:t>
             </w:r>
           </w:p>
         </w:tc>
@@ -2187,7 +3015,7 @@
             </w:pPr>
             <w:proofErr w:type="spellStart"/>
             <w:r>
-              <w:t>ChangePassword</w:t>
+              <w:t>CalculateTotal</w:t>
             </w:r>
             <w:proofErr w:type="spellEnd"/>
           </w:p>
@@ -2213,7 +3041,7 @@
               <w:pStyle w:val="BodyText"/>
             </w:pPr>
             <w:r>
-              <w:t>Good to have</w:t>
+              <w:t>Essential</w:t>
             </w:r>
           </w:p>
         </w:tc>
@@ -2235,22 +3063,38 @@
           </w:tcPr>
           <w:p>
             <w:pPr>
-              <w:spacing w:after="240"/>
-            </w:pPr>
-            <w:r>
-              <w:rPr>
-                <w:rFonts w:eastAsia="Aptos" w:cs="Aptos"/>
-                <w:color w:val="000000"/>
-                <w:sz w:val="22"/>
-                <w:szCs w:val="22"/>
-                <w:u w:color="000000"/>
-                <w14:textOutline w14:w="0" w14:cap="flat" w14:cmpd="sng" w14:algn="ctr">
-                  <w14:noFill/>
-                  <w14:prstDash w14:val="solid"/>
-                  <w14:bevel/>
-                </w14:textOutline>
-              </w:rPr>
-              <w:t>Security enhancement allowing users to maintain account protection.</w:t>
+              <w:rPr>
+                <w:sz w:val="22"/>
+                <w:szCs w:val="22"/>
+              </w:rPr>
+            </w:pPr>
+            <w:r>
+              <w:rPr>
+                <w:sz w:val="22"/>
+                <w:szCs w:val="22"/>
+              </w:rPr>
+              <w:t xml:space="preserve">This is an essential part of the checkout process. Before the payment </w:t>
+            </w:r>
+            <w:r>
+              <w:rPr>
+                <w:sz w:val="22"/>
+                <w:szCs w:val="22"/>
+              </w:rPr>
+              <w:t>can be</w:t>
+            </w:r>
+            <w:r>
+              <w:rPr>
+                <w:sz w:val="22"/>
+                <w:szCs w:val="22"/>
+              </w:rPr>
+              <w:t xml:space="preserve"> </w:t>
+            </w:r>
+            <w:r>
+              <w:rPr>
+                <w:sz w:val="22"/>
+                <w:szCs w:val="22"/>
+              </w:rPr>
+              <w:t>completed, the system must calculate the total.</w:t>
             </w:r>
           </w:p>
         </w:tc>
@@ -2280,7 +3124,7 @@
               <w:pStyle w:val="BodyText"/>
             </w:pPr>
             <w:r>
-              <w:t>UC16</w:t>
+              <w:t>UC24</w:t>
             </w:r>
           </w:p>
         </w:tc>
@@ -2306,7 +3150,7 @@
             </w:pPr>
             <w:proofErr w:type="spellStart"/>
             <w:r>
-              <w:t>AddToCart</w:t>
+              <w:t>MakePromotion</w:t>
             </w:r>
             <w:proofErr w:type="spellEnd"/>
           </w:p>
@@ -2332,7 +3176,7 @@
               <w:pStyle w:val="BodyText"/>
             </w:pPr>
             <w:r>
-              <w:t>Essential</w:t>
+              <w:t>Important</w:t>
             </w:r>
           </w:p>
         </w:tc>
@@ -2354,22 +3198,17 @@
           </w:tcPr>
           <w:p>
             <w:pPr>
-              <w:spacing w:after="240"/>
-            </w:pPr>
-            <w:r>
-              <w:rPr>
-                <w:rFonts w:eastAsia="Aptos" w:cs="Aptos"/>
-                <w:color w:val="000000"/>
-                <w:sz w:val="22"/>
-                <w:szCs w:val="22"/>
-                <w:u w:color="000000"/>
-                <w14:textOutline w14:w="0" w14:cap="flat" w14:cmpd="sng" w14:algn="ctr">
-                  <w14:noFill/>
-                  <w14:prstDash w14:val="solid"/>
-                  <w14:bevel/>
-                </w14:textOutline>
-              </w:rPr>
-              <w:t>This is essential as it allows users to collect selected items before proceeding to checkout.</w:t>
+              <w:rPr>
+                <w:sz w:val="22"/>
+                <w:szCs w:val="22"/>
+              </w:rPr>
+            </w:pPr>
+            <w:r>
+              <w:rPr>
+                <w:sz w:val="22"/>
+                <w:szCs w:val="22"/>
+              </w:rPr>
+              <w:t>This functionality is important because the system can operate without promotions. However, promotions increase business value.</w:t>
             </w:r>
           </w:p>
         </w:tc>
@@ -2399,7 +3238,7 @@
               <w:pStyle w:val="BodyText"/>
             </w:pPr>
             <w:r>
-              <w:t>UC17</w:t>
+              <w:t>UC25</w:t>
             </w:r>
           </w:p>
         </w:tc>
@@ -2425,7 +3264,7 @@
             </w:pPr>
             <w:proofErr w:type="spellStart"/>
             <w:r>
-              <w:t>CustomerAuthentication</w:t>
+              <w:t>TimeoutPromotion</w:t>
             </w:r>
             <w:proofErr w:type="spellEnd"/>
           </w:p>
@@ -2451,7 +3290,7 @@
               <w:pStyle w:val="BodyText"/>
             </w:pPr>
             <w:r>
-              <w:t>Important</w:t>
+              <w:t>Good to have</w:t>
             </w:r>
           </w:p>
         </w:tc>
@@ -2472,38 +3311,54 @@
             </w:tcMar>
           </w:tcPr>
           <w:p>
-            <w:pPr>
-              <w:spacing w:after="240"/>
-            </w:pPr>
-            <w:r>
-              <w:rPr>
-                <w:rFonts w:eastAsia="Aptos" w:cs="Aptos"/>
-                <w:color w:val="000000"/>
-                <w:sz w:val="22"/>
-                <w:szCs w:val="22"/>
-                <w:u w:color="000000"/>
-                <w14:textOutline w14:w="0" w14:cap="flat" w14:cmpd="sng" w14:algn="ctr">
-                  <w14:noFill/>
-                  <w14:prstDash w14:val="solid"/>
-                  <w14:bevel/>
-                </w14:textOutline>
-              </w:rPr>
-              <w:t>This is important for system security. It e</w:t>
-            </w:r>
-            <w:r>
-              <w:rPr>
-                <w:rFonts w:eastAsia="Aptos" w:cs="Aptos"/>
-                <w:color w:val="000000"/>
-                <w:sz w:val="22"/>
-                <w:szCs w:val="22"/>
-                <w:u w:color="000000"/>
-                <w14:textOutline w14:w="0" w14:cap="flat" w14:cmpd="sng" w14:algn="ctr">
-                  <w14:noFill/>
-                  <w14:prstDash w14:val="solid"/>
-                  <w14:bevel/>
-                </w14:textOutline>
-              </w:rPr>
-              <w:t>nsures secure access to protected account features.</w:t>
+            <w:r>
+              <w:rPr>
+                <w:sz w:val="22"/>
+                <w:szCs w:val="22"/>
+              </w:rPr>
+              <w:t xml:space="preserve">Handles promotion expiry but </w:t>
+            </w:r>
+            <w:r>
+              <w:rPr>
+                <w:sz w:val="22"/>
+                <w:szCs w:val="22"/>
+              </w:rPr>
+              <w:t>A</w:t>
+            </w:r>
+            <w:r>
+              <w:rPr>
+                <w:sz w:val="22"/>
+                <w:szCs w:val="22"/>
+              </w:rPr>
+              <w:t>dmin</w:t>
+            </w:r>
+            <w:r>
+              <w:rPr>
+                <w:sz w:val="22"/>
+                <w:szCs w:val="22"/>
+              </w:rPr>
+              <w:t xml:space="preserve"> </w:t>
+            </w:r>
+            <w:r>
+              <w:rPr>
+                <w:sz w:val="22"/>
+                <w:szCs w:val="22"/>
+              </w:rPr>
+              <w:t>can manually manage promotions</w:t>
+            </w:r>
+            <w:r>
+              <w:rPr>
+                <w:sz w:val="22"/>
+                <w:szCs w:val="22"/>
+              </w:rPr>
+              <w:t xml:space="preserve"> so this just helps with efficiency</w:t>
+            </w:r>
+            <w:r>
+              <w:rPr>
+                <w:sz w:val="22"/>
+                <w:szCs w:val="22"/>
+              </w:rPr>
+              <w:t>.</w:t>
             </w:r>
           </w:p>
         </w:tc>
@@ -2533,7 +3388,7 @@
               <w:pStyle w:val="BodyText"/>
             </w:pPr>
             <w:r>
-              <w:t>UC18</w:t>
+              <w:t>UC26</w:t>
             </w:r>
           </w:p>
         </w:tc>
@@ -2557,9 +3412,11 @@
             <w:pPr>
               <w:pStyle w:val="BodyText"/>
             </w:pPr>
-            <w:r>
-              <w:t>Payment</w:t>
-            </w:r>
+            <w:proofErr w:type="spellStart"/>
+            <w:r>
+              <w:t>GenerateReport</w:t>
+            </w:r>
+            <w:proofErr w:type="spellEnd"/>
           </w:p>
         </w:tc>
         <w:tc>
@@ -2583,7 +3440,7 @@
               <w:pStyle w:val="BodyText"/>
             </w:pPr>
             <w:r>
-              <w:t>Important</w:t>
+              <w:t>Good to have</w:t>
             </w:r>
           </w:p>
         </w:tc>
@@ -2605,22 +3462,87 @@
           </w:tcPr>
           <w:p>
             <w:pPr>
-              <w:spacing w:after="240"/>
-            </w:pPr>
-            <w:r>
-              <w:rPr>
-                <w:rFonts w:eastAsia="Aptos" w:cs="Aptos"/>
-                <w:color w:val="000000"/>
-                <w:sz w:val="22"/>
-                <w:szCs w:val="22"/>
-                <w:u w:color="000000"/>
-                <w14:textOutline w14:w="0" w14:cap="flat" w14:cmpd="sng" w14:algn="ctr">
-                  <w14:noFill/>
-                  <w14:prstDash w14:val="solid"/>
-                  <w14:bevel/>
-                </w14:textOutline>
-              </w:rPr>
-              <w:t>Enables payment processing; essential for real-world deployment though checkout logic may exist separately.</w:t>
+              <w:rPr>
+                <w:sz w:val="22"/>
+                <w:szCs w:val="22"/>
+              </w:rPr>
+            </w:pPr>
+            <w:r>
+              <w:rPr>
+                <w:sz w:val="22"/>
+                <w:szCs w:val="22"/>
+              </w:rPr>
+              <w:t xml:space="preserve">Reports can help </w:t>
+            </w:r>
+            <w:r>
+              <w:rPr>
+                <w:sz w:val="22"/>
+                <w:szCs w:val="22"/>
+              </w:rPr>
+              <w:t>A</w:t>
+            </w:r>
+            <w:r>
+              <w:rPr>
+                <w:sz w:val="22"/>
+                <w:szCs w:val="22"/>
+              </w:rPr>
+              <w:t>dmi</w:t>
+            </w:r>
+            <w:r>
+              <w:rPr>
+                <w:sz w:val="22"/>
+                <w:szCs w:val="22"/>
+              </w:rPr>
+              <w:t xml:space="preserve">n to </w:t>
+            </w:r>
+            <w:r>
+              <w:rPr>
+                <w:sz w:val="22"/>
+                <w:szCs w:val="22"/>
+              </w:rPr>
+              <w:t>review system activity</w:t>
+            </w:r>
+            <w:r>
+              <w:rPr>
+                <w:sz w:val="22"/>
+                <w:szCs w:val="22"/>
+              </w:rPr>
+              <w:t xml:space="preserve"> and performance</w:t>
+            </w:r>
+            <w:r>
+              <w:rPr>
+                <w:sz w:val="22"/>
+                <w:szCs w:val="22"/>
+              </w:rPr>
+              <w:t xml:space="preserve"> but not required</w:t>
+            </w:r>
+            <w:r>
+              <w:rPr>
+                <w:sz w:val="22"/>
+                <w:szCs w:val="22"/>
+              </w:rPr>
+              <w:t xml:space="preserve"> for the system </w:t>
+            </w:r>
+            <w:r>
+              <w:rPr>
+                <w:sz w:val="22"/>
+                <w:szCs w:val="22"/>
+              </w:rPr>
+              <w:t xml:space="preserve">to </w:t>
+            </w:r>
+            <w:r>
+              <w:rPr>
+                <w:sz w:val="22"/>
+                <w:szCs w:val="22"/>
+              </w:rPr>
+              <w:t>operate</w:t>
+            </w:r>
+            <w:r>
+              <w:rPr>
+                <w:sz w:val="22"/>
+                <w:szCs w:val="22"/>
+              </w:rPr>
+              <w:t>.</w:t>
             </w:r>
           </w:p>
         </w:tc>
@@ -2650,7 +3572,7 @@
               <w:pStyle w:val="BodyText"/>
             </w:pPr>
             <w:r>
-              <w:t>UC19</w:t>
+              <w:t>UC27</w:t>
             </w:r>
           </w:p>
         </w:tc>
@@ -2676,7 +3598,7 @@
             </w:pPr>
             <w:proofErr w:type="spellStart"/>
             <w:r>
-              <w:t>CalculateTax</w:t>
+              <w:t>SearchPromotion</w:t>
             </w:r>
             <w:proofErr w:type="spellEnd"/>
           </w:p>
@@ -2723,521 +3645,19 @@
             </w:tcMar>
           </w:tcPr>
           <w:p>
-            <w:pPr>
-              <w:spacing w:after="240"/>
-            </w:pPr>
-            <w:r>
-              <w:rPr>
-                <w:rFonts w:eastAsia="Aptos" w:cs="Aptos"/>
-                <w:color w:val="000000"/>
-                <w:sz w:val="22"/>
-                <w:szCs w:val="22"/>
-                <w:u w:color="000000"/>
-                <w14:textOutline w14:w="0" w14:cap="flat" w14:cmpd="sng" w14:algn="ctr">
-                  <w14:noFill/>
-                  <w14:prstDash w14:val="solid"/>
-                  <w14:bevel/>
-                </w14:textOutline>
-              </w:rPr>
-              <w:t>Needed for pricing accuracy but system purchasing logic can still function conceptually without it.</w:t>
-            </w:r>
-          </w:p>
-        </w:tc>
-      </w:tr>
-      <w:tr>
-        <w:trPr>
-          <w:trHeight w:val="241"/>
-        </w:trPr>
-        <w:tc>
-          <w:tcPr>
-            <w:tcW w:w="1179" w:type="dxa"/>
-            <w:tcBorders>
-              <w:top w:val="single" w:sz="4" w:space="0" w:color="000000"/>
-              <w:left w:val="single" w:sz="4" w:space="0" w:color="000000"/>
-              <w:bottom w:val="single" w:sz="4" w:space="0" w:color="000000"/>
-              <w:right w:val="single" w:sz="4" w:space="0" w:color="000000"/>
-            </w:tcBorders>
-            <w:tcMar>
-              <w:top w:w="80" w:type="dxa"/>
-              <w:left w:w="80" w:type="dxa"/>
-              <w:bottom w:w="80" w:type="dxa"/>
-              <w:right w:w="80" w:type="dxa"/>
-            </w:tcMar>
-          </w:tcPr>
-          <w:p>
-            <w:pPr>
-              <w:pStyle w:val="BodyText"/>
-            </w:pPr>
-            <w:r>
-              <w:t>UC20</w:t>
-            </w:r>
-          </w:p>
-        </w:tc>
-        <w:tc>
-          <w:tcPr>
-            <w:tcW w:w="3161" w:type="dxa"/>
-            <w:tcBorders>
-              <w:top w:val="single" w:sz="4" w:space="0" w:color="000000"/>
-              <w:left w:val="single" w:sz="4" w:space="0" w:color="000000"/>
-              <w:bottom w:val="single" w:sz="4" w:space="0" w:color="000000"/>
-              <w:right w:val="single" w:sz="4" w:space="0" w:color="000000"/>
-            </w:tcBorders>
-            <w:tcMar>
-              <w:top w:w="80" w:type="dxa"/>
-              <w:left w:w="80" w:type="dxa"/>
-              <w:bottom w:w="80" w:type="dxa"/>
-              <w:right w:w="80" w:type="dxa"/>
-            </w:tcMar>
-          </w:tcPr>
-          <w:p>
-            <w:pPr>
-              <w:pStyle w:val="BodyText"/>
-            </w:pPr>
-            <w:proofErr w:type="spellStart"/>
-            <w:r>
-              <w:t>ViewCart</w:t>
-            </w:r>
-            <w:proofErr w:type="spellEnd"/>
-          </w:p>
-        </w:tc>
-        <w:tc>
-          <w:tcPr>
-            <w:tcW w:w="1467" w:type="dxa"/>
-            <w:tcBorders>
-              <w:top w:val="single" w:sz="4" w:space="0" w:color="000000"/>
-              <w:left w:val="single" w:sz="4" w:space="0" w:color="000000"/>
-              <w:bottom w:val="single" w:sz="4" w:space="0" w:color="000000"/>
-              <w:right w:val="single" w:sz="4" w:space="0" w:color="000000"/>
-            </w:tcBorders>
-            <w:tcMar>
-              <w:top w:w="80" w:type="dxa"/>
-              <w:left w:w="80" w:type="dxa"/>
-              <w:bottom w:w="80" w:type="dxa"/>
-              <w:right w:w="80" w:type="dxa"/>
-            </w:tcMar>
-          </w:tcPr>
-          <w:p>
-            <w:pPr>
-              <w:pStyle w:val="BodyText"/>
-            </w:pPr>
-            <w:r>
-              <w:t>Essential</w:t>
-            </w:r>
-          </w:p>
-        </w:tc>
-        <w:tc>
-          <w:tcPr>
-            <w:tcW w:w="3209" w:type="dxa"/>
-            <w:tcBorders>
-              <w:top w:val="single" w:sz="4" w:space="0" w:color="000000"/>
-              <w:left w:val="single" w:sz="4" w:space="0" w:color="000000"/>
-              <w:bottom w:val="single" w:sz="4" w:space="0" w:color="000000"/>
-              <w:right w:val="single" w:sz="4" w:space="0" w:color="000000"/>
-            </w:tcBorders>
-            <w:tcMar>
-              <w:top w:w="80" w:type="dxa"/>
-              <w:left w:w="80" w:type="dxa"/>
-              <w:bottom w:w="80" w:type="dxa"/>
-              <w:right w:w="80" w:type="dxa"/>
-            </w:tcMar>
-          </w:tcPr>
-          <w:p>
-            <w:pPr>
-              <w:spacing w:after="240"/>
-            </w:pPr>
-            <w:r>
-              <w:rPr>
-                <w:rFonts w:eastAsia="Aptos" w:cs="Aptos"/>
-                <w:color w:val="000000"/>
-                <w:sz w:val="22"/>
-                <w:szCs w:val="22"/>
-                <w:u w:color="000000"/>
-                <w14:textOutline w14:w="0" w14:cap="flat" w14:cmpd="sng" w14:algn="ctr">
-                  <w14:noFill/>
-                  <w14:prstDash w14:val="solid"/>
-                  <w14:bevel/>
-                </w14:textOutline>
-              </w:rPr>
-              <w:t>Users must review selected items before proceeding to checkout.</w:t>
-            </w:r>
-            <w:r>
-              <w:rPr>
-                <w:rFonts w:eastAsia="Aptos" w:cs="Aptos"/>
-                <w:color w:val="000000"/>
-                <w:sz w:val="22"/>
-                <w:szCs w:val="22"/>
-                <w:u w:color="000000"/>
-                <w14:textOutline w14:w="0" w14:cap="flat" w14:cmpd="sng" w14:algn="ctr">
-                  <w14:noFill/>
-                  <w14:prstDash w14:val="solid"/>
-                  <w14:bevel/>
-                </w14:textOutline>
-              </w:rPr>
-              <w:t xml:space="preserve"> This is essential for verifying orders before checkout.</w:t>
-            </w:r>
-          </w:p>
-        </w:tc>
-      </w:tr>
-      <w:tr>
-        <w:trPr>
-          <w:trHeight w:val="740"/>
-        </w:trPr>
-        <w:tc>
-          <w:tcPr>
-            <w:tcW w:w="1179" w:type="dxa"/>
-            <w:tcBorders>
-              <w:top w:val="single" w:sz="4" w:space="0" w:color="000000"/>
-              <w:left w:val="single" w:sz="4" w:space="0" w:color="000000"/>
-              <w:bottom w:val="single" w:sz="4" w:space="0" w:color="000000"/>
-              <w:right w:val="single" w:sz="4" w:space="0" w:color="000000"/>
-            </w:tcBorders>
-            <w:tcMar>
-              <w:top w:w="80" w:type="dxa"/>
-              <w:left w:w="80" w:type="dxa"/>
-              <w:bottom w:w="80" w:type="dxa"/>
-              <w:right w:w="80" w:type="dxa"/>
-            </w:tcMar>
-          </w:tcPr>
-          <w:p>
-            <w:pPr>
-              <w:pStyle w:val="BodyText"/>
-            </w:pPr>
-            <w:r>
-              <w:t>UC21</w:t>
-            </w:r>
-          </w:p>
-        </w:tc>
-        <w:tc>
-          <w:tcPr>
-            <w:tcW w:w="3161" w:type="dxa"/>
-            <w:tcBorders>
-              <w:top w:val="single" w:sz="4" w:space="0" w:color="000000"/>
-              <w:left w:val="single" w:sz="4" w:space="0" w:color="000000"/>
-              <w:bottom w:val="single" w:sz="4" w:space="0" w:color="000000"/>
-              <w:right w:val="single" w:sz="4" w:space="0" w:color="000000"/>
-            </w:tcBorders>
-            <w:tcMar>
-              <w:top w:w="80" w:type="dxa"/>
-              <w:left w:w="80" w:type="dxa"/>
-              <w:bottom w:w="80" w:type="dxa"/>
-              <w:right w:w="80" w:type="dxa"/>
-            </w:tcMar>
-          </w:tcPr>
-          <w:p>
-            <w:pPr>
-              <w:pStyle w:val="BodyText"/>
-            </w:pPr>
-            <w:proofErr w:type="spellStart"/>
-            <w:r>
-              <w:t>UpdateCart</w:t>
-            </w:r>
-            <w:proofErr w:type="spellEnd"/>
-          </w:p>
-        </w:tc>
-        <w:tc>
-          <w:tcPr>
-            <w:tcW w:w="1467" w:type="dxa"/>
-            <w:tcBorders>
-              <w:top w:val="single" w:sz="4" w:space="0" w:color="000000"/>
-              <w:left w:val="single" w:sz="4" w:space="0" w:color="000000"/>
-              <w:bottom w:val="single" w:sz="4" w:space="0" w:color="000000"/>
-              <w:right w:val="single" w:sz="4" w:space="0" w:color="000000"/>
-            </w:tcBorders>
-            <w:tcMar>
-              <w:top w:w="80" w:type="dxa"/>
-              <w:left w:w="80" w:type="dxa"/>
-              <w:bottom w:w="80" w:type="dxa"/>
-              <w:right w:w="80" w:type="dxa"/>
-            </w:tcMar>
-          </w:tcPr>
-          <w:p>
-            <w:pPr>
-              <w:pStyle w:val="BodyText"/>
-            </w:pPr>
-            <w:r>
-              <w:t>Essential</w:t>
-            </w:r>
-          </w:p>
-        </w:tc>
-        <w:tc>
-          <w:tcPr>
-            <w:tcW w:w="3209" w:type="dxa"/>
-            <w:tcBorders>
-              <w:top w:val="single" w:sz="4" w:space="0" w:color="000000"/>
-              <w:left w:val="single" w:sz="4" w:space="0" w:color="000000"/>
-              <w:bottom w:val="single" w:sz="4" w:space="0" w:color="000000"/>
-              <w:right w:val="single" w:sz="4" w:space="0" w:color="000000"/>
-            </w:tcBorders>
-            <w:tcMar>
-              <w:top w:w="80" w:type="dxa"/>
-              <w:left w:w="80" w:type="dxa"/>
-              <w:bottom w:w="80" w:type="dxa"/>
-              <w:right w:w="80" w:type="dxa"/>
-            </w:tcMar>
-          </w:tcPr>
-          <w:p>
-            <w:pPr>
-              <w:spacing w:after="240"/>
-            </w:pPr>
-            <w:r>
-              <w:rPr>
-                <w:rFonts w:eastAsia="Aptos" w:cs="Aptos"/>
-                <w:color w:val="000000"/>
-                <w:sz w:val="22"/>
-                <w:szCs w:val="22"/>
-                <w:u w:color="000000"/>
-                <w14:textOutline w14:w="0" w14:cap="flat" w14:cmpd="sng" w14:algn="ctr">
-                  <w14:noFill/>
-                  <w14:prstDash w14:val="solid"/>
-                  <w14:bevel/>
-                </w14:textOutline>
-              </w:rPr>
-              <w:t>Allows u</w:t>
-            </w:r>
-            <w:r>
-              <w:rPr>
-                <w:rFonts w:eastAsia="Aptos" w:cs="Aptos"/>
-                <w:color w:val="000000"/>
-                <w:sz w:val="22"/>
-                <w:szCs w:val="22"/>
-                <w:u w:color="000000"/>
-                <w14:textOutline w14:w="0" w14:cap="flat" w14:cmpd="sng" w14:algn="ctr">
-                  <w14:noFill/>
-                  <w14:prstDash w14:val="solid"/>
-                  <w14:bevel/>
-                </w14:textOutline>
-              </w:rPr>
-              <w:t>sers to modify quantities or remove items before checkout to ensure order accuracy.</w:t>
-            </w:r>
-          </w:p>
-        </w:tc>
-      </w:tr>
-      <w:tr>
-        <w:trPr>
-          <w:trHeight w:val="241"/>
-        </w:trPr>
-        <w:tc>
-          <w:tcPr>
-            <w:tcW w:w="1179" w:type="dxa"/>
-            <w:tcBorders>
-              <w:top w:val="single" w:sz="4" w:space="0" w:color="000000"/>
-              <w:left w:val="single" w:sz="4" w:space="0" w:color="000000"/>
-              <w:bottom w:val="single" w:sz="4" w:space="0" w:color="000000"/>
-              <w:right w:val="single" w:sz="4" w:space="0" w:color="000000"/>
-            </w:tcBorders>
-            <w:tcMar>
-              <w:top w:w="80" w:type="dxa"/>
-              <w:left w:w="80" w:type="dxa"/>
-              <w:bottom w:w="80" w:type="dxa"/>
-              <w:right w:w="80" w:type="dxa"/>
-            </w:tcMar>
-          </w:tcPr>
-          <w:p>
-            <w:pPr>
-              <w:pStyle w:val="BodyText"/>
-            </w:pPr>
-            <w:r>
-              <w:lastRenderedPageBreak/>
-              <w:t>UC22</w:t>
-            </w:r>
-          </w:p>
-        </w:tc>
-        <w:tc>
-          <w:tcPr>
-            <w:tcW w:w="3161" w:type="dxa"/>
-            <w:tcBorders>
-              <w:top w:val="single" w:sz="4" w:space="0" w:color="000000"/>
-              <w:left w:val="single" w:sz="4" w:space="0" w:color="000000"/>
-              <w:bottom w:val="single" w:sz="4" w:space="0" w:color="000000"/>
-              <w:right w:val="single" w:sz="4" w:space="0" w:color="000000"/>
-            </w:tcBorders>
-            <w:tcMar>
-              <w:top w:w="80" w:type="dxa"/>
-              <w:left w:w="80" w:type="dxa"/>
-              <w:bottom w:w="80" w:type="dxa"/>
-              <w:right w:w="80" w:type="dxa"/>
-            </w:tcMar>
-          </w:tcPr>
-          <w:p>
-            <w:pPr>
-              <w:pStyle w:val="BodyText"/>
-            </w:pPr>
-            <w:proofErr w:type="spellStart"/>
-            <w:r>
-              <w:t>SearchCatalogue</w:t>
-            </w:r>
-            <w:proofErr w:type="spellEnd"/>
-          </w:p>
-        </w:tc>
-        <w:tc>
-          <w:tcPr>
-            <w:tcW w:w="1467" w:type="dxa"/>
-            <w:tcBorders>
-              <w:top w:val="single" w:sz="4" w:space="0" w:color="000000"/>
-              <w:left w:val="single" w:sz="4" w:space="0" w:color="000000"/>
-              <w:bottom w:val="single" w:sz="4" w:space="0" w:color="000000"/>
-              <w:right w:val="single" w:sz="4" w:space="0" w:color="000000"/>
-            </w:tcBorders>
-            <w:tcMar>
-              <w:top w:w="80" w:type="dxa"/>
-              <w:left w:w="80" w:type="dxa"/>
-              <w:bottom w:w="80" w:type="dxa"/>
-              <w:right w:w="80" w:type="dxa"/>
-            </w:tcMar>
-          </w:tcPr>
-          <w:p>
-            <w:pPr>
-              <w:pStyle w:val="BodyText"/>
-            </w:pPr>
-            <w:r>
-              <w:t>Important</w:t>
-            </w:r>
-          </w:p>
-        </w:tc>
-        <w:tc>
-          <w:tcPr>
-            <w:tcW w:w="3209" w:type="dxa"/>
-            <w:tcBorders>
-              <w:top w:val="single" w:sz="4" w:space="0" w:color="000000"/>
-              <w:left w:val="single" w:sz="4" w:space="0" w:color="000000"/>
-              <w:bottom w:val="single" w:sz="4" w:space="0" w:color="000000"/>
-              <w:right w:val="single" w:sz="4" w:space="0" w:color="000000"/>
-            </w:tcBorders>
-            <w:tcMar>
-              <w:top w:w="80" w:type="dxa"/>
-              <w:left w:w="80" w:type="dxa"/>
-              <w:bottom w:w="80" w:type="dxa"/>
-              <w:right w:w="80" w:type="dxa"/>
-            </w:tcMar>
-          </w:tcPr>
-          <w:p>
-            <w:r>
-              <w:rPr>
-                <w:sz w:val="22"/>
-                <w:szCs w:val="22"/>
-              </w:rPr>
-              <w:t>This functionality helps customers find products more easily. The system can still operate without it as customers are able to browse the catalogue.</w:t>
-            </w:r>
-          </w:p>
-        </w:tc>
-      </w:tr>
-      <w:tr>
-        <w:trPr>
-          <w:trHeight w:val="241"/>
-        </w:trPr>
-        <w:tc>
-          <w:tcPr>
-            <w:tcW w:w="1179" w:type="dxa"/>
-            <w:tcBorders>
-              <w:top w:val="single" w:sz="4" w:space="0" w:color="000000"/>
-              <w:left w:val="single" w:sz="4" w:space="0" w:color="000000"/>
-              <w:bottom w:val="single" w:sz="4" w:space="0" w:color="000000"/>
-              <w:right w:val="single" w:sz="4" w:space="0" w:color="000000"/>
-            </w:tcBorders>
-            <w:tcMar>
-              <w:top w:w="80" w:type="dxa"/>
-              <w:left w:w="80" w:type="dxa"/>
-              <w:bottom w:w="80" w:type="dxa"/>
-              <w:right w:w="80" w:type="dxa"/>
-            </w:tcMar>
-          </w:tcPr>
-          <w:p>
-            <w:pPr>
-              <w:pStyle w:val="BodyText"/>
-            </w:pPr>
-            <w:r>
-              <w:t>UC23</w:t>
-            </w:r>
-          </w:p>
-        </w:tc>
-        <w:tc>
-          <w:tcPr>
-            <w:tcW w:w="3161" w:type="dxa"/>
-            <w:tcBorders>
-              <w:top w:val="single" w:sz="4" w:space="0" w:color="000000"/>
-              <w:left w:val="single" w:sz="4" w:space="0" w:color="000000"/>
-              <w:bottom w:val="single" w:sz="4" w:space="0" w:color="000000"/>
-              <w:right w:val="single" w:sz="4" w:space="0" w:color="000000"/>
-            </w:tcBorders>
-            <w:tcMar>
-              <w:top w:w="80" w:type="dxa"/>
-              <w:left w:w="80" w:type="dxa"/>
-              <w:bottom w:w="80" w:type="dxa"/>
-              <w:right w:w="80" w:type="dxa"/>
-            </w:tcMar>
-          </w:tcPr>
-          <w:p>
-            <w:pPr>
-              <w:pStyle w:val="BodyText"/>
-            </w:pPr>
-            <w:proofErr w:type="spellStart"/>
-            <w:r>
-              <w:t>CalculateTotal</w:t>
-            </w:r>
-            <w:proofErr w:type="spellEnd"/>
-          </w:p>
-        </w:tc>
-        <w:tc>
-          <w:tcPr>
-            <w:tcW w:w="1467" w:type="dxa"/>
-            <w:tcBorders>
-              <w:top w:val="single" w:sz="4" w:space="0" w:color="000000"/>
-              <w:left w:val="single" w:sz="4" w:space="0" w:color="000000"/>
-              <w:bottom w:val="single" w:sz="4" w:space="0" w:color="000000"/>
-              <w:right w:val="single" w:sz="4" w:space="0" w:color="000000"/>
-            </w:tcBorders>
-            <w:tcMar>
-              <w:top w:w="80" w:type="dxa"/>
-              <w:left w:w="80" w:type="dxa"/>
-              <w:bottom w:w="80" w:type="dxa"/>
-              <w:right w:w="80" w:type="dxa"/>
-            </w:tcMar>
-          </w:tcPr>
-          <w:p>
-            <w:pPr>
-              <w:pStyle w:val="BodyText"/>
-            </w:pPr>
-            <w:r>
-              <w:t>Essential</w:t>
-            </w:r>
-          </w:p>
-        </w:tc>
-        <w:tc>
-          <w:tcPr>
-            <w:tcW w:w="3209" w:type="dxa"/>
-            <w:tcBorders>
-              <w:top w:val="single" w:sz="4" w:space="0" w:color="000000"/>
-              <w:left w:val="single" w:sz="4" w:space="0" w:color="000000"/>
-              <w:bottom w:val="single" w:sz="4" w:space="0" w:color="000000"/>
-              <w:right w:val="single" w:sz="4" w:space="0" w:color="000000"/>
-            </w:tcBorders>
-            <w:tcMar>
-              <w:top w:w="80" w:type="dxa"/>
-              <w:left w:w="80" w:type="dxa"/>
-              <w:bottom w:w="80" w:type="dxa"/>
-              <w:right w:w="80" w:type="dxa"/>
-            </w:tcMar>
-          </w:tcPr>
-          <w:p>
-            <w:pPr>
-              <w:rPr>
-                <w:sz w:val="22"/>
-                <w:szCs w:val="22"/>
-              </w:rPr>
-            </w:pPr>
-            <w:r>
-              <w:rPr>
-                <w:sz w:val="22"/>
-                <w:szCs w:val="22"/>
-              </w:rPr>
-              <w:t xml:space="preserve">This is an essential part of the checkout process. Before the payment </w:t>
-            </w:r>
-            <w:r>
-              <w:rPr>
-                <w:sz w:val="22"/>
-                <w:szCs w:val="22"/>
-              </w:rPr>
-              <w:t>can be</w:t>
+            <w:r>
+              <w:rPr>
+                <w:sz w:val="22"/>
+                <w:szCs w:val="22"/>
+              </w:rPr>
+              <w:t xml:space="preserve">This </w:t>
+            </w:r>
+            <w:r>
+              <w:rPr>
+                <w:sz w:val="22"/>
+                <w:szCs w:val="22"/>
+              </w:rPr>
+              <w:t>helps</w:t>
             </w:r>
             <w:r>
               <w:rPr>
@@ -3251,235 +3671,6 @@
                 <w:sz w:val="22"/>
                 <w:szCs w:val="22"/>
               </w:rPr>
-              <w:t>completed, the system must calculate the total.</w:t>
-            </w:r>
-          </w:p>
-        </w:tc>
-      </w:tr>
-      <w:tr>
-        <w:trPr>
-          <w:trHeight w:val="241"/>
-        </w:trPr>
-        <w:tc>
-          <w:tcPr>
-            <w:tcW w:w="1179" w:type="dxa"/>
-            <w:tcBorders>
-              <w:top w:val="single" w:sz="4" w:space="0" w:color="000000"/>
-              <w:left w:val="single" w:sz="4" w:space="0" w:color="000000"/>
-              <w:bottom w:val="single" w:sz="4" w:space="0" w:color="000000"/>
-              <w:right w:val="single" w:sz="4" w:space="0" w:color="000000"/>
-            </w:tcBorders>
-            <w:tcMar>
-              <w:top w:w="80" w:type="dxa"/>
-              <w:left w:w="80" w:type="dxa"/>
-              <w:bottom w:w="80" w:type="dxa"/>
-              <w:right w:w="80" w:type="dxa"/>
-            </w:tcMar>
-          </w:tcPr>
-          <w:p>
-            <w:pPr>
-              <w:pStyle w:val="BodyText"/>
-            </w:pPr>
-            <w:r>
-              <w:t>UC24</w:t>
-            </w:r>
-          </w:p>
-        </w:tc>
-        <w:tc>
-          <w:tcPr>
-            <w:tcW w:w="3161" w:type="dxa"/>
-            <w:tcBorders>
-              <w:top w:val="single" w:sz="4" w:space="0" w:color="000000"/>
-              <w:left w:val="single" w:sz="4" w:space="0" w:color="000000"/>
-              <w:bottom w:val="single" w:sz="4" w:space="0" w:color="000000"/>
-              <w:right w:val="single" w:sz="4" w:space="0" w:color="000000"/>
-            </w:tcBorders>
-            <w:tcMar>
-              <w:top w:w="80" w:type="dxa"/>
-              <w:left w:w="80" w:type="dxa"/>
-              <w:bottom w:w="80" w:type="dxa"/>
-              <w:right w:w="80" w:type="dxa"/>
-            </w:tcMar>
-          </w:tcPr>
-          <w:p>
-            <w:pPr>
-              <w:pStyle w:val="BodyText"/>
-            </w:pPr>
-            <w:proofErr w:type="spellStart"/>
-            <w:r>
-              <w:t>MakePromotion</w:t>
-            </w:r>
-            <w:proofErr w:type="spellEnd"/>
-          </w:p>
-        </w:tc>
-        <w:tc>
-          <w:tcPr>
-            <w:tcW w:w="1467" w:type="dxa"/>
-            <w:tcBorders>
-              <w:top w:val="single" w:sz="4" w:space="0" w:color="000000"/>
-              <w:left w:val="single" w:sz="4" w:space="0" w:color="000000"/>
-              <w:bottom w:val="single" w:sz="4" w:space="0" w:color="000000"/>
-              <w:right w:val="single" w:sz="4" w:space="0" w:color="000000"/>
-            </w:tcBorders>
-            <w:tcMar>
-              <w:top w:w="80" w:type="dxa"/>
-              <w:left w:w="80" w:type="dxa"/>
-              <w:bottom w:w="80" w:type="dxa"/>
-              <w:right w:w="80" w:type="dxa"/>
-            </w:tcMar>
-          </w:tcPr>
-          <w:p>
-            <w:pPr>
-              <w:pStyle w:val="BodyText"/>
-            </w:pPr>
-            <w:r>
-              <w:t>Important</w:t>
-            </w:r>
-          </w:p>
-        </w:tc>
-        <w:tc>
-          <w:tcPr>
-            <w:tcW w:w="3209" w:type="dxa"/>
-            <w:tcBorders>
-              <w:top w:val="single" w:sz="4" w:space="0" w:color="000000"/>
-              <w:left w:val="single" w:sz="4" w:space="0" w:color="000000"/>
-              <w:bottom w:val="single" w:sz="4" w:space="0" w:color="000000"/>
-              <w:right w:val="single" w:sz="4" w:space="0" w:color="000000"/>
-            </w:tcBorders>
-            <w:tcMar>
-              <w:top w:w="80" w:type="dxa"/>
-              <w:left w:w="80" w:type="dxa"/>
-              <w:bottom w:w="80" w:type="dxa"/>
-              <w:right w:w="80" w:type="dxa"/>
-            </w:tcMar>
-          </w:tcPr>
-          <w:p>
-            <w:pPr>
-              <w:rPr>
-                <w:sz w:val="22"/>
-                <w:szCs w:val="22"/>
-              </w:rPr>
-            </w:pPr>
-            <w:r>
-              <w:rPr>
-                <w:sz w:val="22"/>
-                <w:szCs w:val="22"/>
-              </w:rPr>
-              <w:t>This functionality is important because the system can operate without promotions. However, promotions increase business value.</w:t>
-            </w:r>
-          </w:p>
-        </w:tc>
-      </w:tr>
-      <w:tr>
-        <w:trPr>
-          <w:trHeight w:val="241"/>
-        </w:trPr>
-        <w:tc>
-          <w:tcPr>
-            <w:tcW w:w="1179" w:type="dxa"/>
-            <w:tcBorders>
-              <w:top w:val="single" w:sz="4" w:space="0" w:color="000000"/>
-              <w:left w:val="single" w:sz="4" w:space="0" w:color="000000"/>
-              <w:bottom w:val="single" w:sz="4" w:space="0" w:color="000000"/>
-              <w:right w:val="single" w:sz="4" w:space="0" w:color="000000"/>
-            </w:tcBorders>
-            <w:tcMar>
-              <w:top w:w="80" w:type="dxa"/>
-              <w:left w:w="80" w:type="dxa"/>
-              <w:bottom w:w="80" w:type="dxa"/>
-              <w:right w:w="80" w:type="dxa"/>
-            </w:tcMar>
-          </w:tcPr>
-          <w:p>
-            <w:pPr>
-              <w:pStyle w:val="BodyText"/>
-            </w:pPr>
-            <w:r>
-              <w:t>UC25</w:t>
-            </w:r>
-          </w:p>
-        </w:tc>
-        <w:tc>
-          <w:tcPr>
-            <w:tcW w:w="3161" w:type="dxa"/>
-            <w:tcBorders>
-              <w:top w:val="single" w:sz="4" w:space="0" w:color="000000"/>
-              <w:left w:val="single" w:sz="4" w:space="0" w:color="000000"/>
-              <w:bottom w:val="single" w:sz="4" w:space="0" w:color="000000"/>
-              <w:right w:val="single" w:sz="4" w:space="0" w:color="000000"/>
-            </w:tcBorders>
-            <w:tcMar>
-              <w:top w:w="80" w:type="dxa"/>
-              <w:left w:w="80" w:type="dxa"/>
-              <w:bottom w:w="80" w:type="dxa"/>
-              <w:right w:w="80" w:type="dxa"/>
-            </w:tcMar>
-          </w:tcPr>
-          <w:p>
-            <w:pPr>
-              <w:pStyle w:val="BodyText"/>
-            </w:pPr>
-            <w:proofErr w:type="spellStart"/>
-            <w:r>
-              <w:t>TimeoutPromotion</w:t>
-            </w:r>
-            <w:proofErr w:type="spellEnd"/>
-          </w:p>
-        </w:tc>
-        <w:tc>
-          <w:tcPr>
-            <w:tcW w:w="1467" w:type="dxa"/>
-            <w:tcBorders>
-              <w:top w:val="single" w:sz="4" w:space="0" w:color="000000"/>
-              <w:left w:val="single" w:sz="4" w:space="0" w:color="000000"/>
-              <w:bottom w:val="single" w:sz="4" w:space="0" w:color="000000"/>
-              <w:right w:val="single" w:sz="4" w:space="0" w:color="000000"/>
-            </w:tcBorders>
-            <w:tcMar>
-              <w:top w:w="80" w:type="dxa"/>
-              <w:left w:w="80" w:type="dxa"/>
-              <w:bottom w:w="80" w:type="dxa"/>
-              <w:right w:w="80" w:type="dxa"/>
-            </w:tcMar>
-          </w:tcPr>
-          <w:p>
-            <w:pPr>
-              <w:pStyle w:val="BodyText"/>
-            </w:pPr>
-            <w:r>
-              <w:t>Good to have</w:t>
-            </w:r>
-          </w:p>
-        </w:tc>
-        <w:tc>
-          <w:tcPr>
-            <w:tcW w:w="3209" w:type="dxa"/>
-            <w:tcBorders>
-              <w:top w:val="single" w:sz="4" w:space="0" w:color="000000"/>
-              <w:left w:val="single" w:sz="4" w:space="0" w:color="000000"/>
-              <w:bottom w:val="single" w:sz="4" w:space="0" w:color="000000"/>
-              <w:right w:val="single" w:sz="4" w:space="0" w:color="000000"/>
-            </w:tcBorders>
-            <w:tcMar>
-              <w:top w:w="80" w:type="dxa"/>
-              <w:left w:w="80" w:type="dxa"/>
-              <w:bottom w:w="80" w:type="dxa"/>
-              <w:right w:w="80" w:type="dxa"/>
-            </w:tcMar>
-          </w:tcPr>
-          <w:p>
-            <w:r>
-              <w:rPr>
-                <w:sz w:val="22"/>
-                <w:szCs w:val="22"/>
-              </w:rPr>
-              <w:t xml:space="preserve">Handles promotion expiry but </w:t>
-            </w:r>
-            <w:r>
-              <w:rPr>
-                <w:sz w:val="22"/>
-                <w:szCs w:val="22"/>
-              </w:rPr>
               <w:t>A</w:t>
             </w:r>
             <w:r>
@@ -3501,190 +3692,6 @@
                 <w:sz w:val="22"/>
                 <w:szCs w:val="22"/>
               </w:rPr>
-              <w:t>can manually manage promotions</w:t>
-            </w:r>
-            <w:r>
-              <w:rPr>
-                <w:sz w:val="22"/>
-                <w:szCs w:val="22"/>
-              </w:rPr>
-              <w:t xml:space="preserve"> so this just helps with efficiency</w:t>
-            </w:r>
-            <w:r>
-              <w:rPr>
-                <w:sz w:val="22"/>
-                <w:szCs w:val="22"/>
-              </w:rPr>
-              <w:t>.</w:t>
-            </w:r>
-          </w:p>
-        </w:tc>
-      </w:tr>
-      <w:tr>
-        <w:trPr>
-          <w:trHeight w:val="241"/>
-        </w:trPr>
-        <w:tc>
-          <w:tcPr>
-            <w:tcW w:w="1179" w:type="dxa"/>
-            <w:tcBorders>
-              <w:top w:val="single" w:sz="4" w:space="0" w:color="000000"/>
-              <w:left w:val="single" w:sz="4" w:space="0" w:color="000000"/>
-              <w:bottom w:val="single" w:sz="4" w:space="0" w:color="000000"/>
-              <w:right w:val="single" w:sz="4" w:space="0" w:color="000000"/>
-            </w:tcBorders>
-            <w:tcMar>
-              <w:top w:w="80" w:type="dxa"/>
-              <w:left w:w="80" w:type="dxa"/>
-              <w:bottom w:w="80" w:type="dxa"/>
-              <w:right w:w="80" w:type="dxa"/>
-            </w:tcMar>
-          </w:tcPr>
-          <w:p>
-            <w:pPr>
-              <w:pStyle w:val="BodyText"/>
-            </w:pPr>
-            <w:r>
-              <w:t>UC26</w:t>
-            </w:r>
-          </w:p>
-        </w:tc>
-        <w:tc>
-          <w:tcPr>
-            <w:tcW w:w="3161" w:type="dxa"/>
-            <w:tcBorders>
-              <w:top w:val="single" w:sz="4" w:space="0" w:color="000000"/>
-              <w:left w:val="single" w:sz="4" w:space="0" w:color="000000"/>
-              <w:bottom w:val="single" w:sz="4" w:space="0" w:color="000000"/>
-              <w:right w:val="single" w:sz="4" w:space="0" w:color="000000"/>
-            </w:tcBorders>
-            <w:tcMar>
-              <w:top w:w="80" w:type="dxa"/>
-              <w:left w:w="80" w:type="dxa"/>
-              <w:bottom w:w="80" w:type="dxa"/>
-              <w:right w:w="80" w:type="dxa"/>
-            </w:tcMar>
-          </w:tcPr>
-          <w:p>
-            <w:pPr>
-              <w:pStyle w:val="BodyText"/>
-            </w:pPr>
-            <w:proofErr w:type="spellStart"/>
-            <w:r>
-              <w:t>GenerateReport</w:t>
-            </w:r>
-            <w:proofErr w:type="spellEnd"/>
-          </w:p>
-        </w:tc>
-        <w:tc>
-          <w:tcPr>
-            <w:tcW w:w="1467" w:type="dxa"/>
-            <w:tcBorders>
-              <w:top w:val="single" w:sz="4" w:space="0" w:color="000000"/>
-              <w:left w:val="single" w:sz="4" w:space="0" w:color="000000"/>
-              <w:bottom w:val="single" w:sz="4" w:space="0" w:color="000000"/>
-              <w:right w:val="single" w:sz="4" w:space="0" w:color="000000"/>
-            </w:tcBorders>
-            <w:tcMar>
-              <w:top w:w="80" w:type="dxa"/>
-              <w:left w:w="80" w:type="dxa"/>
-              <w:bottom w:w="80" w:type="dxa"/>
-              <w:right w:w="80" w:type="dxa"/>
-            </w:tcMar>
-          </w:tcPr>
-          <w:p>
-            <w:pPr>
-              <w:pStyle w:val="BodyText"/>
-            </w:pPr>
-            <w:r>
-              <w:t>Good to have</w:t>
-            </w:r>
-          </w:p>
-        </w:tc>
-        <w:tc>
-          <w:tcPr>
-            <w:tcW w:w="3209" w:type="dxa"/>
-            <w:tcBorders>
-              <w:top w:val="single" w:sz="4" w:space="0" w:color="000000"/>
-              <w:left w:val="single" w:sz="4" w:space="0" w:color="000000"/>
-              <w:bottom w:val="single" w:sz="4" w:space="0" w:color="000000"/>
-              <w:right w:val="single" w:sz="4" w:space="0" w:color="000000"/>
-            </w:tcBorders>
-            <w:tcMar>
-              <w:top w:w="80" w:type="dxa"/>
-              <w:left w:w="80" w:type="dxa"/>
-              <w:bottom w:w="80" w:type="dxa"/>
-              <w:right w:w="80" w:type="dxa"/>
-            </w:tcMar>
-          </w:tcPr>
-          <w:p>
-            <w:pPr>
-              <w:rPr>
-                <w:sz w:val="22"/>
-                <w:szCs w:val="22"/>
-              </w:rPr>
-            </w:pPr>
-            <w:r>
-              <w:rPr>
-                <w:sz w:val="22"/>
-                <w:szCs w:val="22"/>
-              </w:rPr>
-              <w:t xml:space="preserve">Reports can help </w:t>
-            </w:r>
-            <w:r>
-              <w:rPr>
-                <w:sz w:val="22"/>
-                <w:szCs w:val="22"/>
-              </w:rPr>
-              <w:t>A</w:t>
-            </w:r>
-            <w:r>
-              <w:rPr>
-                <w:sz w:val="22"/>
-                <w:szCs w:val="22"/>
-              </w:rPr>
-              <w:t>dmi</w:t>
-            </w:r>
-            <w:r>
-              <w:rPr>
-                <w:sz w:val="22"/>
-                <w:szCs w:val="22"/>
-              </w:rPr>
-              <w:t xml:space="preserve">n to </w:t>
-            </w:r>
-            <w:r>
-              <w:rPr>
-                <w:sz w:val="22"/>
-                <w:szCs w:val="22"/>
-              </w:rPr>
-              <w:t>review system activity</w:t>
-            </w:r>
-            <w:r>
-              <w:rPr>
-                <w:sz w:val="22"/>
-                <w:szCs w:val="22"/>
-              </w:rPr>
-              <w:t xml:space="preserve"> and performance</w:t>
-            </w:r>
-            <w:r>
-              <w:rPr>
-                <w:sz w:val="22"/>
-                <w:szCs w:val="22"/>
-              </w:rPr>
-              <w:t xml:space="preserve"> but not required</w:t>
-            </w:r>
-            <w:r>
-              <w:rPr>
-                <w:sz w:val="22"/>
-                <w:szCs w:val="22"/>
-              </w:rPr>
-              <w:t xml:space="preserve"> for the system </w:t>
-            </w:r>
-            <w:r>
-              <w:rPr>
-                <w:sz w:val="22"/>
-                <w:szCs w:val="22"/>
-              </w:rPr>
               <w:t xml:space="preserve">to </w:t>
             </w:r>
             <w:r>
@@ -3692,150 +3699,7 @@
                 <w:sz w:val="22"/>
                 <w:szCs w:val="22"/>
               </w:rPr>
-              <w:t>operate</w:t>
-            </w:r>
-            <w:r>
-              <w:rPr>
-                <w:sz w:val="22"/>
-                <w:szCs w:val="22"/>
-              </w:rPr>
-              <w:t>.</w:t>
-            </w:r>
-          </w:p>
-        </w:tc>
-      </w:tr>
-      <w:tr>
-        <w:trPr>
-          <w:trHeight w:val="241"/>
-        </w:trPr>
-        <w:tc>
-          <w:tcPr>
-            <w:tcW w:w="1179" w:type="dxa"/>
-            <w:tcBorders>
-              <w:top w:val="single" w:sz="4" w:space="0" w:color="000000"/>
-              <w:left w:val="single" w:sz="4" w:space="0" w:color="000000"/>
-              <w:bottom w:val="single" w:sz="4" w:space="0" w:color="000000"/>
-              <w:right w:val="single" w:sz="4" w:space="0" w:color="000000"/>
-            </w:tcBorders>
-            <w:tcMar>
-              <w:top w:w="80" w:type="dxa"/>
-              <w:left w:w="80" w:type="dxa"/>
-              <w:bottom w:w="80" w:type="dxa"/>
-              <w:right w:w="80" w:type="dxa"/>
-            </w:tcMar>
-          </w:tcPr>
-          <w:p>
-            <w:pPr>
-              <w:pStyle w:val="BodyText"/>
-            </w:pPr>
-            <w:r>
-              <w:t>UC27</w:t>
-            </w:r>
-          </w:p>
-        </w:tc>
-        <w:tc>
-          <w:tcPr>
-            <w:tcW w:w="3161" w:type="dxa"/>
-            <w:tcBorders>
-              <w:top w:val="single" w:sz="4" w:space="0" w:color="000000"/>
-              <w:left w:val="single" w:sz="4" w:space="0" w:color="000000"/>
-              <w:bottom w:val="single" w:sz="4" w:space="0" w:color="000000"/>
-              <w:right w:val="single" w:sz="4" w:space="0" w:color="000000"/>
-            </w:tcBorders>
-            <w:tcMar>
-              <w:top w:w="80" w:type="dxa"/>
-              <w:left w:w="80" w:type="dxa"/>
-              <w:bottom w:w="80" w:type="dxa"/>
-              <w:right w:w="80" w:type="dxa"/>
-            </w:tcMar>
-          </w:tcPr>
-          <w:p>
-            <w:pPr>
-              <w:pStyle w:val="BodyText"/>
-            </w:pPr>
-            <w:proofErr w:type="spellStart"/>
-            <w:r>
-              <w:t>SearchPromotion</w:t>
-            </w:r>
-            <w:proofErr w:type="spellEnd"/>
-          </w:p>
-        </w:tc>
-        <w:tc>
-          <w:tcPr>
-            <w:tcW w:w="1467" w:type="dxa"/>
-            <w:tcBorders>
-              <w:top w:val="single" w:sz="4" w:space="0" w:color="000000"/>
-              <w:left w:val="single" w:sz="4" w:space="0" w:color="000000"/>
-              <w:bottom w:val="single" w:sz="4" w:space="0" w:color="000000"/>
-              <w:right w:val="single" w:sz="4" w:space="0" w:color="000000"/>
-            </w:tcBorders>
-            <w:tcMar>
-              <w:top w:w="80" w:type="dxa"/>
-              <w:left w:w="80" w:type="dxa"/>
-              <w:bottom w:w="80" w:type="dxa"/>
-              <w:right w:w="80" w:type="dxa"/>
-            </w:tcMar>
-          </w:tcPr>
-          <w:p>
-            <w:pPr>
-              <w:pStyle w:val="BodyText"/>
-            </w:pPr>
-            <w:r>
-              <w:t>Good to have</w:t>
-            </w:r>
-          </w:p>
-        </w:tc>
-        <w:tc>
-          <w:tcPr>
-            <w:tcW w:w="3209" w:type="dxa"/>
-            <w:tcBorders>
-              <w:top w:val="single" w:sz="4" w:space="0" w:color="000000"/>
-              <w:left w:val="single" w:sz="4" w:space="0" w:color="000000"/>
-              <w:bottom w:val="single" w:sz="4" w:space="0" w:color="000000"/>
-              <w:right w:val="single" w:sz="4" w:space="0" w:color="000000"/>
-            </w:tcBorders>
-            <w:tcMar>
-              <w:top w:w="80" w:type="dxa"/>
-              <w:left w:w="80" w:type="dxa"/>
-              <w:bottom w:w="80" w:type="dxa"/>
-              <w:right w:w="80" w:type="dxa"/>
-            </w:tcMar>
-          </w:tcPr>
-          <w:p>
-            <w:r>
-              <w:rPr>
-                <w:sz w:val="22"/>
-                <w:szCs w:val="22"/>
-              </w:rPr>
-              <w:t xml:space="preserve">This is for </w:t>
-            </w:r>
-            <w:r>
-              <w:rPr>
-                <w:sz w:val="22"/>
-                <w:szCs w:val="22"/>
-              </w:rPr>
-              <w:t>A</w:t>
-            </w:r>
-            <w:r>
-              <w:rPr>
-                <w:sz w:val="22"/>
-                <w:szCs w:val="22"/>
-              </w:rPr>
-              <w:t>dmin</w:t>
-            </w:r>
-            <w:r>
-              <w:rPr>
-                <w:sz w:val="22"/>
-                <w:szCs w:val="22"/>
-              </w:rPr>
-              <w:t xml:space="preserve"> convenience</w:t>
-            </w:r>
-            <w:r>
-              <w:rPr>
-                <w:sz w:val="22"/>
-                <w:szCs w:val="22"/>
-              </w:rPr>
-              <w:t xml:space="preserve"> to help them find promotions easily</w:t>
+              <w:t>find promotions easily</w:t>
             </w:r>
             <w:r>
               <w:rPr>
@@ -6189,6 +6053,7 @@
   <w:style w:type="character" w:default="1" w:styleId="DefaultParagraphFont">
     <w:name w:val="Default Paragraph Font"/>
     <w:uiPriority w:val="1"/>
+    <w:semiHidden/>
     <w:unhideWhenUsed/>
   </w:style>
   <w:style w:type="table" w:default="1" w:styleId="TableNormal">

--- a/Documentation/Prioritised list of UC.docx
+++ b/Documentation/Prioritised list of UC.docx
@@ -21,8 +21,8 @@
       <w:tblGrid>
         <w:gridCol w:w="1179"/>
         <w:gridCol w:w="3161"/>
-        <w:gridCol w:w="1467"/>
-        <w:gridCol w:w="3209"/>
+        <w:gridCol w:w="1643"/>
+        <w:gridCol w:w="3033"/>
       </w:tblGrid>
       <w:tr>
         <w:trPr>
@@ -80,7 +80,7 @@
         </w:tc>
         <w:tc>
           <w:tcPr>
-            <w:tcW w:w="1467" w:type="dxa"/>
+            <w:tcW w:w="1643" w:type="dxa"/>
             <w:tcBorders>
               <w:top w:val="single" w:sz="4" w:space="0" w:color="000000"/>
               <w:left w:val="single" w:sz="4" w:space="0" w:color="000000"/>
@@ -105,7 +105,7 @@
         </w:tc>
         <w:tc>
           <w:tcPr>
-            <w:tcW w:w="3209" w:type="dxa"/>
+            <w:tcW w:w="3033" w:type="dxa"/>
             <w:tcBorders>
               <w:top w:val="single" w:sz="4" w:space="0" w:color="000000"/>
               <w:left w:val="single" w:sz="4" w:space="0" w:color="000000"/>
@@ -180,14 +180,14 @@
             </w:pPr>
             <w:proofErr w:type="spellStart"/>
             <w:r>
-              <w:t>ViewCatalogue</w:t>
+              <w:t>MakePurchase</w:t>
             </w:r>
             <w:proofErr w:type="spellEnd"/>
           </w:p>
         </w:tc>
         <w:tc>
           <w:tcPr>
-            <w:tcW w:w="1467" w:type="dxa"/>
+            <w:tcW w:w="1643" w:type="dxa"/>
             <w:tcBorders>
               <w:top w:val="single" w:sz="4" w:space="0" w:color="000000"/>
               <w:left w:val="single" w:sz="4" w:space="0" w:color="000000"/>
@@ -212,7 +212,7 @@
         </w:tc>
         <w:tc>
           <w:tcPr>
-            <w:tcW w:w="3209" w:type="dxa"/>
+            <w:tcW w:w="3033" w:type="dxa"/>
             <w:tcBorders>
               <w:top w:val="single" w:sz="4" w:space="0" w:color="000000"/>
               <w:left w:val="single" w:sz="4" w:space="0" w:color="000000"/>
@@ -240,40 +240,9 @@
                 <w:rFonts w:ascii="Times Roman" w:hAnsi="Times Roman"/>
                 <w:sz w:val="22"/>
                 <w:szCs w:val="22"/>
-              </w:rPr>
-              <w:t>This is essential as u</w:t>
-            </w:r>
-            <w:r>
-              <w:rPr>
-                <w:rFonts w:ascii="Times Roman" w:hAnsi="Times Roman"/>
-                <w:sz w:val="22"/>
-                <w:szCs w:val="22"/>
-              </w:rPr>
-              <w:t>sers must browse available products</w:t>
-            </w:r>
-            <w:r>
-              <w:rPr>
-                <w:rFonts w:ascii="Times Roman" w:hAnsi="Times Roman"/>
-                <w:sz w:val="22"/>
-                <w:szCs w:val="22"/>
-              </w:rPr>
-              <w:t xml:space="preserve"> </w:t>
-            </w:r>
-            <w:r>
-              <w:rPr>
-                <w:rFonts w:ascii="Times Roman" w:hAnsi="Times Roman"/>
-                <w:sz w:val="22"/>
-                <w:szCs w:val="22"/>
-              </w:rPr>
-              <w:t xml:space="preserve">and </w:t>
-            </w:r>
-            <w:r>
-              <w:rPr>
-                <w:rFonts w:ascii="Times Roman" w:hAnsi="Times Roman"/>
-                <w:sz w:val="22"/>
-                <w:szCs w:val="22"/>
-              </w:rPr>
-              <w:t>services before any transaction can occur.</w:t>
+                <w:lang w:val="en-US"/>
+              </w:rPr>
+              <w:t>Allows customers to purchase products through the system.</w:t>
             </w:r>
           </w:p>
         </w:tc>
@@ -336,7 +305,7 @@
         </w:tc>
         <w:tc>
           <w:tcPr>
-            <w:tcW w:w="1467" w:type="dxa"/>
+            <w:tcW w:w="1643" w:type="dxa"/>
             <w:tcBorders>
               <w:top w:val="single" w:sz="4" w:space="0" w:color="000000"/>
               <w:left w:val="single" w:sz="4" w:space="0" w:color="000000"/>
@@ -361,7 +330,7 @@
         </w:tc>
         <w:tc>
           <w:tcPr>
-            <w:tcW w:w="3209" w:type="dxa"/>
+            <w:tcW w:w="3033" w:type="dxa"/>
             <w:tcBorders>
               <w:top w:val="single" w:sz="4" w:space="0" w:color="000000"/>
               <w:left w:val="single" w:sz="4" w:space="0" w:color="000000"/>
@@ -502,14 +471,14 @@
             </w:pPr>
             <w:proofErr w:type="spellStart"/>
             <w:r>
-              <w:t>MakePurchase</w:t>
+              <w:t>ViewCatalogue</w:t>
             </w:r>
             <w:proofErr w:type="spellEnd"/>
           </w:p>
         </w:tc>
         <w:tc>
           <w:tcPr>
-            <w:tcW w:w="1467" w:type="dxa"/>
+            <w:tcW w:w="1643" w:type="dxa"/>
             <w:tcBorders>
               <w:top w:val="single" w:sz="4" w:space="0" w:color="000000"/>
               <w:left w:val="single" w:sz="4" w:space="0" w:color="000000"/>
@@ -534,7 +503,7 @@
         </w:tc>
         <w:tc>
           <w:tcPr>
-            <w:tcW w:w="3209" w:type="dxa"/>
+            <w:tcW w:w="3033" w:type="dxa"/>
             <w:tcBorders>
               <w:top w:val="single" w:sz="4" w:space="0" w:color="000000"/>
               <w:left w:val="single" w:sz="4" w:space="0" w:color="000000"/>
@@ -565,7 +534,7 @@
                   <w14:bevel/>
                 </w14:textOutline>
               </w:rPr>
-              <w:t>Allows customers to purchase products through the system.</w:t>
+              <w:t>This is essential as users must browse available products and services before any transaction can occur.</w:t>
             </w:r>
           </w:p>
         </w:tc>
@@ -619,39 +588,155 @@
             <w:pPr>
               <w:pStyle w:val="BodyText"/>
             </w:pPr>
-            <w:r>
-              <w:t>Checkout</w:t>
-            </w:r>
-          </w:p>
-        </w:tc>
-        <w:tc>
-          <w:tcPr>
-            <w:tcW w:w="1467" w:type="dxa"/>
-            <w:tcBorders>
-              <w:top w:val="single" w:sz="4" w:space="0" w:color="000000"/>
-              <w:left w:val="single" w:sz="4" w:space="0" w:color="000000"/>
-              <w:bottom w:val="single" w:sz="4" w:space="0" w:color="000000"/>
-              <w:right w:val="single" w:sz="4" w:space="0" w:color="000000"/>
-            </w:tcBorders>
-            <w:tcMar>
-              <w:top w:w="80" w:type="dxa"/>
-              <w:left w:w="80" w:type="dxa"/>
-              <w:bottom w:w="80" w:type="dxa"/>
-              <w:right w:w="80" w:type="dxa"/>
-            </w:tcMar>
-          </w:tcPr>
-          <w:p>
-            <w:pPr>
-              <w:pStyle w:val="BodyText"/>
-            </w:pPr>
-            <w:r>
-              <w:t>Essential</w:t>
-            </w:r>
-          </w:p>
-        </w:tc>
-        <w:tc>
-          <w:tcPr>
-            <w:tcW w:w="3209" w:type="dxa"/>
+            <w:proofErr w:type="spellStart"/>
+            <w:r>
+              <w:t>SearchCatalogue</w:t>
+            </w:r>
+            <w:proofErr w:type="spellEnd"/>
+          </w:p>
+        </w:tc>
+        <w:tc>
+          <w:tcPr>
+            <w:tcW w:w="1643" w:type="dxa"/>
+            <w:tcBorders>
+              <w:top w:val="single" w:sz="4" w:space="0" w:color="000000"/>
+              <w:left w:val="single" w:sz="4" w:space="0" w:color="000000"/>
+              <w:bottom w:val="single" w:sz="4" w:space="0" w:color="000000"/>
+              <w:right w:val="single" w:sz="4" w:space="0" w:color="000000"/>
+            </w:tcBorders>
+            <w:tcMar>
+              <w:top w:w="80" w:type="dxa"/>
+              <w:left w:w="80" w:type="dxa"/>
+              <w:bottom w:w="80" w:type="dxa"/>
+              <w:right w:w="80" w:type="dxa"/>
+            </w:tcMar>
+          </w:tcPr>
+          <w:p>
+            <w:pPr>
+              <w:pStyle w:val="BodyText"/>
+            </w:pPr>
+            <w:r>
+              <w:t>Important</w:t>
+            </w:r>
+          </w:p>
+        </w:tc>
+        <w:tc>
+          <w:tcPr>
+            <w:tcW w:w="3033" w:type="dxa"/>
+            <w:tcBorders>
+              <w:top w:val="single" w:sz="4" w:space="0" w:color="000000"/>
+              <w:left w:val="single" w:sz="4" w:space="0" w:color="000000"/>
+              <w:bottom w:val="single" w:sz="4" w:space="0" w:color="000000"/>
+              <w:right w:val="single" w:sz="4" w:space="0" w:color="000000"/>
+            </w:tcBorders>
+            <w:tcMar>
+              <w:top w:w="80" w:type="dxa"/>
+              <w:left w:w="80" w:type="dxa"/>
+              <w:bottom w:w="80" w:type="dxa"/>
+              <w:right w:w="80" w:type="dxa"/>
+            </w:tcMar>
+          </w:tcPr>
+          <w:p>
+            <w:pPr>
+              <w:spacing w:after="240"/>
+            </w:pPr>
+            <w:r>
+              <w:rPr>
+                <w:sz w:val="22"/>
+                <w:szCs w:val="22"/>
+              </w:rPr>
+              <w:t>This functionality helps customers find products more easily. The system can still operate without it as customers are able to browse the catalogue.</w:t>
+            </w:r>
+          </w:p>
+        </w:tc>
+      </w:tr>
+      <w:tr>
+        <w:trPr>
+          <w:trHeight w:val="241"/>
+        </w:trPr>
+        <w:tc>
+          <w:tcPr>
+            <w:tcW w:w="1179" w:type="dxa"/>
+            <w:tcBorders>
+              <w:top w:val="single" w:sz="4" w:space="0" w:color="000000"/>
+              <w:left w:val="single" w:sz="4" w:space="0" w:color="000000"/>
+              <w:bottom w:val="single" w:sz="4" w:space="0" w:color="000000"/>
+              <w:right w:val="single" w:sz="4" w:space="0" w:color="000000"/>
+            </w:tcBorders>
+            <w:tcMar>
+              <w:top w:w="80" w:type="dxa"/>
+              <w:left w:w="80" w:type="dxa"/>
+              <w:bottom w:w="80" w:type="dxa"/>
+              <w:right w:w="80" w:type="dxa"/>
+            </w:tcMar>
+          </w:tcPr>
+          <w:p>
+            <w:pPr>
+              <w:pStyle w:val="BodyText"/>
+            </w:pPr>
+            <w:r>
+              <w:t>UC05</w:t>
+            </w:r>
+          </w:p>
+        </w:tc>
+        <w:tc>
+          <w:tcPr>
+            <w:tcW w:w="3161" w:type="dxa"/>
+            <w:tcBorders>
+              <w:top w:val="single" w:sz="4" w:space="0" w:color="000000"/>
+              <w:left w:val="single" w:sz="4" w:space="0" w:color="000000"/>
+              <w:bottom w:val="single" w:sz="4" w:space="0" w:color="000000"/>
+              <w:right w:val="single" w:sz="4" w:space="0" w:color="000000"/>
+            </w:tcBorders>
+            <w:tcMar>
+              <w:top w:w="80" w:type="dxa"/>
+              <w:left w:w="80" w:type="dxa"/>
+              <w:bottom w:w="80" w:type="dxa"/>
+              <w:right w:w="80" w:type="dxa"/>
+            </w:tcMar>
+          </w:tcPr>
+          <w:p>
+            <w:pPr>
+              <w:pStyle w:val="BodyText"/>
+            </w:pPr>
+            <w:r>
+              <w:t>Login</w:t>
+            </w:r>
+          </w:p>
+        </w:tc>
+        <w:tc>
+          <w:tcPr>
+            <w:tcW w:w="1643" w:type="dxa"/>
+            <w:tcBorders>
+              <w:top w:val="single" w:sz="4" w:space="0" w:color="000000"/>
+              <w:left w:val="single" w:sz="4" w:space="0" w:color="000000"/>
+              <w:bottom w:val="single" w:sz="4" w:space="0" w:color="000000"/>
+              <w:right w:val="single" w:sz="4" w:space="0" w:color="000000"/>
+            </w:tcBorders>
+            <w:tcMar>
+              <w:top w:w="80" w:type="dxa"/>
+              <w:left w:w="80" w:type="dxa"/>
+              <w:bottom w:w="80" w:type="dxa"/>
+              <w:right w:w="80" w:type="dxa"/>
+            </w:tcMar>
+          </w:tcPr>
+          <w:p>
+            <w:pPr>
+              <w:pStyle w:val="BodyText"/>
+            </w:pPr>
+            <w:r>
+              <w:t>Important</w:t>
+            </w:r>
+          </w:p>
+          <w:p>
+            <w:pPr>
+              <w:pStyle w:val="BodyText"/>
+            </w:pPr>
+          </w:p>
+        </w:tc>
+        <w:tc>
+          <w:tcPr>
+            <w:tcW w:w="3033" w:type="dxa"/>
             <w:tcBorders>
               <w:top w:val="single" w:sz="4" w:space="0" w:color="000000"/>
               <w:left w:val="single" w:sz="4" w:space="0" w:color="000000"/>
@@ -682,8 +767,110 @@
                   <w14:bevel/>
                 </w14:textOutline>
               </w:rPr>
-              <w:t>This is essential as it</w:t>
-            </w:r>
+              <w:t>Important as it allows registered users to access accounts and stored information securely.</w:t>
+            </w:r>
+          </w:p>
+        </w:tc>
+      </w:tr>
+      <w:tr>
+        <w:trPr>
+          <w:trHeight w:val="241"/>
+        </w:trPr>
+        <w:tc>
+          <w:tcPr>
+            <w:tcW w:w="1179" w:type="dxa"/>
+            <w:tcBorders>
+              <w:top w:val="single" w:sz="4" w:space="0" w:color="000000"/>
+              <w:left w:val="single" w:sz="4" w:space="0" w:color="000000"/>
+              <w:bottom w:val="single" w:sz="4" w:space="0" w:color="000000"/>
+              <w:right w:val="single" w:sz="4" w:space="0" w:color="000000"/>
+            </w:tcBorders>
+            <w:tcMar>
+              <w:top w:w="80" w:type="dxa"/>
+              <w:left w:w="80" w:type="dxa"/>
+              <w:bottom w:w="80" w:type="dxa"/>
+              <w:right w:w="80" w:type="dxa"/>
+            </w:tcMar>
+          </w:tcPr>
+          <w:p>
+            <w:pPr>
+              <w:pStyle w:val="BodyText"/>
+            </w:pPr>
+            <w:r>
+              <w:t>UC06</w:t>
+            </w:r>
+          </w:p>
+        </w:tc>
+        <w:tc>
+          <w:tcPr>
+            <w:tcW w:w="3161" w:type="dxa"/>
+            <w:tcBorders>
+              <w:top w:val="single" w:sz="4" w:space="0" w:color="000000"/>
+              <w:left w:val="single" w:sz="4" w:space="0" w:color="000000"/>
+              <w:bottom w:val="single" w:sz="4" w:space="0" w:color="000000"/>
+              <w:right w:val="single" w:sz="4" w:space="0" w:color="000000"/>
+            </w:tcBorders>
+            <w:tcMar>
+              <w:top w:w="80" w:type="dxa"/>
+              <w:left w:w="80" w:type="dxa"/>
+              <w:bottom w:w="80" w:type="dxa"/>
+              <w:right w:w="80" w:type="dxa"/>
+            </w:tcMar>
+          </w:tcPr>
+          <w:p>
+            <w:pPr>
+              <w:pStyle w:val="BodyText"/>
+            </w:pPr>
+            <w:r>
+              <w:t>Logout</w:t>
+            </w:r>
+          </w:p>
+        </w:tc>
+        <w:tc>
+          <w:tcPr>
+            <w:tcW w:w="1643" w:type="dxa"/>
+            <w:tcBorders>
+              <w:top w:val="single" w:sz="4" w:space="0" w:color="000000"/>
+              <w:left w:val="single" w:sz="4" w:space="0" w:color="000000"/>
+              <w:bottom w:val="single" w:sz="4" w:space="0" w:color="000000"/>
+              <w:right w:val="single" w:sz="4" w:space="0" w:color="000000"/>
+            </w:tcBorders>
+            <w:tcMar>
+              <w:top w:w="80" w:type="dxa"/>
+              <w:left w:w="80" w:type="dxa"/>
+              <w:bottom w:w="80" w:type="dxa"/>
+              <w:right w:w="80" w:type="dxa"/>
+            </w:tcMar>
+          </w:tcPr>
+          <w:p>
+            <w:pPr>
+              <w:pStyle w:val="BodyText"/>
+            </w:pPr>
+            <w:r>
+              <w:t>Good to have</w:t>
+            </w:r>
+          </w:p>
+        </w:tc>
+        <w:tc>
+          <w:tcPr>
+            <w:tcW w:w="3033" w:type="dxa"/>
+            <w:tcBorders>
+              <w:top w:val="single" w:sz="4" w:space="0" w:color="000000"/>
+              <w:left w:val="single" w:sz="4" w:space="0" w:color="000000"/>
+              <w:bottom w:val="single" w:sz="4" w:space="0" w:color="000000"/>
+              <w:right w:val="single" w:sz="4" w:space="0" w:color="000000"/>
+            </w:tcBorders>
+            <w:tcMar>
+              <w:top w:w="80" w:type="dxa"/>
+              <w:left w:w="80" w:type="dxa"/>
+              <w:bottom w:w="80" w:type="dxa"/>
+              <w:right w:w="80" w:type="dxa"/>
+            </w:tcMar>
+          </w:tcPr>
+          <w:p>
+            <w:pPr>
+              <w:spacing w:after="240"/>
+            </w:pPr>
             <w:r>
               <w:rPr>
                 <w:rFonts w:eastAsia="Aptos" w:cs="Aptos"/>
@@ -697,8 +884,112 @@
                   <w14:bevel/>
                 </w14:textOutline>
               </w:rPr>
-              <w:t xml:space="preserve"> i</w:t>
-            </w:r>
+              <w:t>Improves session security but system can still operate without explicit logout.</w:t>
+            </w:r>
+          </w:p>
+        </w:tc>
+      </w:tr>
+      <w:tr>
+        <w:trPr>
+          <w:trHeight w:val="241"/>
+        </w:trPr>
+        <w:tc>
+          <w:tcPr>
+            <w:tcW w:w="1179" w:type="dxa"/>
+            <w:tcBorders>
+              <w:top w:val="single" w:sz="4" w:space="0" w:color="000000"/>
+              <w:left w:val="single" w:sz="4" w:space="0" w:color="000000"/>
+              <w:bottom w:val="single" w:sz="4" w:space="0" w:color="000000"/>
+              <w:right w:val="single" w:sz="4" w:space="0" w:color="000000"/>
+            </w:tcBorders>
+            <w:tcMar>
+              <w:top w:w="80" w:type="dxa"/>
+              <w:left w:w="80" w:type="dxa"/>
+              <w:bottom w:w="80" w:type="dxa"/>
+              <w:right w:w="80" w:type="dxa"/>
+            </w:tcMar>
+          </w:tcPr>
+          <w:p>
+            <w:pPr>
+              <w:pStyle w:val="BodyText"/>
+            </w:pPr>
+            <w:r>
+              <w:t>UC07</w:t>
+            </w:r>
+          </w:p>
+        </w:tc>
+        <w:tc>
+          <w:tcPr>
+            <w:tcW w:w="3161" w:type="dxa"/>
+            <w:tcBorders>
+              <w:top w:val="single" w:sz="4" w:space="0" w:color="000000"/>
+              <w:left w:val="single" w:sz="4" w:space="0" w:color="000000"/>
+              <w:bottom w:val="single" w:sz="4" w:space="0" w:color="000000"/>
+              <w:right w:val="single" w:sz="4" w:space="0" w:color="000000"/>
+            </w:tcBorders>
+            <w:tcMar>
+              <w:top w:w="80" w:type="dxa"/>
+              <w:left w:w="80" w:type="dxa"/>
+              <w:bottom w:w="80" w:type="dxa"/>
+              <w:right w:w="80" w:type="dxa"/>
+            </w:tcMar>
+          </w:tcPr>
+          <w:p>
+            <w:pPr>
+              <w:pStyle w:val="BodyText"/>
+            </w:pPr>
+            <w:proofErr w:type="spellStart"/>
+            <w:r>
+              <w:t>CustomerAuthentication</w:t>
+            </w:r>
+            <w:proofErr w:type="spellEnd"/>
+          </w:p>
+        </w:tc>
+        <w:tc>
+          <w:tcPr>
+            <w:tcW w:w="1643" w:type="dxa"/>
+            <w:tcBorders>
+              <w:top w:val="single" w:sz="4" w:space="0" w:color="000000"/>
+              <w:left w:val="single" w:sz="4" w:space="0" w:color="000000"/>
+              <w:bottom w:val="single" w:sz="4" w:space="0" w:color="000000"/>
+              <w:right w:val="single" w:sz="4" w:space="0" w:color="000000"/>
+            </w:tcBorders>
+            <w:tcMar>
+              <w:top w:w="80" w:type="dxa"/>
+              <w:left w:w="80" w:type="dxa"/>
+              <w:bottom w:w="80" w:type="dxa"/>
+              <w:right w:w="80" w:type="dxa"/>
+            </w:tcMar>
+          </w:tcPr>
+          <w:p>
+            <w:pPr>
+              <w:pStyle w:val="BodyText"/>
+            </w:pPr>
+            <w:r>
+              <w:t>Important</w:t>
+            </w:r>
+          </w:p>
+        </w:tc>
+        <w:tc>
+          <w:tcPr>
+            <w:tcW w:w="3033" w:type="dxa"/>
+            <w:tcBorders>
+              <w:top w:val="single" w:sz="4" w:space="0" w:color="000000"/>
+              <w:left w:val="single" w:sz="4" w:space="0" w:color="000000"/>
+              <w:bottom w:val="single" w:sz="4" w:space="0" w:color="000000"/>
+              <w:right w:val="single" w:sz="4" w:space="0" w:color="000000"/>
+            </w:tcBorders>
+            <w:tcMar>
+              <w:top w:w="80" w:type="dxa"/>
+              <w:left w:w="80" w:type="dxa"/>
+              <w:bottom w:w="80" w:type="dxa"/>
+              <w:right w:w="80" w:type="dxa"/>
+            </w:tcMar>
+          </w:tcPr>
+          <w:p>
+            <w:pPr>
+              <w:spacing w:after="240"/>
+            </w:pPr>
             <w:r>
               <w:rPr>
                 <w:rFonts w:eastAsia="Aptos" w:cs="Aptos"/>
@@ -712,9 +1003,117 @@
                   <w14:bevel/>
                 </w14:textOutline>
               </w:rPr>
-              <w:t xml:space="preserve">s required to </w:t>
-            </w:r>
+              <w:t>This is important for system security. It ensures secure access to protected account features.</w:t>
+            </w:r>
+          </w:p>
+        </w:tc>
+      </w:tr>
+      <w:tr>
+        <w:trPr>
+          <w:trHeight w:val="241"/>
+        </w:trPr>
+        <w:tc>
+          <w:tcPr>
+            <w:tcW w:w="1179" w:type="dxa"/>
+            <w:tcBorders>
+              <w:top w:val="single" w:sz="4" w:space="0" w:color="000000"/>
+              <w:left w:val="single" w:sz="4" w:space="0" w:color="000000"/>
+              <w:bottom w:val="single" w:sz="4" w:space="0" w:color="000000"/>
+              <w:right w:val="single" w:sz="4" w:space="0" w:color="000000"/>
+            </w:tcBorders>
+            <w:tcMar>
+              <w:top w:w="80" w:type="dxa"/>
+              <w:left w:w="80" w:type="dxa"/>
+              <w:bottom w:w="80" w:type="dxa"/>
+              <w:right w:w="80" w:type="dxa"/>
+            </w:tcMar>
+          </w:tcPr>
+          <w:p>
+            <w:pPr>
+              <w:pStyle w:val="BodyText"/>
+            </w:pPr>
+            <w:r>
+              <w:t>UC08</w:t>
+            </w:r>
+          </w:p>
+        </w:tc>
+        <w:tc>
+          <w:tcPr>
+            <w:tcW w:w="3161" w:type="dxa"/>
+            <w:tcBorders>
+              <w:top w:val="single" w:sz="4" w:space="0" w:color="000000"/>
+              <w:left w:val="single" w:sz="4" w:space="0" w:color="000000"/>
+              <w:bottom w:val="single" w:sz="4" w:space="0" w:color="000000"/>
+              <w:right w:val="single" w:sz="4" w:space="0" w:color="000000"/>
+            </w:tcBorders>
+            <w:tcMar>
+              <w:top w:w="80" w:type="dxa"/>
+              <w:left w:w="80" w:type="dxa"/>
+              <w:bottom w:w="80" w:type="dxa"/>
+              <w:right w:w="80" w:type="dxa"/>
+            </w:tcMar>
+          </w:tcPr>
+          <w:p>
+            <w:pPr>
+              <w:pStyle w:val="BodyText"/>
+            </w:pPr>
             <w:proofErr w:type="spellStart"/>
+            <w:r>
+              <w:t>PromptPasswordChange</w:t>
+            </w:r>
+            <w:proofErr w:type="spellEnd"/>
+          </w:p>
+        </w:tc>
+        <w:tc>
+          <w:tcPr>
+            <w:tcW w:w="1643" w:type="dxa"/>
+            <w:tcBorders>
+              <w:top w:val="single" w:sz="4" w:space="0" w:color="000000"/>
+              <w:left w:val="single" w:sz="4" w:space="0" w:color="000000"/>
+              <w:bottom w:val="single" w:sz="4" w:space="0" w:color="000000"/>
+              <w:right w:val="single" w:sz="4" w:space="0" w:color="000000"/>
+            </w:tcBorders>
+            <w:tcMar>
+              <w:top w:w="80" w:type="dxa"/>
+              <w:left w:w="80" w:type="dxa"/>
+              <w:bottom w:w="80" w:type="dxa"/>
+              <w:right w:w="80" w:type="dxa"/>
+            </w:tcMar>
+          </w:tcPr>
+          <w:p>
+            <w:pPr>
+              <w:pStyle w:val="BodyText"/>
+            </w:pPr>
+            <w:r>
+              <w:t>Good to have</w:t>
+            </w:r>
+          </w:p>
+          <w:p>
+            <w:pPr>
+              <w:pStyle w:val="BodyText"/>
+            </w:pPr>
+          </w:p>
+        </w:tc>
+        <w:tc>
+          <w:tcPr>
+            <w:tcW w:w="3033" w:type="dxa"/>
+            <w:tcBorders>
+              <w:top w:val="single" w:sz="4" w:space="0" w:color="000000"/>
+              <w:left w:val="single" w:sz="4" w:space="0" w:color="000000"/>
+              <w:bottom w:val="single" w:sz="4" w:space="0" w:color="000000"/>
+              <w:right w:val="single" w:sz="4" w:space="0" w:color="000000"/>
+            </w:tcBorders>
+            <w:tcMar>
+              <w:top w:w="80" w:type="dxa"/>
+              <w:left w:w="80" w:type="dxa"/>
+              <w:bottom w:w="80" w:type="dxa"/>
+              <w:right w:w="80" w:type="dxa"/>
+            </w:tcMar>
+          </w:tcPr>
+          <w:p>
+            <w:pPr>
+              <w:spacing w:after="240"/>
+            </w:pPr>
             <w:r>
               <w:rPr>
                 <w:rFonts w:eastAsia="Aptos" w:cs="Aptos"/>
@@ -728,9 +1127,112 @@
                   <w14:bevel/>
                 </w14:textOutline>
               </w:rPr>
-              <w:t>finalise</w:t>
+              <w:t>Enhances long-term account security but not required for core system operations.</w:t>
+            </w:r>
+          </w:p>
+        </w:tc>
+      </w:tr>
+      <w:tr>
+        <w:trPr>
+          <w:trHeight w:val="241"/>
+        </w:trPr>
+        <w:tc>
+          <w:tcPr>
+            <w:tcW w:w="1179" w:type="dxa"/>
+            <w:tcBorders>
+              <w:top w:val="single" w:sz="4" w:space="0" w:color="000000"/>
+              <w:left w:val="single" w:sz="4" w:space="0" w:color="000000"/>
+              <w:bottom w:val="single" w:sz="4" w:space="0" w:color="000000"/>
+              <w:right w:val="single" w:sz="4" w:space="0" w:color="000000"/>
+            </w:tcBorders>
+            <w:tcMar>
+              <w:top w:w="80" w:type="dxa"/>
+              <w:left w:w="80" w:type="dxa"/>
+              <w:bottom w:w="80" w:type="dxa"/>
+              <w:right w:w="80" w:type="dxa"/>
+            </w:tcMar>
+          </w:tcPr>
+          <w:p>
+            <w:pPr>
+              <w:pStyle w:val="BodyText"/>
+            </w:pPr>
+            <w:r>
+              <w:t>UC09</w:t>
+            </w:r>
+          </w:p>
+        </w:tc>
+        <w:tc>
+          <w:tcPr>
+            <w:tcW w:w="3161" w:type="dxa"/>
+            <w:tcBorders>
+              <w:top w:val="single" w:sz="4" w:space="0" w:color="000000"/>
+              <w:left w:val="single" w:sz="4" w:space="0" w:color="000000"/>
+              <w:bottom w:val="single" w:sz="4" w:space="0" w:color="000000"/>
+              <w:right w:val="single" w:sz="4" w:space="0" w:color="000000"/>
+            </w:tcBorders>
+            <w:tcMar>
+              <w:top w:w="80" w:type="dxa"/>
+              <w:left w:w="80" w:type="dxa"/>
+              <w:bottom w:w="80" w:type="dxa"/>
+              <w:right w:w="80" w:type="dxa"/>
+            </w:tcMar>
+          </w:tcPr>
+          <w:p>
+            <w:pPr>
+              <w:pStyle w:val="BodyText"/>
+            </w:pPr>
+            <w:proofErr w:type="spellStart"/>
+            <w:r>
+              <w:t>ChangePassword</w:t>
             </w:r>
             <w:proofErr w:type="spellEnd"/>
+          </w:p>
+        </w:tc>
+        <w:tc>
+          <w:tcPr>
+            <w:tcW w:w="1643" w:type="dxa"/>
+            <w:tcBorders>
+              <w:top w:val="single" w:sz="4" w:space="0" w:color="000000"/>
+              <w:left w:val="single" w:sz="4" w:space="0" w:color="000000"/>
+              <w:bottom w:val="single" w:sz="4" w:space="0" w:color="000000"/>
+              <w:right w:val="single" w:sz="4" w:space="0" w:color="000000"/>
+            </w:tcBorders>
+            <w:tcMar>
+              <w:top w:w="80" w:type="dxa"/>
+              <w:left w:w="80" w:type="dxa"/>
+              <w:bottom w:w="80" w:type="dxa"/>
+              <w:right w:w="80" w:type="dxa"/>
+            </w:tcMar>
+          </w:tcPr>
+          <w:p>
+            <w:pPr>
+              <w:pStyle w:val="BodyText"/>
+            </w:pPr>
+            <w:r>
+              <w:t>Good to have</w:t>
+            </w:r>
+          </w:p>
+        </w:tc>
+        <w:tc>
+          <w:tcPr>
+            <w:tcW w:w="3033" w:type="dxa"/>
+            <w:tcBorders>
+              <w:top w:val="single" w:sz="4" w:space="0" w:color="000000"/>
+              <w:left w:val="single" w:sz="4" w:space="0" w:color="000000"/>
+              <w:bottom w:val="single" w:sz="4" w:space="0" w:color="000000"/>
+              <w:right w:val="single" w:sz="4" w:space="0" w:color="000000"/>
+            </w:tcBorders>
+            <w:tcMar>
+              <w:top w:w="80" w:type="dxa"/>
+              <w:left w:w="80" w:type="dxa"/>
+              <w:bottom w:w="80" w:type="dxa"/>
+              <w:right w:w="80" w:type="dxa"/>
+            </w:tcMar>
+          </w:tcPr>
+          <w:p>
+            <w:pPr>
+              <w:spacing w:after="240"/>
+            </w:pPr>
             <w:r>
               <w:rPr>
                 <w:rFonts w:eastAsia="Aptos" w:cs="Aptos"/>
@@ -744,8 +1246,112 @@
                   <w14:bevel/>
                 </w14:textOutline>
               </w:rPr>
-              <w:t xml:space="preserve"> purchases and confirm order submission.</w:t>
-            </w:r>
+              <w:t>Security enhancement allowing users to maintain account protection.</w:t>
+            </w:r>
+          </w:p>
+        </w:tc>
+      </w:tr>
+      <w:tr>
+        <w:trPr>
+          <w:trHeight w:val="241"/>
+        </w:trPr>
+        <w:tc>
+          <w:tcPr>
+            <w:tcW w:w="1179" w:type="dxa"/>
+            <w:tcBorders>
+              <w:top w:val="single" w:sz="4" w:space="0" w:color="000000"/>
+              <w:left w:val="single" w:sz="4" w:space="0" w:color="000000"/>
+              <w:bottom w:val="single" w:sz="4" w:space="0" w:color="000000"/>
+              <w:right w:val="single" w:sz="4" w:space="0" w:color="000000"/>
+            </w:tcBorders>
+            <w:tcMar>
+              <w:top w:w="80" w:type="dxa"/>
+              <w:left w:w="80" w:type="dxa"/>
+              <w:bottom w:w="80" w:type="dxa"/>
+              <w:right w:w="80" w:type="dxa"/>
+            </w:tcMar>
+          </w:tcPr>
+          <w:p>
+            <w:pPr>
+              <w:pStyle w:val="BodyText"/>
+            </w:pPr>
+            <w:r>
+              <w:t>UC10</w:t>
+            </w:r>
+          </w:p>
+        </w:tc>
+        <w:tc>
+          <w:tcPr>
+            <w:tcW w:w="3161" w:type="dxa"/>
+            <w:tcBorders>
+              <w:top w:val="single" w:sz="4" w:space="0" w:color="000000"/>
+              <w:left w:val="single" w:sz="4" w:space="0" w:color="000000"/>
+              <w:bottom w:val="single" w:sz="4" w:space="0" w:color="000000"/>
+              <w:right w:val="single" w:sz="4" w:space="0" w:color="000000"/>
+            </w:tcBorders>
+            <w:tcMar>
+              <w:top w:w="80" w:type="dxa"/>
+              <w:left w:w="80" w:type="dxa"/>
+              <w:bottom w:w="80" w:type="dxa"/>
+              <w:right w:w="80" w:type="dxa"/>
+            </w:tcMar>
+          </w:tcPr>
+          <w:p>
+            <w:pPr>
+              <w:pStyle w:val="BodyText"/>
+            </w:pPr>
+            <w:proofErr w:type="spellStart"/>
+            <w:r>
+              <w:t>EditUserDetails</w:t>
+            </w:r>
+            <w:proofErr w:type="spellEnd"/>
+          </w:p>
+        </w:tc>
+        <w:tc>
+          <w:tcPr>
+            <w:tcW w:w="1643" w:type="dxa"/>
+            <w:tcBorders>
+              <w:top w:val="single" w:sz="4" w:space="0" w:color="000000"/>
+              <w:left w:val="single" w:sz="4" w:space="0" w:color="000000"/>
+              <w:bottom w:val="single" w:sz="4" w:space="0" w:color="000000"/>
+              <w:right w:val="single" w:sz="4" w:space="0" w:color="000000"/>
+            </w:tcBorders>
+            <w:tcMar>
+              <w:top w:w="80" w:type="dxa"/>
+              <w:left w:w="80" w:type="dxa"/>
+              <w:bottom w:w="80" w:type="dxa"/>
+              <w:right w:w="80" w:type="dxa"/>
+            </w:tcMar>
+          </w:tcPr>
+          <w:p>
+            <w:pPr>
+              <w:pStyle w:val="BodyText"/>
+            </w:pPr>
+            <w:r>
+              <w:t>Good to have</w:t>
+            </w:r>
+          </w:p>
+        </w:tc>
+        <w:tc>
+          <w:tcPr>
+            <w:tcW w:w="3033" w:type="dxa"/>
+            <w:tcBorders>
+              <w:top w:val="single" w:sz="4" w:space="0" w:color="000000"/>
+              <w:left w:val="single" w:sz="4" w:space="0" w:color="000000"/>
+              <w:bottom w:val="single" w:sz="4" w:space="0" w:color="000000"/>
+              <w:right w:val="single" w:sz="4" w:space="0" w:color="000000"/>
+            </w:tcBorders>
+            <w:tcMar>
+              <w:top w:w="80" w:type="dxa"/>
+              <w:left w:w="80" w:type="dxa"/>
+              <w:bottom w:w="80" w:type="dxa"/>
+              <w:right w:w="80" w:type="dxa"/>
+            </w:tcMar>
+          </w:tcPr>
+          <w:p>
+            <w:pPr>
+              <w:spacing w:after="240"/>
+            </w:pPr>
             <w:r>
               <w:rPr>
                 <w:rFonts w:eastAsia="Aptos" w:cs="Aptos"/>
@@ -759,7 +1365,7 @@
                   <w14:bevel/>
                 </w14:textOutline>
               </w:rPr>
-              <w:t xml:space="preserve"> </w:t>
+              <w:t>Improves usability by allowing profile updates but not critical for purchases.</w:t>
             </w:r>
           </w:p>
         </w:tc>
@@ -789,7 +1395,8 @@
               <w:pStyle w:val="BodyText"/>
             </w:pPr>
             <w:r>
-              <w:t>UC05</w:t>
+              <w:lastRenderedPageBreak/>
+              <w:t>UC11</w:t>
             </w:r>
           </w:p>
         </w:tc>
@@ -815,14 +1422,14 @@
             </w:pPr>
             <w:proofErr w:type="spellStart"/>
             <w:r>
-              <w:t>RegisterAccount</w:t>
+              <w:t>ViewCart</w:t>
             </w:r>
             <w:proofErr w:type="spellEnd"/>
           </w:p>
         </w:tc>
         <w:tc>
           <w:tcPr>
-            <w:tcW w:w="1467" w:type="dxa"/>
+            <w:tcW w:w="1643" w:type="dxa"/>
             <w:tcBorders>
               <w:top w:val="single" w:sz="4" w:space="0" w:color="000000"/>
               <w:left w:val="single" w:sz="4" w:space="0" w:color="000000"/>
@@ -847,7 +1454,7 @@
         </w:tc>
         <w:tc>
           <w:tcPr>
-            <w:tcW w:w="3209" w:type="dxa"/>
+            <w:tcW w:w="3033" w:type="dxa"/>
             <w:tcBorders>
               <w:top w:val="single" w:sz="4" w:space="0" w:color="000000"/>
               <w:left w:val="single" w:sz="4" w:space="0" w:color="000000"/>
@@ -878,7 +1485,7 @@
                   <w14:bevel/>
                 </w14:textOutline>
               </w:rPr>
-              <w:t>This functionality allows commercial and non-commercial users to create an account. This is essential for authentication, order tracking and accessing member specific features.</w:t>
+              <w:t>Users must review selected items before proceeding to checkout. This is essential for verifying orders before checkout.</w:t>
             </w:r>
           </w:p>
         </w:tc>
@@ -908,7 +1515,7 @@
               <w:pStyle w:val="BodyText"/>
             </w:pPr>
             <w:r>
-              <w:t>UC06</w:t>
+              <w:t>UC12</w:t>
             </w:r>
           </w:p>
         </w:tc>
@@ -932,14 +1539,16 @@
             <w:pPr>
               <w:pStyle w:val="BodyText"/>
             </w:pPr>
-            <w:r>
-              <w:t>Login</w:t>
-            </w:r>
-          </w:p>
-        </w:tc>
-        <w:tc>
-          <w:tcPr>
-            <w:tcW w:w="1467" w:type="dxa"/>
+            <w:proofErr w:type="spellStart"/>
+            <w:r>
+              <w:t>RegisterAccount</w:t>
+            </w:r>
+            <w:proofErr w:type="spellEnd"/>
+          </w:p>
+        </w:tc>
+        <w:tc>
+          <w:tcPr>
+            <w:tcW w:w="1643" w:type="dxa"/>
             <w:tcBorders>
               <w:top w:val="single" w:sz="4" w:space="0" w:color="000000"/>
               <w:left w:val="single" w:sz="4" w:space="0" w:color="000000"/>
@@ -964,7 +1573,7 @@
         </w:tc>
         <w:tc>
           <w:tcPr>
-            <w:tcW w:w="3209" w:type="dxa"/>
+            <w:tcW w:w="3033" w:type="dxa"/>
             <w:tcBorders>
               <w:top w:val="single" w:sz="4" w:space="0" w:color="000000"/>
               <w:left w:val="single" w:sz="4" w:space="0" w:color="000000"/>
@@ -981,8 +1590,6 @@
           <w:p>
             <w:pPr>
               <w:spacing w:after="240"/>
-            </w:pPr>
-            <w:r>
               <w:rPr>
                 <w:rFonts w:eastAsia="Aptos" w:cs="Aptos"/>
                 <w:color w:val="000000"/>
@@ -995,109 +1602,6 @@
                   <w14:bevel/>
                 </w14:textOutline>
               </w:rPr>
-              <w:t>Important as it allows registered users to access accounts and stored information securely.</w:t>
-            </w:r>
-          </w:p>
-        </w:tc>
-      </w:tr>
-      <w:tr>
-        <w:trPr>
-          <w:trHeight w:val="241"/>
-        </w:trPr>
-        <w:tc>
-          <w:tcPr>
-            <w:tcW w:w="1179" w:type="dxa"/>
-            <w:tcBorders>
-              <w:top w:val="single" w:sz="4" w:space="0" w:color="000000"/>
-              <w:left w:val="single" w:sz="4" w:space="0" w:color="000000"/>
-              <w:bottom w:val="single" w:sz="4" w:space="0" w:color="000000"/>
-              <w:right w:val="single" w:sz="4" w:space="0" w:color="000000"/>
-            </w:tcBorders>
-            <w:tcMar>
-              <w:top w:w="80" w:type="dxa"/>
-              <w:left w:w="80" w:type="dxa"/>
-              <w:bottom w:w="80" w:type="dxa"/>
-              <w:right w:w="80" w:type="dxa"/>
-            </w:tcMar>
-          </w:tcPr>
-          <w:p>
-            <w:pPr>
-              <w:pStyle w:val="BodyText"/>
-            </w:pPr>
-            <w:r>
-              <w:t>UC07</w:t>
-            </w:r>
-          </w:p>
-        </w:tc>
-        <w:tc>
-          <w:tcPr>
-            <w:tcW w:w="3161" w:type="dxa"/>
-            <w:tcBorders>
-              <w:top w:val="single" w:sz="4" w:space="0" w:color="000000"/>
-              <w:left w:val="single" w:sz="4" w:space="0" w:color="000000"/>
-              <w:bottom w:val="single" w:sz="4" w:space="0" w:color="000000"/>
-              <w:right w:val="single" w:sz="4" w:space="0" w:color="000000"/>
-            </w:tcBorders>
-            <w:tcMar>
-              <w:top w:w="80" w:type="dxa"/>
-              <w:left w:w="80" w:type="dxa"/>
-              <w:bottom w:w="80" w:type="dxa"/>
-              <w:right w:w="80" w:type="dxa"/>
-            </w:tcMar>
-          </w:tcPr>
-          <w:p>
-            <w:pPr>
-              <w:pStyle w:val="BodyText"/>
-            </w:pPr>
-            <w:r>
-              <w:t>Logout</w:t>
-            </w:r>
-          </w:p>
-        </w:tc>
-        <w:tc>
-          <w:tcPr>
-            <w:tcW w:w="1467" w:type="dxa"/>
-            <w:tcBorders>
-              <w:top w:val="single" w:sz="4" w:space="0" w:color="000000"/>
-              <w:left w:val="single" w:sz="4" w:space="0" w:color="000000"/>
-              <w:bottom w:val="single" w:sz="4" w:space="0" w:color="000000"/>
-              <w:right w:val="single" w:sz="4" w:space="0" w:color="000000"/>
-            </w:tcBorders>
-            <w:tcMar>
-              <w:top w:w="80" w:type="dxa"/>
-              <w:left w:w="80" w:type="dxa"/>
-              <w:bottom w:w="80" w:type="dxa"/>
-              <w:right w:w="80" w:type="dxa"/>
-            </w:tcMar>
-          </w:tcPr>
-          <w:p>
-            <w:pPr>
-              <w:pStyle w:val="BodyText"/>
-            </w:pPr>
-            <w:r>
-              <w:t>Good to have</w:t>
-            </w:r>
-          </w:p>
-        </w:tc>
-        <w:tc>
-          <w:tcPr>
-            <w:tcW w:w="3209" w:type="dxa"/>
-            <w:tcBorders>
-              <w:top w:val="single" w:sz="4" w:space="0" w:color="000000"/>
-              <w:left w:val="single" w:sz="4" w:space="0" w:color="000000"/>
-              <w:bottom w:val="single" w:sz="4" w:space="0" w:color="000000"/>
-              <w:right w:val="single" w:sz="4" w:space="0" w:color="000000"/>
-            </w:tcBorders>
-            <w:tcMar>
-              <w:top w:w="80" w:type="dxa"/>
-              <w:left w:w="80" w:type="dxa"/>
-              <w:bottom w:w="80" w:type="dxa"/>
-              <w:right w:w="80" w:type="dxa"/>
-            </w:tcMar>
-          </w:tcPr>
-          <w:p>
-            <w:pPr>
-              <w:spacing w:after="240"/>
             </w:pPr>
             <w:r>
               <w:rPr>
@@ -1112,7 +1616,7 @@
                   <w14:bevel/>
                 </w14:textOutline>
               </w:rPr>
-              <w:t>Improves session security but system can still operate without explicit logout.</w:t>
+              <w:t>This functionality allows commercial and non-commercial users to create an account. This is essential for authentication, order tracking and accessing member specific features.</w:t>
             </w:r>
           </w:p>
         </w:tc>
@@ -1142,7 +1646,7 @@
               <w:pStyle w:val="BodyText"/>
             </w:pPr>
             <w:r>
-              <w:t>UC08</w:t>
+              <w:t>UC13</w:t>
             </w:r>
           </w:p>
         </w:tc>
@@ -1166,39 +1670,51 @@
             <w:pPr>
               <w:pStyle w:val="BodyText"/>
             </w:pPr>
-            <w:r>
-              <w:t>Validate</w:t>
-            </w:r>
-          </w:p>
-        </w:tc>
-        <w:tc>
-          <w:tcPr>
-            <w:tcW w:w="1467" w:type="dxa"/>
-            <w:tcBorders>
-              <w:top w:val="single" w:sz="4" w:space="0" w:color="000000"/>
-              <w:left w:val="single" w:sz="4" w:space="0" w:color="000000"/>
-              <w:bottom w:val="single" w:sz="4" w:space="0" w:color="000000"/>
-              <w:right w:val="single" w:sz="4" w:space="0" w:color="000000"/>
-            </w:tcBorders>
-            <w:tcMar>
-              <w:top w:w="80" w:type="dxa"/>
-              <w:left w:w="80" w:type="dxa"/>
-              <w:bottom w:w="80" w:type="dxa"/>
-              <w:right w:w="80" w:type="dxa"/>
-            </w:tcMar>
-          </w:tcPr>
-          <w:p>
-            <w:pPr>
-              <w:pStyle w:val="BodyText"/>
-            </w:pPr>
-            <w:r>
-              <w:t>Essential</w:t>
-            </w:r>
-          </w:p>
-        </w:tc>
-        <w:tc>
-          <w:tcPr>
-            <w:tcW w:w="3209" w:type="dxa"/>
+            <w:proofErr w:type="spellStart"/>
+            <w:r>
+              <w:t>RegisterCommercialAccount</w:t>
+            </w:r>
+            <w:proofErr w:type="spellEnd"/>
+          </w:p>
+          <w:p>
+            <w:pPr>
+              <w:pStyle w:val="BodyText"/>
+            </w:pPr>
+          </w:p>
+        </w:tc>
+        <w:tc>
+          <w:tcPr>
+            <w:tcW w:w="1643" w:type="dxa"/>
+            <w:tcBorders>
+              <w:top w:val="single" w:sz="4" w:space="0" w:color="000000"/>
+              <w:left w:val="single" w:sz="4" w:space="0" w:color="000000"/>
+              <w:bottom w:val="single" w:sz="4" w:space="0" w:color="000000"/>
+              <w:right w:val="single" w:sz="4" w:space="0" w:color="000000"/>
+            </w:tcBorders>
+            <w:tcMar>
+              <w:top w:w="80" w:type="dxa"/>
+              <w:left w:w="80" w:type="dxa"/>
+              <w:bottom w:w="80" w:type="dxa"/>
+              <w:right w:w="80" w:type="dxa"/>
+            </w:tcMar>
+          </w:tcPr>
+          <w:p>
+            <w:pPr>
+              <w:pStyle w:val="BodyText"/>
+            </w:pPr>
+            <w:r>
+              <w:t>Important</w:t>
+            </w:r>
+          </w:p>
+          <w:p>
+            <w:pPr>
+              <w:pStyle w:val="BodyText"/>
+            </w:pPr>
+          </w:p>
+        </w:tc>
+        <w:tc>
+          <w:tcPr>
+            <w:tcW w:w="3033" w:type="dxa"/>
             <w:tcBorders>
               <w:top w:val="single" w:sz="4" w:space="0" w:color="000000"/>
               <w:left w:val="single" w:sz="4" w:space="0" w:color="000000"/>
@@ -1215,8 +1731,6 @@
           <w:p>
             <w:pPr>
               <w:spacing w:after="240"/>
-            </w:pPr>
-            <w:r>
               <w:rPr>
                 <w:rFonts w:eastAsia="Aptos" w:cs="Aptos"/>
                 <w:color w:val="000000"/>
@@ -1229,111 +1743,6 @@
                   <w14:bevel/>
                 </w14:textOutline>
               </w:rPr>
-              <w:t>This functionality is essential for verifying commercial users. It ensures input validation, data accuracy and maintains system integrity.</w:t>
-            </w:r>
-          </w:p>
-        </w:tc>
-      </w:tr>
-      <w:tr>
-        <w:trPr>
-          <w:trHeight w:val="241"/>
-        </w:trPr>
-        <w:tc>
-          <w:tcPr>
-            <w:tcW w:w="1179" w:type="dxa"/>
-            <w:tcBorders>
-              <w:top w:val="single" w:sz="4" w:space="0" w:color="000000"/>
-              <w:left w:val="single" w:sz="4" w:space="0" w:color="000000"/>
-              <w:bottom w:val="single" w:sz="4" w:space="0" w:color="000000"/>
-              <w:right w:val="single" w:sz="4" w:space="0" w:color="000000"/>
-            </w:tcBorders>
-            <w:tcMar>
-              <w:top w:w="80" w:type="dxa"/>
-              <w:left w:w="80" w:type="dxa"/>
-              <w:bottom w:w="80" w:type="dxa"/>
-              <w:right w:w="80" w:type="dxa"/>
-            </w:tcMar>
-          </w:tcPr>
-          <w:p>
-            <w:pPr>
-              <w:pStyle w:val="BodyText"/>
-            </w:pPr>
-            <w:r>
-              <w:t>UC09</w:t>
-            </w:r>
-          </w:p>
-        </w:tc>
-        <w:tc>
-          <w:tcPr>
-            <w:tcW w:w="3161" w:type="dxa"/>
-            <w:tcBorders>
-              <w:top w:val="single" w:sz="4" w:space="0" w:color="000000"/>
-              <w:left w:val="single" w:sz="4" w:space="0" w:color="000000"/>
-              <w:bottom w:val="single" w:sz="4" w:space="0" w:color="000000"/>
-              <w:right w:val="single" w:sz="4" w:space="0" w:color="000000"/>
-            </w:tcBorders>
-            <w:tcMar>
-              <w:top w:w="80" w:type="dxa"/>
-              <w:left w:w="80" w:type="dxa"/>
-              <w:bottom w:w="80" w:type="dxa"/>
-              <w:right w:w="80" w:type="dxa"/>
-            </w:tcMar>
-          </w:tcPr>
-          <w:p>
-            <w:pPr>
-              <w:pStyle w:val="BodyText"/>
-            </w:pPr>
-            <w:proofErr w:type="spellStart"/>
-            <w:r>
-              <w:t>RegisterCommercialAccount</w:t>
-            </w:r>
-            <w:proofErr w:type="spellEnd"/>
-          </w:p>
-        </w:tc>
-        <w:tc>
-          <w:tcPr>
-            <w:tcW w:w="1467" w:type="dxa"/>
-            <w:tcBorders>
-              <w:top w:val="single" w:sz="4" w:space="0" w:color="000000"/>
-              <w:left w:val="single" w:sz="4" w:space="0" w:color="000000"/>
-              <w:bottom w:val="single" w:sz="4" w:space="0" w:color="000000"/>
-              <w:right w:val="single" w:sz="4" w:space="0" w:color="000000"/>
-            </w:tcBorders>
-            <w:tcMar>
-              <w:top w:w="80" w:type="dxa"/>
-              <w:left w:w="80" w:type="dxa"/>
-              <w:bottom w:w="80" w:type="dxa"/>
-              <w:right w:w="80" w:type="dxa"/>
-            </w:tcMar>
-          </w:tcPr>
-          <w:p>
-            <w:pPr>
-              <w:pStyle w:val="BodyText"/>
-            </w:pPr>
-            <w:r>
-              <w:t>Important</w:t>
-            </w:r>
-          </w:p>
-        </w:tc>
-        <w:tc>
-          <w:tcPr>
-            <w:tcW w:w="3209" w:type="dxa"/>
-            <w:tcBorders>
-              <w:top w:val="single" w:sz="4" w:space="0" w:color="000000"/>
-              <w:left w:val="single" w:sz="4" w:space="0" w:color="000000"/>
-              <w:bottom w:val="single" w:sz="4" w:space="0" w:color="000000"/>
-              <w:right w:val="single" w:sz="4" w:space="0" w:color="000000"/>
-            </w:tcBorders>
-            <w:tcMar>
-              <w:top w:w="80" w:type="dxa"/>
-              <w:left w:w="80" w:type="dxa"/>
-              <w:bottom w:w="80" w:type="dxa"/>
-              <w:right w:w="80" w:type="dxa"/>
-            </w:tcMar>
-          </w:tcPr>
-          <w:p>
-            <w:pPr>
-              <w:spacing w:after="240"/>
             </w:pPr>
             <w:r>
               <w:rPr>
@@ -1378,7 +1787,7 @@
               <w:pStyle w:val="BodyText"/>
             </w:pPr>
             <w:r>
-              <w:t>UC10</w:t>
+              <w:t>UC14</w:t>
             </w:r>
           </w:p>
         </w:tc>
@@ -1408,10 +1817,15 @@
             </w:r>
             <w:proofErr w:type="spellEnd"/>
           </w:p>
-        </w:tc>
-        <w:tc>
-          <w:tcPr>
-            <w:tcW w:w="1467" w:type="dxa"/>
+          <w:p>
+            <w:pPr>
+              <w:pStyle w:val="BodyText"/>
+            </w:pPr>
+          </w:p>
+        </w:tc>
+        <w:tc>
+          <w:tcPr>
+            <w:tcW w:w="1643" w:type="dxa"/>
             <w:tcBorders>
               <w:top w:val="single" w:sz="4" w:space="0" w:color="000000"/>
               <w:left w:val="single" w:sz="4" w:space="0" w:color="000000"/>
@@ -1433,10 +1847,15 @@
               <w:t>Important</w:t>
             </w:r>
           </w:p>
-        </w:tc>
-        <w:tc>
-          <w:tcPr>
-            <w:tcW w:w="3209" w:type="dxa"/>
+          <w:p>
+            <w:pPr>
+              <w:pStyle w:val="BodyText"/>
+            </w:pPr>
+          </w:p>
+        </w:tc>
+        <w:tc>
+          <w:tcPr>
+            <w:tcW w:w="3033" w:type="dxa"/>
             <w:tcBorders>
               <w:top w:val="single" w:sz="4" w:space="0" w:color="000000"/>
               <w:left w:val="single" w:sz="4" w:space="0" w:color="000000"/>
@@ -1453,8 +1872,6 @@
           <w:p>
             <w:pPr>
               <w:spacing w:after="240"/>
-            </w:pPr>
-            <w:r>
               <w:rPr>
                 <w:rFonts w:eastAsia="Aptos" w:cs="Aptos"/>
                 <w:color w:val="000000"/>
@@ -1467,112 +1884,6 @@
                   <w14:bevel/>
                 </w14:textOutline>
               </w:rPr>
-              <w:t>Enables standard customer onboarding for account-based purchases.</w:t>
-            </w:r>
-          </w:p>
-        </w:tc>
-      </w:tr>
-      <w:tr>
-        <w:trPr>
-          <w:trHeight w:val="241"/>
-        </w:trPr>
-        <w:tc>
-          <w:tcPr>
-            <w:tcW w:w="1179" w:type="dxa"/>
-            <w:tcBorders>
-              <w:top w:val="single" w:sz="4" w:space="0" w:color="000000"/>
-              <w:left w:val="single" w:sz="4" w:space="0" w:color="000000"/>
-              <w:bottom w:val="single" w:sz="4" w:space="0" w:color="000000"/>
-              <w:right w:val="single" w:sz="4" w:space="0" w:color="000000"/>
-            </w:tcBorders>
-            <w:tcMar>
-              <w:top w:w="80" w:type="dxa"/>
-              <w:left w:w="80" w:type="dxa"/>
-              <w:bottom w:w="80" w:type="dxa"/>
-              <w:right w:w="80" w:type="dxa"/>
-            </w:tcMar>
-          </w:tcPr>
-          <w:p>
-            <w:pPr>
-              <w:pStyle w:val="BodyText"/>
-            </w:pPr>
-            <w:r>
-              <w:lastRenderedPageBreak/>
-              <w:t>UC11</w:t>
-            </w:r>
-          </w:p>
-        </w:tc>
-        <w:tc>
-          <w:tcPr>
-            <w:tcW w:w="3161" w:type="dxa"/>
-            <w:tcBorders>
-              <w:top w:val="single" w:sz="4" w:space="0" w:color="000000"/>
-              <w:left w:val="single" w:sz="4" w:space="0" w:color="000000"/>
-              <w:bottom w:val="single" w:sz="4" w:space="0" w:color="000000"/>
-              <w:right w:val="single" w:sz="4" w:space="0" w:color="000000"/>
-            </w:tcBorders>
-            <w:tcMar>
-              <w:top w:w="80" w:type="dxa"/>
-              <w:left w:w="80" w:type="dxa"/>
-              <w:bottom w:w="80" w:type="dxa"/>
-              <w:right w:w="80" w:type="dxa"/>
-            </w:tcMar>
-          </w:tcPr>
-          <w:p>
-            <w:pPr>
-              <w:pStyle w:val="BodyText"/>
-            </w:pPr>
-            <w:proofErr w:type="spellStart"/>
-            <w:r>
-              <w:t>ValidateDetails</w:t>
-            </w:r>
-            <w:proofErr w:type="spellEnd"/>
-          </w:p>
-        </w:tc>
-        <w:tc>
-          <w:tcPr>
-            <w:tcW w:w="1467" w:type="dxa"/>
-            <w:tcBorders>
-              <w:top w:val="single" w:sz="4" w:space="0" w:color="000000"/>
-              <w:left w:val="single" w:sz="4" w:space="0" w:color="000000"/>
-              <w:bottom w:val="single" w:sz="4" w:space="0" w:color="000000"/>
-              <w:right w:val="single" w:sz="4" w:space="0" w:color="000000"/>
-            </w:tcBorders>
-            <w:tcMar>
-              <w:top w:w="80" w:type="dxa"/>
-              <w:left w:w="80" w:type="dxa"/>
-              <w:bottom w:w="80" w:type="dxa"/>
-              <w:right w:w="80" w:type="dxa"/>
-            </w:tcMar>
-          </w:tcPr>
-          <w:p>
-            <w:pPr>
-              <w:pStyle w:val="BodyText"/>
-            </w:pPr>
-            <w:r>
-              <w:t>Important</w:t>
-            </w:r>
-          </w:p>
-        </w:tc>
-        <w:tc>
-          <w:tcPr>
-            <w:tcW w:w="3209" w:type="dxa"/>
-            <w:tcBorders>
-              <w:top w:val="single" w:sz="4" w:space="0" w:color="000000"/>
-              <w:left w:val="single" w:sz="4" w:space="0" w:color="000000"/>
-              <w:bottom w:val="single" w:sz="4" w:space="0" w:color="000000"/>
-              <w:right w:val="single" w:sz="4" w:space="0" w:color="000000"/>
-            </w:tcBorders>
-            <w:tcMar>
-              <w:top w:w="80" w:type="dxa"/>
-              <w:left w:w="80" w:type="dxa"/>
-              <w:bottom w:w="80" w:type="dxa"/>
-              <w:right w:w="80" w:type="dxa"/>
-            </w:tcMar>
-          </w:tcPr>
-          <w:p>
-            <w:pPr>
-              <w:spacing w:after="240"/>
             </w:pPr>
             <w:r>
               <w:rPr>
@@ -1587,7 +1898,7 @@
                   <w14:bevel/>
                 </w14:textOutline>
               </w:rPr>
-              <w:t>Ensures user-submitted data correctness, reducing operational errors.</w:t>
+              <w:t>Enables standard customer onboarding for account-based purchases.</w:t>
             </w:r>
           </w:p>
         </w:tc>
@@ -1617,7 +1928,7 @@
               <w:pStyle w:val="BodyText"/>
             </w:pPr>
             <w:r>
-              <w:t>UC12</w:t>
+              <w:t>UC15</w:t>
             </w:r>
           </w:p>
         </w:tc>
@@ -1643,39 +1954,39 @@
             </w:pPr>
             <w:proofErr w:type="spellStart"/>
             <w:r>
-              <w:t>SMTP_Notification</w:t>
+              <w:t>ValidateEmail</w:t>
             </w:r>
             <w:proofErr w:type="spellEnd"/>
           </w:p>
         </w:tc>
         <w:tc>
           <w:tcPr>
-            <w:tcW w:w="1467" w:type="dxa"/>
-            <w:tcBorders>
-              <w:top w:val="single" w:sz="4" w:space="0" w:color="000000"/>
-              <w:left w:val="single" w:sz="4" w:space="0" w:color="000000"/>
-              <w:bottom w:val="single" w:sz="4" w:space="0" w:color="000000"/>
-              <w:right w:val="single" w:sz="4" w:space="0" w:color="000000"/>
-            </w:tcBorders>
-            <w:tcMar>
-              <w:top w:w="80" w:type="dxa"/>
-              <w:left w:w="80" w:type="dxa"/>
-              <w:bottom w:w="80" w:type="dxa"/>
-              <w:right w:w="80" w:type="dxa"/>
-            </w:tcMar>
-          </w:tcPr>
-          <w:p>
-            <w:pPr>
-              <w:pStyle w:val="BodyText"/>
-            </w:pPr>
-            <w:r>
-              <w:t>Important</w:t>
-            </w:r>
-          </w:p>
-        </w:tc>
-        <w:tc>
-          <w:tcPr>
-            <w:tcW w:w="3209" w:type="dxa"/>
+            <w:tcW w:w="1643" w:type="dxa"/>
+            <w:tcBorders>
+              <w:top w:val="single" w:sz="4" w:space="0" w:color="000000"/>
+              <w:left w:val="single" w:sz="4" w:space="0" w:color="000000"/>
+              <w:bottom w:val="single" w:sz="4" w:space="0" w:color="000000"/>
+              <w:right w:val="single" w:sz="4" w:space="0" w:color="000000"/>
+            </w:tcBorders>
+            <w:tcMar>
+              <w:top w:w="80" w:type="dxa"/>
+              <w:left w:w="80" w:type="dxa"/>
+              <w:bottom w:w="80" w:type="dxa"/>
+              <w:right w:w="80" w:type="dxa"/>
+            </w:tcMar>
+          </w:tcPr>
+          <w:p>
+            <w:pPr>
+              <w:pStyle w:val="BodyText"/>
+            </w:pPr>
+            <w:r>
+              <w:t xml:space="preserve">Important </w:t>
+            </w:r>
+          </w:p>
+        </w:tc>
+        <w:tc>
+          <w:tcPr>
+            <w:tcW w:w="3033" w:type="dxa"/>
             <w:tcBorders>
               <w:top w:val="single" w:sz="4" w:space="0" w:color="000000"/>
               <w:left w:val="single" w:sz="4" w:space="0" w:color="000000"/>
@@ -1694,6 +2005,136 @@
               <w:spacing w:after="240"/>
             </w:pPr>
             <w:r>
+              <w:rPr>
+                <w:sz w:val="22"/>
+                <w:szCs w:val="22"/>
+              </w:rPr>
+              <w:t xml:space="preserve">This </w:t>
+            </w:r>
+            <w:r>
+              <w:rPr>
+                <w:sz w:val="22"/>
+                <w:szCs w:val="22"/>
+              </w:rPr>
+              <w:t xml:space="preserve">functionality </w:t>
+            </w:r>
+            <w:r>
+              <w:rPr>
+                <w:sz w:val="22"/>
+                <w:szCs w:val="22"/>
+              </w:rPr>
+              <w:t xml:space="preserve">is important </w:t>
+            </w:r>
+            <w:r>
+              <w:rPr>
+                <w:sz w:val="22"/>
+                <w:szCs w:val="22"/>
+              </w:rPr>
+              <w:t>as it ensures the email address provided is valid before creating the account.</w:t>
+            </w:r>
+          </w:p>
+        </w:tc>
+      </w:tr>
+      <w:tr>
+        <w:trPr>
+          <w:trHeight w:val="241"/>
+        </w:trPr>
+        <w:tc>
+          <w:tcPr>
+            <w:tcW w:w="1179" w:type="dxa"/>
+            <w:tcBorders>
+              <w:top w:val="single" w:sz="4" w:space="0" w:color="000000"/>
+              <w:left w:val="single" w:sz="4" w:space="0" w:color="000000"/>
+              <w:bottom w:val="single" w:sz="4" w:space="0" w:color="000000"/>
+              <w:right w:val="single" w:sz="4" w:space="0" w:color="000000"/>
+            </w:tcBorders>
+            <w:tcMar>
+              <w:top w:w="80" w:type="dxa"/>
+              <w:left w:w="80" w:type="dxa"/>
+              <w:bottom w:w="80" w:type="dxa"/>
+              <w:right w:w="80" w:type="dxa"/>
+            </w:tcMar>
+          </w:tcPr>
+          <w:p>
+            <w:pPr>
+              <w:pStyle w:val="BodyText"/>
+            </w:pPr>
+            <w:r>
+              <w:t>UC16</w:t>
+            </w:r>
+          </w:p>
+        </w:tc>
+        <w:tc>
+          <w:tcPr>
+            <w:tcW w:w="3161" w:type="dxa"/>
+            <w:tcBorders>
+              <w:top w:val="single" w:sz="4" w:space="0" w:color="000000"/>
+              <w:left w:val="single" w:sz="4" w:space="0" w:color="000000"/>
+              <w:bottom w:val="single" w:sz="4" w:space="0" w:color="000000"/>
+              <w:right w:val="single" w:sz="4" w:space="0" w:color="000000"/>
+            </w:tcBorders>
+            <w:tcMar>
+              <w:top w:w="80" w:type="dxa"/>
+              <w:left w:w="80" w:type="dxa"/>
+              <w:bottom w:w="80" w:type="dxa"/>
+              <w:right w:w="80" w:type="dxa"/>
+            </w:tcMar>
+          </w:tcPr>
+          <w:p>
+            <w:pPr>
+              <w:pStyle w:val="BodyText"/>
+            </w:pPr>
+            <w:proofErr w:type="spellStart"/>
+            <w:r>
+              <w:t>ValidateDetails</w:t>
+            </w:r>
+            <w:proofErr w:type="spellEnd"/>
+          </w:p>
+        </w:tc>
+        <w:tc>
+          <w:tcPr>
+            <w:tcW w:w="1643" w:type="dxa"/>
+            <w:tcBorders>
+              <w:top w:val="single" w:sz="4" w:space="0" w:color="000000"/>
+              <w:left w:val="single" w:sz="4" w:space="0" w:color="000000"/>
+              <w:bottom w:val="single" w:sz="4" w:space="0" w:color="000000"/>
+              <w:right w:val="single" w:sz="4" w:space="0" w:color="000000"/>
+            </w:tcBorders>
+            <w:tcMar>
+              <w:top w:w="80" w:type="dxa"/>
+              <w:left w:w="80" w:type="dxa"/>
+              <w:bottom w:w="80" w:type="dxa"/>
+              <w:right w:w="80" w:type="dxa"/>
+            </w:tcMar>
+          </w:tcPr>
+          <w:p>
+            <w:pPr>
+              <w:pStyle w:val="BodyText"/>
+            </w:pPr>
+            <w:r>
+              <w:t xml:space="preserve">Important </w:t>
+            </w:r>
+          </w:p>
+        </w:tc>
+        <w:tc>
+          <w:tcPr>
+            <w:tcW w:w="3033" w:type="dxa"/>
+            <w:tcBorders>
+              <w:top w:val="single" w:sz="4" w:space="0" w:color="000000"/>
+              <w:left w:val="single" w:sz="4" w:space="0" w:color="000000"/>
+              <w:bottom w:val="single" w:sz="4" w:space="0" w:color="000000"/>
+              <w:right w:val="single" w:sz="4" w:space="0" w:color="000000"/>
+            </w:tcBorders>
+            <w:tcMar>
+              <w:top w:w="80" w:type="dxa"/>
+              <w:left w:w="80" w:type="dxa"/>
+              <w:bottom w:w="80" w:type="dxa"/>
+              <w:right w:w="80" w:type="dxa"/>
+            </w:tcMar>
+          </w:tcPr>
+          <w:p>
+            <w:pPr>
+              <w:spacing w:after="240"/>
               <w:rPr>
                 <w:rFonts w:eastAsia="Aptos" w:cs="Aptos"/>
                 <w:color w:val="000000"/>
@@ -1706,111 +2147,6 @@
                   <w14:bevel/>
                 </w14:textOutline>
               </w:rPr>
-              <w:t>Provides transaction confirmations and user communications improving reliability.</w:t>
-            </w:r>
-          </w:p>
-        </w:tc>
-      </w:tr>
-      <w:tr>
-        <w:trPr>
-          <w:trHeight w:val="241"/>
-        </w:trPr>
-        <w:tc>
-          <w:tcPr>
-            <w:tcW w:w="1179" w:type="dxa"/>
-            <w:tcBorders>
-              <w:top w:val="single" w:sz="4" w:space="0" w:color="000000"/>
-              <w:left w:val="single" w:sz="4" w:space="0" w:color="000000"/>
-              <w:bottom w:val="single" w:sz="4" w:space="0" w:color="000000"/>
-              <w:right w:val="single" w:sz="4" w:space="0" w:color="000000"/>
-            </w:tcBorders>
-            <w:tcMar>
-              <w:top w:w="80" w:type="dxa"/>
-              <w:left w:w="80" w:type="dxa"/>
-              <w:bottom w:w="80" w:type="dxa"/>
-              <w:right w:w="80" w:type="dxa"/>
-            </w:tcMar>
-          </w:tcPr>
-          <w:p>
-            <w:pPr>
-              <w:pStyle w:val="BodyText"/>
-            </w:pPr>
-            <w:r>
-              <w:t>UC13</w:t>
-            </w:r>
-          </w:p>
-        </w:tc>
-        <w:tc>
-          <w:tcPr>
-            <w:tcW w:w="3161" w:type="dxa"/>
-            <w:tcBorders>
-              <w:top w:val="single" w:sz="4" w:space="0" w:color="000000"/>
-              <w:left w:val="single" w:sz="4" w:space="0" w:color="000000"/>
-              <w:bottom w:val="single" w:sz="4" w:space="0" w:color="000000"/>
-              <w:right w:val="single" w:sz="4" w:space="0" w:color="000000"/>
-            </w:tcBorders>
-            <w:tcMar>
-              <w:top w:w="80" w:type="dxa"/>
-              <w:left w:w="80" w:type="dxa"/>
-              <w:bottom w:w="80" w:type="dxa"/>
-              <w:right w:w="80" w:type="dxa"/>
-            </w:tcMar>
-          </w:tcPr>
-          <w:p>
-            <w:pPr>
-              <w:pStyle w:val="BodyText"/>
-            </w:pPr>
-            <w:proofErr w:type="spellStart"/>
-            <w:r>
-              <w:t>PromptPasswordChange</w:t>
-            </w:r>
-            <w:proofErr w:type="spellEnd"/>
-          </w:p>
-        </w:tc>
-        <w:tc>
-          <w:tcPr>
-            <w:tcW w:w="1467" w:type="dxa"/>
-            <w:tcBorders>
-              <w:top w:val="single" w:sz="4" w:space="0" w:color="000000"/>
-              <w:left w:val="single" w:sz="4" w:space="0" w:color="000000"/>
-              <w:bottom w:val="single" w:sz="4" w:space="0" w:color="000000"/>
-              <w:right w:val="single" w:sz="4" w:space="0" w:color="000000"/>
-            </w:tcBorders>
-            <w:tcMar>
-              <w:top w:w="80" w:type="dxa"/>
-              <w:left w:w="80" w:type="dxa"/>
-              <w:bottom w:w="80" w:type="dxa"/>
-              <w:right w:w="80" w:type="dxa"/>
-            </w:tcMar>
-          </w:tcPr>
-          <w:p>
-            <w:pPr>
-              <w:pStyle w:val="BodyText"/>
-            </w:pPr>
-            <w:r>
-              <w:t>Good to have</w:t>
-            </w:r>
-          </w:p>
-        </w:tc>
-        <w:tc>
-          <w:tcPr>
-            <w:tcW w:w="3209" w:type="dxa"/>
-            <w:tcBorders>
-              <w:top w:val="single" w:sz="4" w:space="0" w:color="000000"/>
-              <w:left w:val="single" w:sz="4" w:space="0" w:color="000000"/>
-              <w:bottom w:val="single" w:sz="4" w:space="0" w:color="000000"/>
-              <w:right w:val="single" w:sz="4" w:space="0" w:color="000000"/>
-            </w:tcBorders>
-            <w:tcMar>
-              <w:top w:w="80" w:type="dxa"/>
-              <w:left w:w="80" w:type="dxa"/>
-              <w:bottom w:w="80" w:type="dxa"/>
-              <w:right w:w="80" w:type="dxa"/>
-            </w:tcMar>
-          </w:tcPr>
-          <w:p>
-            <w:pPr>
-              <w:spacing w:after="240"/>
             </w:pPr>
             <w:r>
               <w:rPr>
@@ -1825,9 +2161,111 @@
                   <w14:bevel/>
                 </w14:textOutline>
               </w:rPr>
-              <w:t xml:space="preserve">Enhances long-term </w:t>
-            </w:r>
-            <w:r>
+              <w:t>Important as it ensures commercial user details are correct before approval.</w:t>
+            </w:r>
+          </w:p>
+        </w:tc>
+      </w:tr>
+      <w:tr>
+        <w:trPr>
+          <w:trHeight w:val="241"/>
+        </w:trPr>
+        <w:tc>
+          <w:tcPr>
+            <w:tcW w:w="1179" w:type="dxa"/>
+            <w:tcBorders>
+              <w:top w:val="single" w:sz="4" w:space="0" w:color="000000"/>
+              <w:left w:val="single" w:sz="4" w:space="0" w:color="000000"/>
+              <w:bottom w:val="single" w:sz="4" w:space="0" w:color="000000"/>
+              <w:right w:val="single" w:sz="4" w:space="0" w:color="000000"/>
+            </w:tcBorders>
+            <w:tcMar>
+              <w:top w:w="80" w:type="dxa"/>
+              <w:left w:w="80" w:type="dxa"/>
+              <w:bottom w:w="80" w:type="dxa"/>
+              <w:right w:w="80" w:type="dxa"/>
+            </w:tcMar>
+          </w:tcPr>
+          <w:p>
+            <w:pPr>
+              <w:pStyle w:val="BodyText"/>
+            </w:pPr>
+            <w:r>
+              <w:t>UC17</w:t>
+            </w:r>
+          </w:p>
+        </w:tc>
+        <w:tc>
+          <w:tcPr>
+            <w:tcW w:w="3161" w:type="dxa"/>
+            <w:tcBorders>
+              <w:top w:val="single" w:sz="4" w:space="0" w:color="000000"/>
+              <w:left w:val="single" w:sz="4" w:space="0" w:color="000000"/>
+              <w:bottom w:val="single" w:sz="4" w:space="0" w:color="000000"/>
+              <w:right w:val="single" w:sz="4" w:space="0" w:color="000000"/>
+            </w:tcBorders>
+            <w:tcMar>
+              <w:top w:w="80" w:type="dxa"/>
+              <w:left w:w="80" w:type="dxa"/>
+              <w:bottom w:w="80" w:type="dxa"/>
+              <w:right w:w="80" w:type="dxa"/>
+            </w:tcMar>
+          </w:tcPr>
+          <w:p>
+            <w:pPr>
+              <w:pStyle w:val="BodyText"/>
+            </w:pPr>
+            <w:proofErr w:type="spellStart"/>
+            <w:r>
+              <w:t>SMTP_Notification</w:t>
+            </w:r>
+            <w:proofErr w:type="spellEnd"/>
+          </w:p>
+        </w:tc>
+        <w:tc>
+          <w:tcPr>
+            <w:tcW w:w="1643" w:type="dxa"/>
+            <w:tcBorders>
+              <w:top w:val="single" w:sz="4" w:space="0" w:color="000000"/>
+              <w:left w:val="single" w:sz="4" w:space="0" w:color="000000"/>
+              <w:bottom w:val="single" w:sz="4" w:space="0" w:color="000000"/>
+              <w:right w:val="single" w:sz="4" w:space="0" w:color="000000"/>
+            </w:tcBorders>
+            <w:tcMar>
+              <w:top w:w="80" w:type="dxa"/>
+              <w:left w:w="80" w:type="dxa"/>
+              <w:bottom w:w="80" w:type="dxa"/>
+              <w:right w:w="80" w:type="dxa"/>
+            </w:tcMar>
+          </w:tcPr>
+          <w:p>
+            <w:pPr>
+              <w:pStyle w:val="BodyText"/>
+            </w:pPr>
+            <w:r>
+              <w:t>Important</w:t>
+            </w:r>
+          </w:p>
+        </w:tc>
+        <w:tc>
+          <w:tcPr>
+            <w:tcW w:w="3033" w:type="dxa"/>
+            <w:tcBorders>
+              <w:top w:val="single" w:sz="4" w:space="0" w:color="000000"/>
+              <w:left w:val="single" w:sz="4" w:space="0" w:color="000000"/>
+              <w:bottom w:val="single" w:sz="4" w:space="0" w:color="000000"/>
+              <w:right w:val="single" w:sz="4" w:space="0" w:color="000000"/>
+            </w:tcBorders>
+            <w:tcMar>
+              <w:top w:w="80" w:type="dxa"/>
+              <w:left w:w="80" w:type="dxa"/>
+              <w:bottom w:w="80" w:type="dxa"/>
+              <w:right w:w="80" w:type="dxa"/>
+            </w:tcMar>
+          </w:tcPr>
+          <w:p>
+            <w:pPr>
+              <w:spacing w:after="240"/>
               <w:rPr>
                 <w:rFonts w:eastAsia="Aptos" w:cs="Aptos"/>
                 <w:color w:val="000000"/>
@@ -1840,8 +2278,7 @@
                   <w14:bevel/>
                 </w14:textOutline>
               </w:rPr>
-              <w:t xml:space="preserve">account </w:t>
-            </w:r>
+            </w:pPr>
             <w:r>
               <w:rPr>
                 <w:rFonts w:eastAsia="Aptos" w:cs="Aptos"/>
@@ -1855,9 +2292,230 @@
                   <w14:bevel/>
                 </w14:textOutline>
               </w:rPr>
-              <w:t>security but not required for core</w:t>
-            </w:r>
-            <w:r>
+              <w:t>Provides transaction confirmations and user communications improving reliability.</w:t>
+            </w:r>
+          </w:p>
+        </w:tc>
+      </w:tr>
+      <w:tr>
+        <w:trPr>
+          <w:trHeight w:val="241"/>
+        </w:trPr>
+        <w:tc>
+          <w:tcPr>
+            <w:tcW w:w="1179" w:type="dxa"/>
+            <w:tcBorders>
+              <w:top w:val="single" w:sz="4" w:space="0" w:color="000000"/>
+              <w:left w:val="single" w:sz="4" w:space="0" w:color="000000"/>
+              <w:bottom w:val="single" w:sz="4" w:space="0" w:color="000000"/>
+              <w:right w:val="single" w:sz="4" w:space="0" w:color="000000"/>
+            </w:tcBorders>
+            <w:tcMar>
+              <w:top w:w="80" w:type="dxa"/>
+              <w:left w:w="80" w:type="dxa"/>
+              <w:bottom w:w="80" w:type="dxa"/>
+              <w:right w:w="80" w:type="dxa"/>
+            </w:tcMar>
+          </w:tcPr>
+          <w:p>
+            <w:pPr>
+              <w:pStyle w:val="BodyText"/>
+            </w:pPr>
+            <w:r>
+              <w:t>UC18</w:t>
+            </w:r>
+          </w:p>
+        </w:tc>
+        <w:tc>
+          <w:tcPr>
+            <w:tcW w:w="3161" w:type="dxa"/>
+            <w:tcBorders>
+              <w:top w:val="single" w:sz="4" w:space="0" w:color="000000"/>
+              <w:left w:val="single" w:sz="4" w:space="0" w:color="000000"/>
+              <w:bottom w:val="single" w:sz="4" w:space="0" w:color="000000"/>
+              <w:right w:val="single" w:sz="4" w:space="0" w:color="000000"/>
+            </w:tcBorders>
+            <w:tcMar>
+              <w:top w:w="80" w:type="dxa"/>
+              <w:left w:w="80" w:type="dxa"/>
+              <w:bottom w:w="80" w:type="dxa"/>
+              <w:right w:w="80" w:type="dxa"/>
+            </w:tcMar>
+          </w:tcPr>
+          <w:p>
+            <w:pPr>
+              <w:pStyle w:val="BodyText"/>
+            </w:pPr>
+            <w:proofErr w:type="spellStart"/>
+            <w:r>
+              <w:t>RequestSMTP_Service</w:t>
+            </w:r>
+            <w:proofErr w:type="spellEnd"/>
+          </w:p>
+        </w:tc>
+        <w:tc>
+          <w:tcPr>
+            <w:tcW w:w="1643" w:type="dxa"/>
+            <w:tcBorders>
+              <w:top w:val="single" w:sz="4" w:space="0" w:color="000000"/>
+              <w:left w:val="single" w:sz="4" w:space="0" w:color="000000"/>
+              <w:bottom w:val="single" w:sz="4" w:space="0" w:color="000000"/>
+              <w:right w:val="single" w:sz="4" w:space="0" w:color="000000"/>
+            </w:tcBorders>
+            <w:tcMar>
+              <w:top w:w="80" w:type="dxa"/>
+              <w:left w:w="80" w:type="dxa"/>
+              <w:bottom w:w="80" w:type="dxa"/>
+              <w:right w:w="80" w:type="dxa"/>
+            </w:tcMar>
+          </w:tcPr>
+          <w:p>
+            <w:pPr>
+              <w:pStyle w:val="BodyText"/>
+            </w:pPr>
+            <w:r>
+              <w:t>Important</w:t>
+            </w:r>
+          </w:p>
+        </w:tc>
+        <w:tc>
+          <w:tcPr>
+            <w:tcW w:w="3033" w:type="dxa"/>
+            <w:tcBorders>
+              <w:top w:val="single" w:sz="4" w:space="0" w:color="000000"/>
+              <w:left w:val="single" w:sz="4" w:space="0" w:color="000000"/>
+              <w:bottom w:val="single" w:sz="4" w:space="0" w:color="000000"/>
+              <w:right w:val="single" w:sz="4" w:space="0" w:color="000000"/>
+            </w:tcBorders>
+            <w:tcMar>
+              <w:top w:w="80" w:type="dxa"/>
+              <w:left w:w="80" w:type="dxa"/>
+              <w:bottom w:w="80" w:type="dxa"/>
+              <w:right w:w="80" w:type="dxa"/>
+            </w:tcMar>
+          </w:tcPr>
+          <w:p>
+            <w:pPr>
+              <w:spacing w:after="240"/>
+            </w:pPr>
+            <w:r>
+              <w:rPr>
+                <w:sz w:val="22"/>
+                <w:szCs w:val="22"/>
+              </w:rPr>
+              <w:t>This is important as it allows the system to send emails for registration and transaction notifications. This ensures users receive important system communications.</w:t>
+            </w:r>
+          </w:p>
+        </w:tc>
+      </w:tr>
+      <w:tr>
+        <w:trPr>
+          <w:trHeight w:val="241"/>
+        </w:trPr>
+        <w:tc>
+          <w:tcPr>
+            <w:tcW w:w="1179" w:type="dxa"/>
+            <w:tcBorders>
+              <w:top w:val="single" w:sz="4" w:space="0" w:color="000000"/>
+              <w:left w:val="single" w:sz="4" w:space="0" w:color="000000"/>
+              <w:bottom w:val="single" w:sz="4" w:space="0" w:color="000000"/>
+              <w:right w:val="single" w:sz="4" w:space="0" w:color="000000"/>
+            </w:tcBorders>
+            <w:tcMar>
+              <w:top w:w="80" w:type="dxa"/>
+              <w:left w:w="80" w:type="dxa"/>
+              <w:bottom w:w="80" w:type="dxa"/>
+              <w:right w:w="80" w:type="dxa"/>
+            </w:tcMar>
+          </w:tcPr>
+          <w:p>
+            <w:pPr>
+              <w:pStyle w:val="BodyText"/>
+            </w:pPr>
+            <w:r>
+              <w:t>UC19</w:t>
+            </w:r>
+          </w:p>
+        </w:tc>
+        <w:tc>
+          <w:tcPr>
+            <w:tcW w:w="3161" w:type="dxa"/>
+            <w:tcBorders>
+              <w:top w:val="single" w:sz="4" w:space="0" w:color="000000"/>
+              <w:left w:val="single" w:sz="4" w:space="0" w:color="000000"/>
+              <w:bottom w:val="single" w:sz="4" w:space="0" w:color="000000"/>
+              <w:right w:val="single" w:sz="4" w:space="0" w:color="000000"/>
+            </w:tcBorders>
+            <w:tcMar>
+              <w:top w:w="80" w:type="dxa"/>
+              <w:left w:w="80" w:type="dxa"/>
+              <w:bottom w:w="80" w:type="dxa"/>
+              <w:right w:w="80" w:type="dxa"/>
+            </w:tcMar>
+          </w:tcPr>
+          <w:p>
+            <w:pPr>
+              <w:pStyle w:val="BodyText"/>
+            </w:pPr>
+            <w:r>
+              <w:t>Checkout</w:t>
+            </w:r>
+          </w:p>
+          <w:p>
+            <w:pPr>
+              <w:pStyle w:val="BodyText"/>
+            </w:pPr>
+          </w:p>
+        </w:tc>
+        <w:tc>
+          <w:tcPr>
+            <w:tcW w:w="1643" w:type="dxa"/>
+            <w:tcBorders>
+              <w:top w:val="single" w:sz="4" w:space="0" w:color="000000"/>
+              <w:left w:val="single" w:sz="4" w:space="0" w:color="000000"/>
+              <w:bottom w:val="single" w:sz="4" w:space="0" w:color="000000"/>
+              <w:right w:val="single" w:sz="4" w:space="0" w:color="000000"/>
+            </w:tcBorders>
+            <w:tcMar>
+              <w:top w:w="80" w:type="dxa"/>
+              <w:left w:w="80" w:type="dxa"/>
+              <w:bottom w:w="80" w:type="dxa"/>
+              <w:right w:w="80" w:type="dxa"/>
+            </w:tcMar>
+          </w:tcPr>
+          <w:p>
+            <w:pPr>
+              <w:pStyle w:val="BodyText"/>
+            </w:pPr>
+            <w:r>
+              <w:t>Essential</w:t>
+            </w:r>
+          </w:p>
+          <w:p>
+            <w:pPr>
+              <w:pStyle w:val="BodyText"/>
+            </w:pPr>
+          </w:p>
+        </w:tc>
+        <w:tc>
+          <w:tcPr>
+            <w:tcW w:w="3033" w:type="dxa"/>
+            <w:tcBorders>
+              <w:top w:val="single" w:sz="4" w:space="0" w:color="000000"/>
+              <w:left w:val="single" w:sz="4" w:space="0" w:color="000000"/>
+              <w:bottom w:val="single" w:sz="4" w:space="0" w:color="000000"/>
+              <w:right w:val="single" w:sz="4" w:space="0" w:color="000000"/>
+            </w:tcBorders>
+            <w:tcMar>
+              <w:top w:w="80" w:type="dxa"/>
+              <w:left w:w="80" w:type="dxa"/>
+              <w:bottom w:w="80" w:type="dxa"/>
+              <w:right w:w="80" w:type="dxa"/>
+            </w:tcMar>
+          </w:tcPr>
+          <w:p>
+            <w:pPr>
+              <w:spacing w:after="240"/>
               <w:rPr>
                 <w:rFonts w:eastAsia="Aptos" w:cs="Aptos"/>
                 <w:color w:val="000000"/>
@@ -1870,8 +2528,7 @@
                   <w14:bevel/>
                 </w14:textOutline>
               </w:rPr>
-              <w:t xml:space="preserve"> system </w:t>
-            </w:r>
+            </w:pPr>
             <w:r>
               <w:rPr>
                 <w:rFonts w:eastAsia="Aptos" w:cs="Aptos"/>
@@ -1885,112 +2542,9 @@
                   <w14:bevel/>
                 </w14:textOutline>
               </w:rPr>
-              <w:t>operations.</w:t>
-            </w:r>
-          </w:p>
-        </w:tc>
-      </w:tr>
-      <w:tr>
-        <w:trPr>
-          <w:trHeight w:val="241"/>
-        </w:trPr>
-        <w:tc>
-          <w:tcPr>
-            <w:tcW w:w="1179" w:type="dxa"/>
-            <w:tcBorders>
-              <w:top w:val="single" w:sz="4" w:space="0" w:color="000000"/>
-              <w:left w:val="single" w:sz="4" w:space="0" w:color="000000"/>
-              <w:bottom w:val="single" w:sz="4" w:space="0" w:color="000000"/>
-              <w:right w:val="single" w:sz="4" w:space="0" w:color="000000"/>
-            </w:tcBorders>
-            <w:tcMar>
-              <w:top w:w="80" w:type="dxa"/>
-              <w:left w:w="80" w:type="dxa"/>
-              <w:bottom w:w="80" w:type="dxa"/>
-              <w:right w:w="80" w:type="dxa"/>
-            </w:tcMar>
-          </w:tcPr>
-          <w:p>
-            <w:pPr>
-              <w:pStyle w:val="BodyText"/>
-            </w:pPr>
-            <w:r>
-              <w:t>UC14</w:t>
-            </w:r>
-          </w:p>
-        </w:tc>
-        <w:tc>
-          <w:tcPr>
-            <w:tcW w:w="3161" w:type="dxa"/>
-            <w:tcBorders>
-              <w:top w:val="single" w:sz="4" w:space="0" w:color="000000"/>
-              <w:left w:val="single" w:sz="4" w:space="0" w:color="000000"/>
-              <w:bottom w:val="single" w:sz="4" w:space="0" w:color="000000"/>
-              <w:right w:val="single" w:sz="4" w:space="0" w:color="000000"/>
-            </w:tcBorders>
-            <w:tcMar>
-              <w:top w:w="80" w:type="dxa"/>
-              <w:left w:w="80" w:type="dxa"/>
-              <w:bottom w:w="80" w:type="dxa"/>
-              <w:right w:w="80" w:type="dxa"/>
-            </w:tcMar>
-          </w:tcPr>
-          <w:p>
-            <w:pPr>
-              <w:pStyle w:val="BodyText"/>
-            </w:pPr>
+              <w:t xml:space="preserve">This is essential as it is required to </w:t>
+            </w:r>
             <w:proofErr w:type="spellStart"/>
-            <w:r>
-              <w:t>EditUserDetails</w:t>
-            </w:r>
-            <w:proofErr w:type="spellEnd"/>
-          </w:p>
-        </w:tc>
-        <w:tc>
-          <w:tcPr>
-            <w:tcW w:w="1467" w:type="dxa"/>
-            <w:tcBorders>
-              <w:top w:val="single" w:sz="4" w:space="0" w:color="000000"/>
-              <w:left w:val="single" w:sz="4" w:space="0" w:color="000000"/>
-              <w:bottom w:val="single" w:sz="4" w:space="0" w:color="000000"/>
-              <w:right w:val="single" w:sz="4" w:space="0" w:color="000000"/>
-            </w:tcBorders>
-            <w:tcMar>
-              <w:top w:w="80" w:type="dxa"/>
-              <w:left w:w="80" w:type="dxa"/>
-              <w:bottom w:w="80" w:type="dxa"/>
-              <w:right w:w="80" w:type="dxa"/>
-            </w:tcMar>
-          </w:tcPr>
-          <w:p>
-            <w:pPr>
-              <w:pStyle w:val="BodyText"/>
-            </w:pPr>
-            <w:r>
-              <w:t>Good to have</w:t>
-            </w:r>
-          </w:p>
-        </w:tc>
-        <w:tc>
-          <w:tcPr>
-            <w:tcW w:w="3209" w:type="dxa"/>
-            <w:tcBorders>
-              <w:top w:val="single" w:sz="4" w:space="0" w:color="000000"/>
-              <w:left w:val="single" w:sz="4" w:space="0" w:color="000000"/>
-              <w:bottom w:val="single" w:sz="4" w:space="0" w:color="000000"/>
-              <w:right w:val="single" w:sz="4" w:space="0" w:color="000000"/>
-            </w:tcBorders>
-            <w:tcMar>
-              <w:top w:w="80" w:type="dxa"/>
-              <w:left w:w="80" w:type="dxa"/>
-              <w:bottom w:w="80" w:type="dxa"/>
-              <w:right w:w="80" w:type="dxa"/>
-            </w:tcMar>
-          </w:tcPr>
-          <w:p>
-            <w:pPr>
-              <w:spacing w:after="240"/>
-            </w:pPr>
             <w:r>
               <w:rPr>
                 <w:rFonts w:eastAsia="Aptos" w:cs="Aptos"/>
@@ -2004,112 +2558,9 @@
                   <w14:bevel/>
                 </w14:textOutline>
               </w:rPr>
-              <w:t>Improves usability by allowing profile updates but not critical for purchases.</w:t>
-            </w:r>
-          </w:p>
-        </w:tc>
-      </w:tr>
-      <w:tr>
-        <w:trPr>
-          <w:trHeight w:val="241"/>
-        </w:trPr>
-        <w:tc>
-          <w:tcPr>
-            <w:tcW w:w="1179" w:type="dxa"/>
-            <w:tcBorders>
-              <w:top w:val="single" w:sz="4" w:space="0" w:color="000000"/>
-              <w:left w:val="single" w:sz="4" w:space="0" w:color="000000"/>
-              <w:bottom w:val="single" w:sz="4" w:space="0" w:color="000000"/>
-              <w:right w:val="single" w:sz="4" w:space="0" w:color="000000"/>
-            </w:tcBorders>
-            <w:tcMar>
-              <w:top w:w="80" w:type="dxa"/>
-              <w:left w:w="80" w:type="dxa"/>
-              <w:bottom w:w="80" w:type="dxa"/>
-              <w:right w:w="80" w:type="dxa"/>
-            </w:tcMar>
-          </w:tcPr>
-          <w:p>
-            <w:pPr>
-              <w:pStyle w:val="BodyText"/>
-            </w:pPr>
-            <w:r>
-              <w:t>UC15</w:t>
-            </w:r>
-          </w:p>
-        </w:tc>
-        <w:tc>
-          <w:tcPr>
-            <w:tcW w:w="3161" w:type="dxa"/>
-            <w:tcBorders>
-              <w:top w:val="single" w:sz="4" w:space="0" w:color="000000"/>
-              <w:left w:val="single" w:sz="4" w:space="0" w:color="000000"/>
-              <w:bottom w:val="single" w:sz="4" w:space="0" w:color="000000"/>
-              <w:right w:val="single" w:sz="4" w:space="0" w:color="000000"/>
-            </w:tcBorders>
-            <w:tcMar>
-              <w:top w:w="80" w:type="dxa"/>
-              <w:left w:w="80" w:type="dxa"/>
-              <w:bottom w:w="80" w:type="dxa"/>
-              <w:right w:w="80" w:type="dxa"/>
-            </w:tcMar>
-          </w:tcPr>
-          <w:p>
-            <w:pPr>
-              <w:pStyle w:val="BodyText"/>
-            </w:pPr>
-            <w:proofErr w:type="spellStart"/>
-            <w:r>
-              <w:t>ChangePassword</w:t>
+              <w:t>finalise</w:t>
             </w:r>
             <w:proofErr w:type="spellEnd"/>
-          </w:p>
-        </w:tc>
-        <w:tc>
-          <w:tcPr>
-            <w:tcW w:w="1467" w:type="dxa"/>
-            <w:tcBorders>
-              <w:top w:val="single" w:sz="4" w:space="0" w:color="000000"/>
-              <w:left w:val="single" w:sz="4" w:space="0" w:color="000000"/>
-              <w:bottom w:val="single" w:sz="4" w:space="0" w:color="000000"/>
-              <w:right w:val="single" w:sz="4" w:space="0" w:color="000000"/>
-            </w:tcBorders>
-            <w:tcMar>
-              <w:top w:w="80" w:type="dxa"/>
-              <w:left w:w="80" w:type="dxa"/>
-              <w:bottom w:w="80" w:type="dxa"/>
-              <w:right w:w="80" w:type="dxa"/>
-            </w:tcMar>
-          </w:tcPr>
-          <w:p>
-            <w:pPr>
-              <w:pStyle w:val="BodyText"/>
-            </w:pPr>
-            <w:r>
-              <w:t>Good to have</w:t>
-            </w:r>
-          </w:p>
-        </w:tc>
-        <w:tc>
-          <w:tcPr>
-            <w:tcW w:w="3209" w:type="dxa"/>
-            <w:tcBorders>
-              <w:top w:val="single" w:sz="4" w:space="0" w:color="000000"/>
-              <w:left w:val="single" w:sz="4" w:space="0" w:color="000000"/>
-              <w:bottom w:val="single" w:sz="4" w:space="0" w:color="000000"/>
-              <w:right w:val="single" w:sz="4" w:space="0" w:color="000000"/>
-            </w:tcBorders>
-            <w:tcMar>
-              <w:top w:w="80" w:type="dxa"/>
-              <w:left w:w="80" w:type="dxa"/>
-              <w:bottom w:w="80" w:type="dxa"/>
-              <w:right w:w="80" w:type="dxa"/>
-            </w:tcMar>
-          </w:tcPr>
-          <w:p>
-            <w:pPr>
-              <w:spacing w:after="240"/>
-            </w:pPr>
             <w:r>
               <w:rPr>
                 <w:rFonts w:eastAsia="Aptos" w:cs="Aptos"/>
@@ -2123,7 +2574,7 @@
                   <w14:bevel/>
                 </w14:textOutline>
               </w:rPr>
-              <w:t>Security enhancement allowing users to maintain account protection.</w:t>
+              <w:t xml:space="preserve"> purchases and confirm order submission. </w:t>
             </w:r>
           </w:p>
         </w:tc>
@@ -2153,7 +2604,8 @@
               <w:pStyle w:val="BodyText"/>
             </w:pPr>
             <w:r>
-              <w:t>UC16</w:t>
+              <w:lastRenderedPageBreak/>
+              <w:t>UC20</w:t>
             </w:r>
           </w:p>
         </w:tc>
@@ -2186,7 +2638,7 @@
         </w:tc>
         <w:tc>
           <w:tcPr>
-            <w:tcW w:w="1467" w:type="dxa"/>
+            <w:tcW w:w="1643" w:type="dxa"/>
             <w:tcBorders>
               <w:top w:val="single" w:sz="4" w:space="0" w:color="000000"/>
               <w:left w:val="single" w:sz="4" w:space="0" w:color="000000"/>
@@ -2211,7 +2663,7 @@
         </w:tc>
         <w:tc>
           <w:tcPr>
-            <w:tcW w:w="3209" w:type="dxa"/>
+            <w:tcW w:w="3033" w:type="dxa"/>
             <w:tcBorders>
               <w:top w:val="single" w:sz="4" w:space="0" w:color="000000"/>
               <w:left w:val="single" w:sz="4" w:space="0" w:color="000000"/>
@@ -2249,6 +2701,138 @@
       </w:tr>
       <w:tr>
         <w:trPr>
+          <w:trHeight w:val="740"/>
+        </w:trPr>
+        <w:tc>
+          <w:tcPr>
+            <w:tcW w:w="1179" w:type="dxa"/>
+            <w:tcBorders>
+              <w:top w:val="single" w:sz="4" w:space="0" w:color="000000"/>
+              <w:left w:val="single" w:sz="4" w:space="0" w:color="000000"/>
+              <w:bottom w:val="single" w:sz="4" w:space="0" w:color="000000"/>
+              <w:right w:val="single" w:sz="4" w:space="0" w:color="000000"/>
+            </w:tcBorders>
+            <w:tcMar>
+              <w:top w:w="80" w:type="dxa"/>
+              <w:left w:w="80" w:type="dxa"/>
+              <w:bottom w:w="80" w:type="dxa"/>
+              <w:right w:w="80" w:type="dxa"/>
+            </w:tcMar>
+          </w:tcPr>
+          <w:p>
+            <w:pPr>
+              <w:pStyle w:val="BodyText"/>
+            </w:pPr>
+            <w:r>
+              <w:t>UC21</w:t>
+            </w:r>
+          </w:p>
+        </w:tc>
+        <w:tc>
+          <w:tcPr>
+            <w:tcW w:w="3161" w:type="dxa"/>
+            <w:tcBorders>
+              <w:top w:val="single" w:sz="4" w:space="0" w:color="000000"/>
+              <w:left w:val="single" w:sz="4" w:space="0" w:color="000000"/>
+              <w:bottom w:val="single" w:sz="4" w:space="0" w:color="000000"/>
+              <w:right w:val="single" w:sz="4" w:space="0" w:color="000000"/>
+            </w:tcBorders>
+            <w:tcMar>
+              <w:top w:w="80" w:type="dxa"/>
+              <w:left w:w="80" w:type="dxa"/>
+              <w:bottom w:w="80" w:type="dxa"/>
+              <w:right w:w="80" w:type="dxa"/>
+            </w:tcMar>
+          </w:tcPr>
+          <w:p>
+            <w:pPr>
+              <w:pStyle w:val="BodyText"/>
+            </w:pPr>
+            <w:proofErr w:type="spellStart"/>
+            <w:r>
+              <w:t>CalculateTotal</w:t>
+            </w:r>
+            <w:proofErr w:type="spellEnd"/>
+          </w:p>
+        </w:tc>
+        <w:tc>
+          <w:tcPr>
+            <w:tcW w:w="1643" w:type="dxa"/>
+            <w:tcBorders>
+              <w:top w:val="single" w:sz="4" w:space="0" w:color="000000"/>
+              <w:left w:val="single" w:sz="4" w:space="0" w:color="000000"/>
+              <w:bottom w:val="single" w:sz="4" w:space="0" w:color="000000"/>
+              <w:right w:val="single" w:sz="4" w:space="0" w:color="000000"/>
+            </w:tcBorders>
+            <w:tcMar>
+              <w:top w:w="80" w:type="dxa"/>
+              <w:left w:w="80" w:type="dxa"/>
+              <w:bottom w:w="80" w:type="dxa"/>
+              <w:right w:w="80" w:type="dxa"/>
+            </w:tcMar>
+          </w:tcPr>
+          <w:p>
+            <w:pPr>
+              <w:pStyle w:val="BodyText"/>
+            </w:pPr>
+            <w:r>
+              <w:t>Essential</w:t>
+            </w:r>
+          </w:p>
+        </w:tc>
+        <w:tc>
+          <w:tcPr>
+            <w:tcW w:w="3033" w:type="dxa"/>
+            <w:tcBorders>
+              <w:top w:val="single" w:sz="4" w:space="0" w:color="000000"/>
+              <w:left w:val="single" w:sz="4" w:space="0" w:color="000000"/>
+              <w:bottom w:val="single" w:sz="4" w:space="0" w:color="000000"/>
+              <w:right w:val="single" w:sz="4" w:space="0" w:color="000000"/>
+            </w:tcBorders>
+            <w:tcMar>
+              <w:top w:w="80" w:type="dxa"/>
+              <w:left w:w="80" w:type="dxa"/>
+              <w:bottom w:w="80" w:type="dxa"/>
+              <w:right w:w="80" w:type="dxa"/>
+            </w:tcMar>
+          </w:tcPr>
+          <w:p>
+            <w:pPr>
+              <w:spacing w:after="240"/>
+            </w:pPr>
+            <w:r>
+              <w:rPr>
+                <w:sz w:val="22"/>
+                <w:szCs w:val="22"/>
+              </w:rPr>
+              <w:t xml:space="preserve">This is an essential part of the checkout process. Before the payment </w:t>
+            </w:r>
+            <w:r>
+              <w:rPr>
+                <w:sz w:val="22"/>
+                <w:szCs w:val="22"/>
+              </w:rPr>
+              <w:t>can be</w:t>
+            </w:r>
+            <w:r>
+              <w:rPr>
+                <w:sz w:val="22"/>
+                <w:szCs w:val="22"/>
+              </w:rPr>
+              <w:t xml:space="preserve"> </w:t>
+            </w:r>
+            <w:r>
+              <w:rPr>
+                <w:sz w:val="22"/>
+                <w:szCs w:val="22"/>
+              </w:rPr>
+              <w:t>completed, the system must calculate the total.</w:t>
+            </w:r>
+          </w:p>
+        </w:tc>
+      </w:tr>
+      <w:tr>
+        <w:trPr>
           <w:trHeight w:val="241"/>
         </w:trPr>
         <w:tc>
@@ -2272,7 +2856,7 @@
               <w:pStyle w:val="BodyText"/>
             </w:pPr>
             <w:r>
-              <w:t>UC17</w:t>
+              <w:t>UC22</w:t>
             </w:r>
           </w:p>
         </w:tc>
@@ -2298,39 +2882,49 @@
             </w:pPr>
             <w:proofErr w:type="spellStart"/>
             <w:r>
-              <w:t>CustomerAuthentication</w:t>
+              <w:t>UpdateCart</w:t>
             </w:r>
             <w:proofErr w:type="spellEnd"/>
           </w:p>
-        </w:tc>
-        <w:tc>
-          <w:tcPr>
-            <w:tcW w:w="1467" w:type="dxa"/>
-            <w:tcBorders>
-              <w:top w:val="single" w:sz="4" w:space="0" w:color="000000"/>
-              <w:left w:val="single" w:sz="4" w:space="0" w:color="000000"/>
-              <w:bottom w:val="single" w:sz="4" w:space="0" w:color="000000"/>
-              <w:right w:val="single" w:sz="4" w:space="0" w:color="000000"/>
-            </w:tcBorders>
-            <w:tcMar>
-              <w:top w:w="80" w:type="dxa"/>
-              <w:left w:w="80" w:type="dxa"/>
-              <w:bottom w:w="80" w:type="dxa"/>
-              <w:right w:w="80" w:type="dxa"/>
-            </w:tcMar>
-          </w:tcPr>
-          <w:p>
-            <w:pPr>
-              <w:pStyle w:val="BodyText"/>
-            </w:pPr>
-            <w:r>
-              <w:t>Important</w:t>
-            </w:r>
-          </w:p>
-        </w:tc>
-        <w:tc>
-          <w:tcPr>
-            <w:tcW w:w="3209" w:type="dxa"/>
+          <w:p>
+            <w:pPr>
+              <w:pStyle w:val="BodyText"/>
+            </w:pPr>
+          </w:p>
+        </w:tc>
+        <w:tc>
+          <w:tcPr>
+            <w:tcW w:w="1643" w:type="dxa"/>
+            <w:tcBorders>
+              <w:top w:val="single" w:sz="4" w:space="0" w:color="000000"/>
+              <w:left w:val="single" w:sz="4" w:space="0" w:color="000000"/>
+              <w:bottom w:val="single" w:sz="4" w:space="0" w:color="000000"/>
+              <w:right w:val="single" w:sz="4" w:space="0" w:color="000000"/>
+            </w:tcBorders>
+            <w:tcMar>
+              <w:top w:w="80" w:type="dxa"/>
+              <w:left w:w="80" w:type="dxa"/>
+              <w:bottom w:w="80" w:type="dxa"/>
+              <w:right w:w="80" w:type="dxa"/>
+            </w:tcMar>
+          </w:tcPr>
+          <w:p>
+            <w:pPr>
+              <w:pStyle w:val="BodyText"/>
+            </w:pPr>
+            <w:r>
+              <w:t>Essential</w:t>
+            </w:r>
+          </w:p>
+          <w:p>
+            <w:pPr>
+              <w:pStyle w:val="BodyText"/>
+            </w:pPr>
+          </w:p>
+        </w:tc>
+        <w:tc>
+          <w:tcPr>
+            <w:tcW w:w="3033" w:type="dxa"/>
             <w:tcBorders>
               <w:top w:val="single" w:sz="4" w:space="0" w:color="000000"/>
               <w:left w:val="single" w:sz="4" w:space="0" w:color="000000"/>
@@ -2347,8 +2941,6 @@
           <w:p>
             <w:pPr>
               <w:spacing w:after="240"/>
-            </w:pPr>
-            <w:r>
               <w:rPr>
                 <w:rFonts w:eastAsia="Aptos" w:cs="Aptos"/>
                 <w:color w:val="000000"/>
@@ -2361,109 +2953,6 @@
                   <w14:bevel/>
                 </w14:textOutline>
               </w:rPr>
-              <w:t>This is important for system security. It ensures secure access to protected account features.</w:t>
-            </w:r>
-          </w:p>
-        </w:tc>
-      </w:tr>
-      <w:tr>
-        <w:trPr>
-          <w:trHeight w:val="241"/>
-        </w:trPr>
-        <w:tc>
-          <w:tcPr>
-            <w:tcW w:w="1179" w:type="dxa"/>
-            <w:tcBorders>
-              <w:top w:val="single" w:sz="4" w:space="0" w:color="000000"/>
-              <w:left w:val="single" w:sz="4" w:space="0" w:color="000000"/>
-              <w:bottom w:val="single" w:sz="4" w:space="0" w:color="000000"/>
-              <w:right w:val="single" w:sz="4" w:space="0" w:color="000000"/>
-            </w:tcBorders>
-            <w:tcMar>
-              <w:top w:w="80" w:type="dxa"/>
-              <w:left w:w="80" w:type="dxa"/>
-              <w:bottom w:w="80" w:type="dxa"/>
-              <w:right w:w="80" w:type="dxa"/>
-            </w:tcMar>
-          </w:tcPr>
-          <w:p>
-            <w:pPr>
-              <w:pStyle w:val="BodyText"/>
-            </w:pPr>
-            <w:r>
-              <w:t>UC18</w:t>
-            </w:r>
-          </w:p>
-        </w:tc>
-        <w:tc>
-          <w:tcPr>
-            <w:tcW w:w="3161" w:type="dxa"/>
-            <w:tcBorders>
-              <w:top w:val="single" w:sz="4" w:space="0" w:color="000000"/>
-              <w:left w:val="single" w:sz="4" w:space="0" w:color="000000"/>
-              <w:bottom w:val="single" w:sz="4" w:space="0" w:color="000000"/>
-              <w:right w:val="single" w:sz="4" w:space="0" w:color="000000"/>
-            </w:tcBorders>
-            <w:tcMar>
-              <w:top w:w="80" w:type="dxa"/>
-              <w:left w:w="80" w:type="dxa"/>
-              <w:bottom w:w="80" w:type="dxa"/>
-              <w:right w:w="80" w:type="dxa"/>
-            </w:tcMar>
-          </w:tcPr>
-          <w:p>
-            <w:pPr>
-              <w:pStyle w:val="BodyText"/>
-            </w:pPr>
-            <w:r>
-              <w:t>Payment</w:t>
-            </w:r>
-          </w:p>
-        </w:tc>
-        <w:tc>
-          <w:tcPr>
-            <w:tcW w:w="1467" w:type="dxa"/>
-            <w:tcBorders>
-              <w:top w:val="single" w:sz="4" w:space="0" w:color="000000"/>
-              <w:left w:val="single" w:sz="4" w:space="0" w:color="000000"/>
-              <w:bottom w:val="single" w:sz="4" w:space="0" w:color="000000"/>
-              <w:right w:val="single" w:sz="4" w:space="0" w:color="000000"/>
-            </w:tcBorders>
-            <w:tcMar>
-              <w:top w:w="80" w:type="dxa"/>
-              <w:left w:w="80" w:type="dxa"/>
-              <w:bottom w:w="80" w:type="dxa"/>
-              <w:right w:w="80" w:type="dxa"/>
-            </w:tcMar>
-          </w:tcPr>
-          <w:p>
-            <w:pPr>
-              <w:pStyle w:val="BodyText"/>
-            </w:pPr>
-            <w:r>
-              <w:t>Important</w:t>
-            </w:r>
-          </w:p>
-        </w:tc>
-        <w:tc>
-          <w:tcPr>
-            <w:tcW w:w="3209" w:type="dxa"/>
-            <w:tcBorders>
-              <w:top w:val="single" w:sz="4" w:space="0" w:color="000000"/>
-              <w:left w:val="single" w:sz="4" w:space="0" w:color="000000"/>
-              <w:bottom w:val="single" w:sz="4" w:space="0" w:color="000000"/>
-              <w:right w:val="single" w:sz="4" w:space="0" w:color="000000"/>
-            </w:tcBorders>
-            <w:tcMar>
-              <w:top w:w="80" w:type="dxa"/>
-              <w:left w:w="80" w:type="dxa"/>
-              <w:bottom w:w="80" w:type="dxa"/>
-              <w:right w:w="80" w:type="dxa"/>
-            </w:tcMar>
-          </w:tcPr>
-          <w:p>
-            <w:pPr>
-              <w:spacing w:after="240"/>
             </w:pPr>
             <w:r>
               <w:rPr>
@@ -2478,7 +2967,7 @@
                   <w14:bevel/>
                 </w14:textOutline>
               </w:rPr>
-              <w:t>Enables payment processing; essential for real-world deployment though checkout logic may exist separately.</w:t>
+              <w:t>Allows users to modify quantities or remove items before checkout to ensure order accuracy.</w:t>
             </w:r>
           </w:p>
         </w:tc>
@@ -2508,7 +2997,7 @@
               <w:pStyle w:val="BodyText"/>
             </w:pPr>
             <w:r>
-              <w:t>UC19</w:t>
+              <w:t>UC23</w:t>
             </w:r>
           </w:p>
         </w:tc>
@@ -2538,10 +3027,15 @@
             </w:r>
             <w:proofErr w:type="spellEnd"/>
           </w:p>
-        </w:tc>
-        <w:tc>
-          <w:tcPr>
-            <w:tcW w:w="1467" w:type="dxa"/>
+          <w:p>
+            <w:pPr>
+              <w:pStyle w:val="BodyText"/>
+            </w:pPr>
+          </w:p>
+        </w:tc>
+        <w:tc>
+          <w:tcPr>
+            <w:tcW w:w="1643" w:type="dxa"/>
             <w:tcBorders>
               <w:top w:val="single" w:sz="4" w:space="0" w:color="000000"/>
               <w:left w:val="single" w:sz="4" w:space="0" w:color="000000"/>
@@ -2563,10 +3057,15 @@
               <w:t>Good to have</w:t>
             </w:r>
           </w:p>
-        </w:tc>
-        <w:tc>
-          <w:tcPr>
-            <w:tcW w:w="3209" w:type="dxa"/>
+          <w:p>
+            <w:pPr>
+              <w:pStyle w:val="BodyText"/>
+            </w:pPr>
+          </w:p>
+        </w:tc>
+        <w:tc>
+          <w:tcPr>
+            <w:tcW w:w="3033" w:type="dxa"/>
             <w:tcBorders>
               <w:top w:val="single" w:sz="4" w:space="0" w:color="000000"/>
               <w:left w:val="single" w:sz="4" w:space="0" w:color="000000"/>
@@ -2583,8 +3082,6 @@
           <w:p>
             <w:pPr>
               <w:spacing w:after="240"/>
-            </w:pPr>
-            <w:r>
               <w:rPr>
                 <w:rFonts w:eastAsia="Aptos" w:cs="Aptos"/>
                 <w:color w:val="000000"/>
@@ -2597,111 +3094,6 @@
                   <w14:bevel/>
                 </w14:textOutline>
               </w:rPr>
-              <w:t>Needed for pricing accuracy but system purchasing logic can still function conceptually without it.</w:t>
-            </w:r>
-          </w:p>
-        </w:tc>
-      </w:tr>
-      <w:tr>
-        <w:trPr>
-          <w:trHeight w:val="241"/>
-        </w:trPr>
-        <w:tc>
-          <w:tcPr>
-            <w:tcW w:w="1179" w:type="dxa"/>
-            <w:tcBorders>
-              <w:top w:val="single" w:sz="4" w:space="0" w:color="000000"/>
-              <w:left w:val="single" w:sz="4" w:space="0" w:color="000000"/>
-              <w:bottom w:val="single" w:sz="4" w:space="0" w:color="000000"/>
-              <w:right w:val="single" w:sz="4" w:space="0" w:color="000000"/>
-            </w:tcBorders>
-            <w:tcMar>
-              <w:top w:w="80" w:type="dxa"/>
-              <w:left w:w="80" w:type="dxa"/>
-              <w:bottom w:w="80" w:type="dxa"/>
-              <w:right w:w="80" w:type="dxa"/>
-            </w:tcMar>
-          </w:tcPr>
-          <w:p>
-            <w:pPr>
-              <w:pStyle w:val="BodyText"/>
-            </w:pPr>
-            <w:r>
-              <w:t>UC20</w:t>
-            </w:r>
-          </w:p>
-        </w:tc>
-        <w:tc>
-          <w:tcPr>
-            <w:tcW w:w="3161" w:type="dxa"/>
-            <w:tcBorders>
-              <w:top w:val="single" w:sz="4" w:space="0" w:color="000000"/>
-              <w:left w:val="single" w:sz="4" w:space="0" w:color="000000"/>
-              <w:bottom w:val="single" w:sz="4" w:space="0" w:color="000000"/>
-              <w:right w:val="single" w:sz="4" w:space="0" w:color="000000"/>
-            </w:tcBorders>
-            <w:tcMar>
-              <w:top w:w="80" w:type="dxa"/>
-              <w:left w:w="80" w:type="dxa"/>
-              <w:bottom w:w="80" w:type="dxa"/>
-              <w:right w:w="80" w:type="dxa"/>
-            </w:tcMar>
-          </w:tcPr>
-          <w:p>
-            <w:pPr>
-              <w:pStyle w:val="BodyText"/>
-            </w:pPr>
-            <w:proofErr w:type="spellStart"/>
-            <w:r>
-              <w:t>ViewCart</w:t>
-            </w:r>
-            <w:proofErr w:type="spellEnd"/>
-          </w:p>
-        </w:tc>
-        <w:tc>
-          <w:tcPr>
-            <w:tcW w:w="1467" w:type="dxa"/>
-            <w:tcBorders>
-              <w:top w:val="single" w:sz="4" w:space="0" w:color="000000"/>
-              <w:left w:val="single" w:sz="4" w:space="0" w:color="000000"/>
-              <w:bottom w:val="single" w:sz="4" w:space="0" w:color="000000"/>
-              <w:right w:val="single" w:sz="4" w:space="0" w:color="000000"/>
-            </w:tcBorders>
-            <w:tcMar>
-              <w:top w:w="80" w:type="dxa"/>
-              <w:left w:w="80" w:type="dxa"/>
-              <w:bottom w:w="80" w:type="dxa"/>
-              <w:right w:w="80" w:type="dxa"/>
-            </w:tcMar>
-          </w:tcPr>
-          <w:p>
-            <w:pPr>
-              <w:pStyle w:val="BodyText"/>
-            </w:pPr>
-            <w:r>
-              <w:t>Essential</w:t>
-            </w:r>
-          </w:p>
-        </w:tc>
-        <w:tc>
-          <w:tcPr>
-            <w:tcW w:w="3209" w:type="dxa"/>
-            <w:tcBorders>
-              <w:top w:val="single" w:sz="4" w:space="0" w:color="000000"/>
-              <w:left w:val="single" w:sz="4" w:space="0" w:color="000000"/>
-              <w:bottom w:val="single" w:sz="4" w:space="0" w:color="000000"/>
-              <w:right w:val="single" w:sz="4" w:space="0" w:color="000000"/>
-            </w:tcBorders>
-            <w:tcMar>
-              <w:top w:w="80" w:type="dxa"/>
-              <w:left w:w="80" w:type="dxa"/>
-              <w:bottom w:w="80" w:type="dxa"/>
-              <w:right w:w="80" w:type="dxa"/>
-            </w:tcMar>
-          </w:tcPr>
-          <w:p>
-            <w:pPr>
-              <w:spacing w:after="240"/>
             </w:pPr>
             <w:r>
               <w:rPr>
@@ -2716,141 +3108,7 @@
                   <w14:bevel/>
                 </w14:textOutline>
               </w:rPr>
-              <w:t>Users must review selected items before proceeding to checkout.</w:t>
-            </w:r>
-            <w:r>
-              <w:rPr>
-                <w:rFonts w:eastAsia="Aptos" w:cs="Aptos"/>
-                <w:color w:val="000000"/>
-                <w:sz w:val="22"/>
-                <w:szCs w:val="22"/>
-                <w:u w:color="000000"/>
-                <w14:textOutline w14:w="0" w14:cap="flat" w14:cmpd="sng" w14:algn="ctr">
-                  <w14:noFill/>
-                  <w14:prstDash w14:val="solid"/>
-                  <w14:bevel/>
-                </w14:textOutline>
-              </w:rPr>
-              <w:t xml:space="preserve"> This is essential for verifying orders before checkout.</w:t>
-            </w:r>
-          </w:p>
-        </w:tc>
-      </w:tr>
-      <w:tr>
-        <w:trPr>
-          <w:trHeight w:val="740"/>
-        </w:trPr>
-        <w:tc>
-          <w:tcPr>
-            <w:tcW w:w="1179" w:type="dxa"/>
-            <w:tcBorders>
-              <w:top w:val="single" w:sz="4" w:space="0" w:color="000000"/>
-              <w:left w:val="single" w:sz="4" w:space="0" w:color="000000"/>
-              <w:bottom w:val="single" w:sz="4" w:space="0" w:color="000000"/>
-              <w:right w:val="single" w:sz="4" w:space="0" w:color="000000"/>
-            </w:tcBorders>
-            <w:tcMar>
-              <w:top w:w="80" w:type="dxa"/>
-              <w:left w:w="80" w:type="dxa"/>
-              <w:bottom w:w="80" w:type="dxa"/>
-              <w:right w:w="80" w:type="dxa"/>
-            </w:tcMar>
-          </w:tcPr>
-          <w:p>
-            <w:pPr>
-              <w:pStyle w:val="BodyText"/>
-            </w:pPr>
-            <w:r>
-              <w:t>UC21</w:t>
-            </w:r>
-          </w:p>
-        </w:tc>
-        <w:tc>
-          <w:tcPr>
-            <w:tcW w:w="3161" w:type="dxa"/>
-            <w:tcBorders>
-              <w:top w:val="single" w:sz="4" w:space="0" w:color="000000"/>
-              <w:left w:val="single" w:sz="4" w:space="0" w:color="000000"/>
-              <w:bottom w:val="single" w:sz="4" w:space="0" w:color="000000"/>
-              <w:right w:val="single" w:sz="4" w:space="0" w:color="000000"/>
-            </w:tcBorders>
-            <w:tcMar>
-              <w:top w:w="80" w:type="dxa"/>
-              <w:left w:w="80" w:type="dxa"/>
-              <w:bottom w:w="80" w:type="dxa"/>
-              <w:right w:w="80" w:type="dxa"/>
-            </w:tcMar>
-          </w:tcPr>
-          <w:p>
-            <w:pPr>
-              <w:pStyle w:val="BodyText"/>
-            </w:pPr>
-            <w:proofErr w:type="spellStart"/>
-            <w:r>
-              <w:t>UpdateCart</w:t>
-            </w:r>
-            <w:proofErr w:type="spellEnd"/>
-          </w:p>
-        </w:tc>
-        <w:tc>
-          <w:tcPr>
-            <w:tcW w:w="1467" w:type="dxa"/>
-            <w:tcBorders>
-              <w:top w:val="single" w:sz="4" w:space="0" w:color="000000"/>
-              <w:left w:val="single" w:sz="4" w:space="0" w:color="000000"/>
-              <w:bottom w:val="single" w:sz="4" w:space="0" w:color="000000"/>
-              <w:right w:val="single" w:sz="4" w:space="0" w:color="000000"/>
-            </w:tcBorders>
-            <w:tcMar>
-              <w:top w:w="80" w:type="dxa"/>
-              <w:left w:w="80" w:type="dxa"/>
-              <w:bottom w:w="80" w:type="dxa"/>
-              <w:right w:w="80" w:type="dxa"/>
-            </w:tcMar>
-          </w:tcPr>
-          <w:p>
-            <w:pPr>
-              <w:pStyle w:val="BodyText"/>
-            </w:pPr>
-            <w:r>
-              <w:t>Essential</w:t>
-            </w:r>
-          </w:p>
-        </w:tc>
-        <w:tc>
-          <w:tcPr>
-            <w:tcW w:w="3209" w:type="dxa"/>
-            <w:tcBorders>
-              <w:top w:val="single" w:sz="4" w:space="0" w:color="000000"/>
-              <w:left w:val="single" w:sz="4" w:space="0" w:color="000000"/>
-              <w:bottom w:val="single" w:sz="4" w:space="0" w:color="000000"/>
-              <w:right w:val="single" w:sz="4" w:space="0" w:color="000000"/>
-            </w:tcBorders>
-            <w:tcMar>
-              <w:top w:w="80" w:type="dxa"/>
-              <w:left w:w="80" w:type="dxa"/>
-              <w:bottom w:w="80" w:type="dxa"/>
-              <w:right w:w="80" w:type="dxa"/>
-            </w:tcMar>
-          </w:tcPr>
-          <w:p>
-            <w:pPr>
-              <w:spacing w:after="240"/>
-            </w:pPr>
-            <w:r>
-              <w:rPr>
-                <w:rFonts w:eastAsia="Aptos" w:cs="Aptos"/>
-                <w:color w:val="000000"/>
-                <w:sz w:val="22"/>
-                <w:szCs w:val="22"/>
-                <w:u w:color="000000"/>
-                <w14:textOutline w14:w="0" w14:cap="flat" w14:cmpd="sng" w14:algn="ctr">
-                  <w14:noFill/>
-                  <w14:prstDash w14:val="solid"/>
-                  <w14:bevel/>
-                </w14:textOutline>
-              </w:rPr>
-              <w:t>Allows users to modify quantities or remove items before checkout to ensure order accuracy.</w:t>
+              <w:t>Needed for pricing accuracy but system purchasing logic can still function conceptually without it.</w:t>
             </w:r>
           </w:p>
         </w:tc>
@@ -2880,8 +3138,7 @@
               <w:pStyle w:val="BodyText"/>
             </w:pPr>
             <w:r>
-              <w:lastRenderedPageBreak/>
-              <w:t>UC22</w:t>
+              <w:t>UC24</w:t>
             </w:r>
           </w:p>
         </w:tc>
@@ -2907,59 +3164,65 @@
             </w:pPr>
             <w:proofErr w:type="spellStart"/>
             <w:r>
-              <w:t>SearchCatalogue</w:t>
+              <w:t>TimeoutPromotion</w:t>
             </w:r>
             <w:proofErr w:type="spellEnd"/>
           </w:p>
         </w:tc>
         <w:tc>
           <w:tcPr>
-            <w:tcW w:w="1467" w:type="dxa"/>
-            <w:tcBorders>
-              <w:top w:val="single" w:sz="4" w:space="0" w:color="000000"/>
-              <w:left w:val="single" w:sz="4" w:space="0" w:color="000000"/>
-              <w:bottom w:val="single" w:sz="4" w:space="0" w:color="000000"/>
-              <w:right w:val="single" w:sz="4" w:space="0" w:color="000000"/>
-            </w:tcBorders>
-            <w:tcMar>
-              <w:top w:w="80" w:type="dxa"/>
-              <w:left w:w="80" w:type="dxa"/>
-              <w:bottom w:w="80" w:type="dxa"/>
-              <w:right w:w="80" w:type="dxa"/>
-            </w:tcMar>
-          </w:tcPr>
-          <w:p>
-            <w:pPr>
-              <w:pStyle w:val="BodyText"/>
-            </w:pPr>
-            <w:r>
-              <w:t>Important</w:t>
-            </w:r>
-          </w:p>
-        </w:tc>
-        <w:tc>
-          <w:tcPr>
-            <w:tcW w:w="3209" w:type="dxa"/>
-            <w:tcBorders>
-              <w:top w:val="single" w:sz="4" w:space="0" w:color="000000"/>
-              <w:left w:val="single" w:sz="4" w:space="0" w:color="000000"/>
-              <w:bottom w:val="single" w:sz="4" w:space="0" w:color="000000"/>
-              <w:right w:val="single" w:sz="4" w:space="0" w:color="000000"/>
-            </w:tcBorders>
-            <w:tcMar>
-              <w:top w:w="80" w:type="dxa"/>
-              <w:left w:w="80" w:type="dxa"/>
-              <w:bottom w:w="80" w:type="dxa"/>
-              <w:right w:w="80" w:type="dxa"/>
-            </w:tcMar>
-          </w:tcPr>
-          <w:p>
-            <w:r>
-              <w:rPr>
-                <w:sz w:val="22"/>
-                <w:szCs w:val="22"/>
-              </w:rPr>
-              <w:t>This functionality helps customers find products more easily. The system can still operate without it as customers are able to browse the catalogue.</w:t>
+            <w:tcW w:w="1643" w:type="dxa"/>
+            <w:tcBorders>
+              <w:top w:val="single" w:sz="4" w:space="0" w:color="000000"/>
+              <w:left w:val="single" w:sz="4" w:space="0" w:color="000000"/>
+              <w:bottom w:val="single" w:sz="4" w:space="0" w:color="000000"/>
+              <w:right w:val="single" w:sz="4" w:space="0" w:color="000000"/>
+            </w:tcBorders>
+            <w:tcMar>
+              <w:top w:w="80" w:type="dxa"/>
+              <w:left w:w="80" w:type="dxa"/>
+              <w:bottom w:w="80" w:type="dxa"/>
+              <w:right w:w="80" w:type="dxa"/>
+            </w:tcMar>
+          </w:tcPr>
+          <w:p>
+            <w:pPr>
+              <w:pStyle w:val="BodyText"/>
+            </w:pPr>
+            <w:r>
+              <w:t>Good to have</w:t>
+            </w:r>
+          </w:p>
+        </w:tc>
+        <w:tc>
+          <w:tcPr>
+            <w:tcW w:w="3033" w:type="dxa"/>
+            <w:tcBorders>
+              <w:top w:val="single" w:sz="4" w:space="0" w:color="000000"/>
+              <w:left w:val="single" w:sz="4" w:space="0" w:color="000000"/>
+              <w:bottom w:val="single" w:sz="4" w:space="0" w:color="000000"/>
+              <w:right w:val="single" w:sz="4" w:space="0" w:color="000000"/>
+            </w:tcBorders>
+            <w:tcMar>
+              <w:top w:w="80" w:type="dxa"/>
+              <w:left w:w="80" w:type="dxa"/>
+              <w:bottom w:w="80" w:type="dxa"/>
+              <w:right w:w="80" w:type="dxa"/>
+            </w:tcMar>
+          </w:tcPr>
+          <w:p>
+            <w:pPr>
+              <w:rPr>
+                <w:sz w:val="22"/>
+                <w:szCs w:val="22"/>
+              </w:rPr>
+            </w:pPr>
+            <w:r>
+              <w:rPr>
+                <w:sz w:val="22"/>
+                <w:szCs w:val="22"/>
+              </w:rPr>
+              <w:t>Handles promotion expiry but Admin can manually manage promotions so this just helps with efficiency.</w:t>
             </w:r>
           </w:p>
         </w:tc>
@@ -2989,7 +3252,7 @@
               <w:pStyle w:val="BodyText"/>
             </w:pPr>
             <w:r>
-              <w:t>UC23</w:t>
+              <w:t>UC25</w:t>
             </w:r>
           </w:p>
         </w:tc>
@@ -3013,88 +3276,59 @@
             <w:pPr>
               <w:pStyle w:val="BodyText"/>
             </w:pPr>
-            <w:proofErr w:type="spellStart"/>
-            <w:r>
-              <w:t>CalculateTotal</w:t>
-            </w:r>
-            <w:proofErr w:type="spellEnd"/>
-          </w:p>
-        </w:tc>
-        <w:tc>
-          <w:tcPr>
-            <w:tcW w:w="1467" w:type="dxa"/>
-            <w:tcBorders>
-              <w:top w:val="single" w:sz="4" w:space="0" w:color="000000"/>
-              <w:left w:val="single" w:sz="4" w:space="0" w:color="000000"/>
-              <w:bottom w:val="single" w:sz="4" w:space="0" w:color="000000"/>
-              <w:right w:val="single" w:sz="4" w:space="0" w:color="000000"/>
-            </w:tcBorders>
-            <w:tcMar>
-              <w:top w:w="80" w:type="dxa"/>
-              <w:left w:w="80" w:type="dxa"/>
-              <w:bottom w:w="80" w:type="dxa"/>
-              <w:right w:w="80" w:type="dxa"/>
-            </w:tcMar>
-          </w:tcPr>
-          <w:p>
-            <w:pPr>
-              <w:pStyle w:val="BodyText"/>
-            </w:pPr>
-            <w:r>
-              <w:t>Essential</w:t>
-            </w:r>
-          </w:p>
-        </w:tc>
-        <w:tc>
-          <w:tcPr>
-            <w:tcW w:w="3209" w:type="dxa"/>
-            <w:tcBorders>
-              <w:top w:val="single" w:sz="4" w:space="0" w:color="000000"/>
-              <w:left w:val="single" w:sz="4" w:space="0" w:color="000000"/>
-              <w:bottom w:val="single" w:sz="4" w:space="0" w:color="000000"/>
-              <w:right w:val="single" w:sz="4" w:space="0" w:color="000000"/>
-            </w:tcBorders>
-            <w:tcMar>
-              <w:top w:w="80" w:type="dxa"/>
-              <w:left w:w="80" w:type="dxa"/>
-              <w:bottom w:w="80" w:type="dxa"/>
-              <w:right w:w="80" w:type="dxa"/>
-            </w:tcMar>
-          </w:tcPr>
-          <w:p>
-            <w:pPr>
-              <w:rPr>
-                <w:sz w:val="22"/>
-                <w:szCs w:val="22"/>
-              </w:rPr>
-            </w:pPr>
-            <w:r>
-              <w:rPr>
-                <w:sz w:val="22"/>
-                <w:szCs w:val="22"/>
-              </w:rPr>
-              <w:t xml:space="preserve">This is an essential part of the checkout process. Before the payment </w:t>
-            </w:r>
-            <w:r>
-              <w:rPr>
-                <w:sz w:val="22"/>
-                <w:szCs w:val="22"/>
-              </w:rPr>
-              <w:t>can be</w:t>
-            </w:r>
-            <w:r>
-              <w:rPr>
-                <w:sz w:val="22"/>
-                <w:szCs w:val="22"/>
-              </w:rPr>
-              <w:t xml:space="preserve"> </w:t>
-            </w:r>
-            <w:r>
-              <w:rPr>
-                <w:sz w:val="22"/>
-                <w:szCs w:val="22"/>
-              </w:rPr>
-              <w:t>completed, the system must calculate the total.</w:t>
+            <w:r>
+              <w:t>Check10thPurchaseDiscount</w:t>
+            </w:r>
+          </w:p>
+        </w:tc>
+        <w:tc>
+          <w:tcPr>
+            <w:tcW w:w="1643" w:type="dxa"/>
+            <w:tcBorders>
+              <w:top w:val="single" w:sz="4" w:space="0" w:color="000000"/>
+              <w:left w:val="single" w:sz="4" w:space="0" w:color="000000"/>
+              <w:bottom w:val="single" w:sz="4" w:space="0" w:color="000000"/>
+              <w:right w:val="single" w:sz="4" w:space="0" w:color="000000"/>
+            </w:tcBorders>
+            <w:tcMar>
+              <w:top w:w="80" w:type="dxa"/>
+              <w:left w:w="80" w:type="dxa"/>
+              <w:bottom w:w="80" w:type="dxa"/>
+              <w:right w:w="80" w:type="dxa"/>
+            </w:tcMar>
+          </w:tcPr>
+          <w:p>
+            <w:pPr>
+              <w:pStyle w:val="BodyText"/>
+            </w:pPr>
+            <w:r>
+              <w:t>Important</w:t>
+            </w:r>
+          </w:p>
+        </w:tc>
+        <w:tc>
+          <w:tcPr>
+            <w:tcW w:w="3033" w:type="dxa"/>
+            <w:tcBorders>
+              <w:top w:val="single" w:sz="4" w:space="0" w:color="000000"/>
+              <w:left w:val="single" w:sz="4" w:space="0" w:color="000000"/>
+              <w:bottom w:val="single" w:sz="4" w:space="0" w:color="000000"/>
+              <w:right w:val="single" w:sz="4" w:space="0" w:color="000000"/>
+            </w:tcBorders>
+            <w:tcMar>
+              <w:top w:w="80" w:type="dxa"/>
+              <w:left w:w="80" w:type="dxa"/>
+              <w:bottom w:w="80" w:type="dxa"/>
+              <w:right w:w="80" w:type="dxa"/>
+            </w:tcMar>
+          </w:tcPr>
+          <w:p>
+            <w:r>
+              <w:rPr>
+                <w:sz w:val="22"/>
+                <w:szCs w:val="22"/>
+              </w:rPr>
+              <w:t>Provides reward to non-commercial users which improves customer engagement but is not essential.</w:t>
             </w:r>
           </w:p>
         </w:tc>
@@ -3124,7 +3358,7 @@
               <w:pStyle w:val="BodyText"/>
             </w:pPr>
             <w:r>
-              <w:t>UC24</w:t>
+              <w:t>UC26</w:t>
             </w:r>
           </w:p>
         </w:tc>
@@ -3150,65 +3384,65 @@
             </w:pPr>
             <w:proofErr w:type="spellStart"/>
             <w:r>
-              <w:t>MakePromotion</w:t>
+              <w:t>CheckDiscount</w:t>
             </w:r>
             <w:proofErr w:type="spellEnd"/>
           </w:p>
         </w:tc>
         <w:tc>
           <w:tcPr>
-            <w:tcW w:w="1467" w:type="dxa"/>
-            <w:tcBorders>
-              <w:top w:val="single" w:sz="4" w:space="0" w:color="000000"/>
-              <w:left w:val="single" w:sz="4" w:space="0" w:color="000000"/>
-              <w:bottom w:val="single" w:sz="4" w:space="0" w:color="000000"/>
-              <w:right w:val="single" w:sz="4" w:space="0" w:color="000000"/>
-            </w:tcBorders>
-            <w:tcMar>
-              <w:top w:w="80" w:type="dxa"/>
-              <w:left w:w="80" w:type="dxa"/>
-              <w:bottom w:w="80" w:type="dxa"/>
-              <w:right w:w="80" w:type="dxa"/>
-            </w:tcMar>
-          </w:tcPr>
-          <w:p>
-            <w:pPr>
-              <w:pStyle w:val="BodyText"/>
-            </w:pPr>
-            <w:r>
-              <w:t>Important</w:t>
-            </w:r>
-          </w:p>
-        </w:tc>
-        <w:tc>
-          <w:tcPr>
-            <w:tcW w:w="3209" w:type="dxa"/>
-            <w:tcBorders>
-              <w:top w:val="single" w:sz="4" w:space="0" w:color="000000"/>
-              <w:left w:val="single" w:sz="4" w:space="0" w:color="000000"/>
-              <w:bottom w:val="single" w:sz="4" w:space="0" w:color="000000"/>
-              <w:right w:val="single" w:sz="4" w:space="0" w:color="000000"/>
-            </w:tcBorders>
-            <w:tcMar>
-              <w:top w:w="80" w:type="dxa"/>
-              <w:left w:w="80" w:type="dxa"/>
-              <w:bottom w:w="80" w:type="dxa"/>
-              <w:right w:w="80" w:type="dxa"/>
-            </w:tcMar>
-          </w:tcPr>
-          <w:p>
-            <w:pPr>
-              <w:rPr>
-                <w:sz w:val="22"/>
-                <w:szCs w:val="22"/>
-              </w:rPr>
-            </w:pPr>
-            <w:r>
-              <w:rPr>
-                <w:sz w:val="22"/>
-                <w:szCs w:val="22"/>
-              </w:rPr>
-              <w:t>This functionality is important because the system can operate without promotions. However, promotions increase business value.</w:t>
+            <w:tcW w:w="1643" w:type="dxa"/>
+            <w:tcBorders>
+              <w:top w:val="single" w:sz="4" w:space="0" w:color="000000"/>
+              <w:left w:val="single" w:sz="4" w:space="0" w:color="000000"/>
+              <w:bottom w:val="single" w:sz="4" w:space="0" w:color="000000"/>
+              <w:right w:val="single" w:sz="4" w:space="0" w:color="000000"/>
+            </w:tcBorders>
+            <w:tcMar>
+              <w:top w:w="80" w:type="dxa"/>
+              <w:left w:w="80" w:type="dxa"/>
+              <w:bottom w:w="80" w:type="dxa"/>
+              <w:right w:w="80" w:type="dxa"/>
+            </w:tcMar>
+          </w:tcPr>
+          <w:p>
+            <w:pPr>
+              <w:pStyle w:val="BodyText"/>
+            </w:pPr>
+            <w:r>
+              <w:t>Essential</w:t>
+            </w:r>
+          </w:p>
+        </w:tc>
+        <w:tc>
+          <w:tcPr>
+            <w:tcW w:w="3033" w:type="dxa"/>
+            <w:tcBorders>
+              <w:top w:val="single" w:sz="4" w:space="0" w:color="000000"/>
+              <w:left w:val="single" w:sz="4" w:space="0" w:color="000000"/>
+              <w:bottom w:val="single" w:sz="4" w:space="0" w:color="000000"/>
+              <w:right w:val="single" w:sz="4" w:space="0" w:color="000000"/>
+            </w:tcBorders>
+            <w:tcMar>
+              <w:top w:w="80" w:type="dxa"/>
+              <w:left w:w="80" w:type="dxa"/>
+              <w:bottom w:w="80" w:type="dxa"/>
+              <w:right w:w="80" w:type="dxa"/>
+            </w:tcMar>
+          </w:tcPr>
+          <w:p>
+            <w:pPr>
+              <w:rPr>
+                <w:sz w:val="22"/>
+                <w:szCs w:val="22"/>
+              </w:rPr>
+            </w:pPr>
+            <w:r>
+              <w:rPr>
+                <w:sz w:val="22"/>
+                <w:szCs w:val="22"/>
+              </w:rPr>
+              <w:t>This functionality is essential to make sure customers are applying the right discount when purchasing products.</w:t>
             </w:r>
           </w:p>
         </w:tc>
@@ -3238,7 +3472,7 @@
               <w:pStyle w:val="BodyText"/>
             </w:pPr>
             <w:r>
-              <w:t>UC25</w:t>
+              <w:t>UC27</w:t>
             </w:r>
           </w:p>
         </w:tc>
@@ -3264,101 +3498,59 @@
             </w:pPr>
             <w:proofErr w:type="spellStart"/>
             <w:r>
-              <w:t>TimeoutPromotion</w:t>
+              <w:t>CheckPromoDiscount</w:t>
             </w:r>
             <w:proofErr w:type="spellEnd"/>
           </w:p>
         </w:tc>
         <w:tc>
           <w:tcPr>
-            <w:tcW w:w="1467" w:type="dxa"/>
-            <w:tcBorders>
-              <w:top w:val="single" w:sz="4" w:space="0" w:color="000000"/>
-              <w:left w:val="single" w:sz="4" w:space="0" w:color="000000"/>
-              <w:bottom w:val="single" w:sz="4" w:space="0" w:color="000000"/>
-              <w:right w:val="single" w:sz="4" w:space="0" w:color="000000"/>
-            </w:tcBorders>
-            <w:tcMar>
-              <w:top w:w="80" w:type="dxa"/>
-              <w:left w:w="80" w:type="dxa"/>
-              <w:bottom w:w="80" w:type="dxa"/>
-              <w:right w:w="80" w:type="dxa"/>
-            </w:tcMar>
-          </w:tcPr>
-          <w:p>
-            <w:pPr>
-              <w:pStyle w:val="BodyText"/>
-            </w:pPr>
-            <w:r>
-              <w:t>Good to have</w:t>
-            </w:r>
-          </w:p>
-        </w:tc>
-        <w:tc>
-          <w:tcPr>
-            <w:tcW w:w="3209" w:type="dxa"/>
-            <w:tcBorders>
-              <w:top w:val="single" w:sz="4" w:space="0" w:color="000000"/>
-              <w:left w:val="single" w:sz="4" w:space="0" w:color="000000"/>
-              <w:bottom w:val="single" w:sz="4" w:space="0" w:color="000000"/>
-              <w:right w:val="single" w:sz="4" w:space="0" w:color="000000"/>
-            </w:tcBorders>
-            <w:tcMar>
-              <w:top w:w="80" w:type="dxa"/>
-              <w:left w:w="80" w:type="dxa"/>
-              <w:bottom w:w="80" w:type="dxa"/>
-              <w:right w:w="80" w:type="dxa"/>
-            </w:tcMar>
-          </w:tcPr>
-          <w:p>
-            <w:r>
-              <w:rPr>
-                <w:sz w:val="22"/>
-                <w:szCs w:val="22"/>
-              </w:rPr>
-              <w:t xml:space="preserve">Handles promotion expiry but </w:t>
-            </w:r>
-            <w:r>
-              <w:rPr>
-                <w:sz w:val="22"/>
-                <w:szCs w:val="22"/>
-              </w:rPr>
-              <w:t>A</w:t>
-            </w:r>
-            <w:r>
-              <w:rPr>
-                <w:sz w:val="22"/>
-                <w:szCs w:val="22"/>
-              </w:rPr>
-              <w:t>dmin</w:t>
-            </w:r>
-            <w:r>
-              <w:rPr>
-                <w:sz w:val="22"/>
-                <w:szCs w:val="22"/>
-              </w:rPr>
-              <w:t xml:space="preserve"> </w:t>
-            </w:r>
-            <w:r>
-              <w:rPr>
-                <w:sz w:val="22"/>
-                <w:szCs w:val="22"/>
-              </w:rPr>
-              <w:t>can manually manage promotions</w:t>
-            </w:r>
-            <w:r>
-              <w:rPr>
-                <w:sz w:val="22"/>
-                <w:szCs w:val="22"/>
-              </w:rPr>
-              <w:t xml:space="preserve"> so this just helps with efficiency</w:t>
-            </w:r>
-            <w:r>
-              <w:rPr>
-                <w:sz w:val="22"/>
-                <w:szCs w:val="22"/>
-              </w:rPr>
-              <w:t>.</w:t>
+            <w:tcW w:w="1643" w:type="dxa"/>
+            <w:tcBorders>
+              <w:top w:val="single" w:sz="4" w:space="0" w:color="000000"/>
+              <w:left w:val="single" w:sz="4" w:space="0" w:color="000000"/>
+              <w:bottom w:val="single" w:sz="4" w:space="0" w:color="000000"/>
+              <w:right w:val="single" w:sz="4" w:space="0" w:color="000000"/>
+            </w:tcBorders>
+            <w:tcMar>
+              <w:top w:w="80" w:type="dxa"/>
+              <w:left w:w="80" w:type="dxa"/>
+              <w:bottom w:w="80" w:type="dxa"/>
+              <w:right w:w="80" w:type="dxa"/>
+            </w:tcMar>
+          </w:tcPr>
+          <w:p>
+            <w:pPr>
+              <w:pStyle w:val="BodyText"/>
+            </w:pPr>
+            <w:r>
+              <w:t>Essential</w:t>
+            </w:r>
+          </w:p>
+        </w:tc>
+        <w:tc>
+          <w:tcPr>
+            <w:tcW w:w="3033" w:type="dxa"/>
+            <w:tcBorders>
+              <w:top w:val="single" w:sz="4" w:space="0" w:color="000000"/>
+              <w:left w:val="single" w:sz="4" w:space="0" w:color="000000"/>
+              <w:bottom w:val="single" w:sz="4" w:space="0" w:color="000000"/>
+              <w:right w:val="single" w:sz="4" w:space="0" w:color="000000"/>
+            </w:tcBorders>
+            <w:tcMar>
+              <w:top w:w="80" w:type="dxa"/>
+              <w:left w:w="80" w:type="dxa"/>
+              <w:bottom w:w="80" w:type="dxa"/>
+              <w:right w:w="80" w:type="dxa"/>
+            </w:tcMar>
+          </w:tcPr>
+          <w:p>
+            <w:r>
+              <w:rPr>
+                <w:sz w:val="22"/>
+                <w:szCs w:val="22"/>
+              </w:rPr>
+              <w:t>Essential to ensure that promotions are accurately applied during checkout.</w:t>
             </w:r>
           </w:p>
         </w:tc>
@@ -3388,7 +3580,7 @@
               <w:pStyle w:val="BodyText"/>
             </w:pPr>
             <w:r>
-              <w:t>UC26</w:t>
+              <w:t>UC28</w:t>
             </w:r>
           </w:p>
         </w:tc>
@@ -3414,135 +3606,73 @@
             </w:pPr>
             <w:proofErr w:type="spellStart"/>
             <w:r>
-              <w:t>GenerateReport</w:t>
+              <w:t>PaymentRequest</w:t>
             </w:r>
             <w:proofErr w:type="spellEnd"/>
           </w:p>
         </w:tc>
         <w:tc>
           <w:tcPr>
-            <w:tcW w:w="1467" w:type="dxa"/>
-            <w:tcBorders>
-              <w:top w:val="single" w:sz="4" w:space="0" w:color="000000"/>
-              <w:left w:val="single" w:sz="4" w:space="0" w:color="000000"/>
-              <w:bottom w:val="single" w:sz="4" w:space="0" w:color="000000"/>
-              <w:right w:val="single" w:sz="4" w:space="0" w:color="000000"/>
-            </w:tcBorders>
-            <w:tcMar>
-              <w:top w:w="80" w:type="dxa"/>
-              <w:left w:w="80" w:type="dxa"/>
-              <w:bottom w:w="80" w:type="dxa"/>
-              <w:right w:w="80" w:type="dxa"/>
-            </w:tcMar>
-          </w:tcPr>
-          <w:p>
-            <w:pPr>
-              <w:pStyle w:val="BodyText"/>
-            </w:pPr>
-            <w:r>
-              <w:t>Good to have</w:t>
-            </w:r>
-          </w:p>
-        </w:tc>
-        <w:tc>
-          <w:tcPr>
-            <w:tcW w:w="3209" w:type="dxa"/>
-            <w:tcBorders>
-              <w:top w:val="single" w:sz="4" w:space="0" w:color="000000"/>
-              <w:left w:val="single" w:sz="4" w:space="0" w:color="000000"/>
-              <w:bottom w:val="single" w:sz="4" w:space="0" w:color="000000"/>
-              <w:right w:val="single" w:sz="4" w:space="0" w:color="000000"/>
-            </w:tcBorders>
-            <w:tcMar>
-              <w:top w:w="80" w:type="dxa"/>
-              <w:left w:w="80" w:type="dxa"/>
-              <w:bottom w:w="80" w:type="dxa"/>
-              <w:right w:w="80" w:type="dxa"/>
-            </w:tcMar>
-          </w:tcPr>
-          <w:p>
-            <w:pPr>
-              <w:rPr>
-                <w:sz w:val="22"/>
-                <w:szCs w:val="22"/>
-              </w:rPr>
-            </w:pPr>
-            <w:r>
-              <w:rPr>
-                <w:sz w:val="22"/>
-                <w:szCs w:val="22"/>
-              </w:rPr>
-              <w:t xml:space="preserve">Reports can help </w:t>
-            </w:r>
-            <w:r>
-              <w:rPr>
-                <w:sz w:val="22"/>
-                <w:szCs w:val="22"/>
-              </w:rPr>
-              <w:t>A</w:t>
-            </w:r>
-            <w:r>
-              <w:rPr>
-                <w:sz w:val="22"/>
-                <w:szCs w:val="22"/>
-              </w:rPr>
-              <w:t>dmi</w:t>
-            </w:r>
-            <w:r>
-              <w:rPr>
-                <w:sz w:val="22"/>
-                <w:szCs w:val="22"/>
-              </w:rPr>
-              <w:t xml:space="preserve">n to </w:t>
-            </w:r>
-            <w:r>
-              <w:rPr>
-                <w:sz w:val="22"/>
-                <w:szCs w:val="22"/>
-              </w:rPr>
-              <w:t>review system activity</w:t>
-            </w:r>
-            <w:r>
-              <w:rPr>
-                <w:sz w:val="22"/>
-                <w:szCs w:val="22"/>
-              </w:rPr>
-              <w:t xml:space="preserve"> and performance</w:t>
-            </w:r>
-            <w:r>
-              <w:rPr>
-                <w:sz w:val="22"/>
-                <w:szCs w:val="22"/>
-              </w:rPr>
-              <w:t xml:space="preserve"> but not required</w:t>
-            </w:r>
-            <w:r>
-              <w:rPr>
-                <w:sz w:val="22"/>
-                <w:szCs w:val="22"/>
-              </w:rPr>
-              <w:t xml:space="preserve"> for the system </w:t>
-            </w:r>
-            <w:r>
-              <w:rPr>
-                <w:sz w:val="22"/>
-                <w:szCs w:val="22"/>
-              </w:rPr>
-              <w:t xml:space="preserve">to </w:t>
-            </w:r>
-            <w:r>
-              <w:rPr>
-                <w:sz w:val="22"/>
-                <w:szCs w:val="22"/>
-              </w:rPr>
-              <w:t>operate</w:t>
-            </w:r>
-            <w:r>
-              <w:rPr>
-                <w:sz w:val="22"/>
-                <w:szCs w:val="22"/>
-              </w:rPr>
-              <w:t>.</w:t>
+            <w:tcW w:w="1643" w:type="dxa"/>
+            <w:tcBorders>
+              <w:top w:val="single" w:sz="4" w:space="0" w:color="000000"/>
+              <w:left w:val="single" w:sz="4" w:space="0" w:color="000000"/>
+              <w:bottom w:val="single" w:sz="4" w:space="0" w:color="000000"/>
+              <w:right w:val="single" w:sz="4" w:space="0" w:color="000000"/>
+            </w:tcBorders>
+            <w:tcMar>
+              <w:top w:w="80" w:type="dxa"/>
+              <w:left w:w="80" w:type="dxa"/>
+              <w:bottom w:w="80" w:type="dxa"/>
+              <w:right w:w="80" w:type="dxa"/>
+            </w:tcMar>
+          </w:tcPr>
+          <w:p>
+            <w:pPr>
+              <w:pStyle w:val="BodyText"/>
+            </w:pPr>
+            <w:r>
+              <w:t xml:space="preserve">Essential </w:t>
+            </w:r>
+          </w:p>
+        </w:tc>
+        <w:tc>
+          <w:tcPr>
+            <w:tcW w:w="3033" w:type="dxa"/>
+            <w:tcBorders>
+              <w:top w:val="single" w:sz="4" w:space="0" w:color="000000"/>
+              <w:left w:val="single" w:sz="4" w:space="0" w:color="000000"/>
+              <w:bottom w:val="single" w:sz="4" w:space="0" w:color="000000"/>
+              <w:right w:val="single" w:sz="4" w:space="0" w:color="000000"/>
+            </w:tcBorders>
+            <w:tcMar>
+              <w:top w:w="80" w:type="dxa"/>
+              <w:left w:w="80" w:type="dxa"/>
+              <w:bottom w:w="80" w:type="dxa"/>
+              <w:right w:w="80" w:type="dxa"/>
+            </w:tcMar>
+          </w:tcPr>
+          <w:p>
+            <w:pPr>
+              <w:rPr>
+                <w:sz w:val="22"/>
+                <w:szCs w:val="22"/>
+                <w:lang w:val="en-GB"/>
+              </w:rPr>
+            </w:pPr>
+            <w:r>
+              <w:rPr>
+                <w:sz w:val="22"/>
+                <w:szCs w:val="22"/>
+              </w:rPr>
+              <w:t>E</w:t>
+            </w:r>
+            <w:r>
+              <w:rPr>
+                <w:sz w:val="22"/>
+                <w:szCs w:val="22"/>
+              </w:rPr>
+              <w:t>ssential as it sends payment information to the payment service to complete the purchase.</w:t>
             </w:r>
           </w:p>
         </w:tc>
@@ -3572,7 +3702,7 @@
               <w:pStyle w:val="BodyText"/>
             </w:pPr>
             <w:r>
-              <w:t>UC27</w:t>
+              <w:t>UC29</w:t>
             </w:r>
           </w:p>
         </w:tc>
@@ -3598,122 +3728,93 @@
             </w:pPr>
             <w:proofErr w:type="spellStart"/>
             <w:r>
-              <w:t>SearchPromotion</w:t>
+              <w:t>RecordTransaction</w:t>
             </w:r>
             <w:proofErr w:type="spellEnd"/>
           </w:p>
         </w:tc>
         <w:tc>
           <w:tcPr>
-            <w:tcW w:w="1467" w:type="dxa"/>
-            <w:tcBorders>
-              <w:top w:val="single" w:sz="4" w:space="0" w:color="000000"/>
-              <w:left w:val="single" w:sz="4" w:space="0" w:color="000000"/>
-              <w:bottom w:val="single" w:sz="4" w:space="0" w:color="000000"/>
-              <w:right w:val="single" w:sz="4" w:space="0" w:color="000000"/>
-            </w:tcBorders>
-            <w:tcMar>
-              <w:top w:w="80" w:type="dxa"/>
-              <w:left w:w="80" w:type="dxa"/>
-              <w:bottom w:w="80" w:type="dxa"/>
-              <w:right w:w="80" w:type="dxa"/>
-            </w:tcMar>
-          </w:tcPr>
-          <w:p>
-            <w:pPr>
-              <w:pStyle w:val="BodyText"/>
-            </w:pPr>
-            <w:r>
-              <w:t>Good to have</w:t>
-            </w:r>
-          </w:p>
-        </w:tc>
-        <w:tc>
-          <w:tcPr>
-            <w:tcW w:w="3209" w:type="dxa"/>
-            <w:tcBorders>
-              <w:top w:val="single" w:sz="4" w:space="0" w:color="000000"/>
-              <w:left w:val="single" w:sz="4" w:space="0" w:color="000000"/>
-              <w:bottom w:val="single" w:sz="4" w:space="0" w:color="000000"/>
-              <w:right w:val="single" w:sz="4" w:space="0" w:color="000000"/>
-            </w:tcBorders>
-            <w:tcMar>
-              <w:top w:w="80" w:type="dxa"/>
-              <w:left w:w="80" w:type="dxa"/>
-              <w:bottom w:w="80" w:type="dxa"/>
-              <w:right w:w="80" w:type="dxa"/>
-            </w:tcMar>
-          </w:tcPr>
-          <w:p>
-            <w:r>
-              <w:rPr>
-                <w:sz w:val="22"/>
-                <w:szCs w:val="22"/>
-              </w:rPr>
-              <w:t xml:space="preserve">This </w:t>
-            </w:r>
-            <w:r>
-              <w:rPr>
-                <w:sz w:val="22"/>
-                <w:szCs w:val="22"/>
-              </w:rPr>
-              <w:t>helps</w:t>
-            </w:r>
-            <w:r>
-              <w:rPr>
-                <w:sz w:val="22"/>
-                <w:szCs w:val="22"/>
-              </w:rPr>
-              <w:t xml:space="preserve"> </w:t>
-            </w:r>
-            <w:r>
-              <w:rPr>
-                <w:sz w:val="22"/>
-                <w:szCs w:val="22"/>
-              </w:rPr>
-              <w:t>A</w:t>
-            </w:r>
-            <w:r>
-              <w:rPr>
-                <w:sz w:val="22"/>
-                <w:szCs w:val="22"/>
-              </w:rPr>
-              <w:t>dmin</w:t>
-            </w:r>
-            <w:r>
-              <w:rPr>
-                <w:sz w:val="22"/>
-                <w:szCs w:val="22"/>
-              </w:rPr>
-              <w:t xml:space="preserve"> </w:t>
-            </w:r>
-            <w:r>
-              <w:rPr>
-                <w:sz w:val="22"/>
-                <w:szCs w:val="22"/>
-              </w:rPr>
-              <w:t xml:space="preserve">to </w:t>
-            </w:r>
-            <w:r>
-              <w:rPr>
-                <w:sz w:val="22"/>
-                <w:szCs w:val="22"/>
-              </w:rPr>
-              <w:t>find promotions easily</w:t>
-            </w:r>
-            <w:r>
-              <w:rPr>
-                <w:sz w:val="22"/>
-                <w:szCs w:val="22"/>
-              </w:rPr>
-              <w:t xml:space="preserve"> but is not essential </w:t>
-            </w:r>
-            <w:r>
-              <w:rPr>
-                <w:sz w:val="22"/>
-                <w:szCs w:val="22"/>
-              </w:rPr>
-              <w:t>for promotion to function.</w:t>
+            <w:tcW w:w="1643" w:type="dxa"/>
+            <w:tcBorders>
+              <w:top w:val="single" w:sz="4" w:space="0" w:color="000000"/>
+              <w:left w:val="single" w:sz="4" w:space="0" w:color="000000"/>
+              <w:bottom w:val="single" w:sz="4" w:space="0" w:color="000000"/>
+              <w:right w:val="single" w:sz="4" w:space="0" w:color="000000"/>
+            </w:tcBorders>
+            <w:tcMar>
+              <w:top w:w="80" w:type="dxa"/>
+              <w:left w:w="80" w:type="dxa"/>
+              <w:bottom w:w="80" w:type="dxa"/>
+              <w:right w:w="80" w:type="dxa"/>
+            </w:tcMar>
+          </w:tcPr>
+          <w:p>
+            <w:pPr>
+              <w:pStyle w:val="BodyText"/>
+            </w:pPr>
+            <w:r>
+              <w:t>Essential</w:t>
+            </w:r>
+          </w:p>
+        </w:tc>
+        <w:tc>
+          <w:tcPr>
+            <w:tcW w:w="3033" w:type="dxa"/>
+            <w:tcBorders>
+              <w:top w:val="single" w:sz="4" w:space="0" w:color="000000"/>
+              <w:left w:val="single" w:sz="4" w:space="0" w:color="000000"/>
+              <w:bottom w:val="single" w:sz="4" w:space="0" w:color="000000"/>
+              <w:right w:val="single" w:sz="4" w:space="0" w:color="000000"/>
+            </w:tcBorders>
+            <w:tcMar>
+              <w:top w:w="80" w:type="dxa"/>
+              <w:left w:w="80" w:type="dxa"/>
+              <w:bottom w:w="80" w:type="dxa"/>
+              <w:right w:w="80" w:type="dxa"/>
+            </w:tcMar>
+          </w:tcPr>
+          <w:p>
+            <w:pPr>
+              <w:rPr>
+                <w:sz w:val="22"/>
+                <w:szCs w:val="22"/>
+              </w:rPr>
+            </w:pPr>
+            <w:r>
+              <w:rPr>
+                <w:sz w:val="22"/>
+                <w:szCs w:val="22"/>
+              </w:rPr>
+              <w:t>This functionality</w:t>
+            </w:r>
+            <w:r>
+              <w:rPr>
+                <w:sz w:val="22"/>
+                <w:szCs w:val="22"/>
+              </w:rPr>
+              <w:t xml:space="preserve"> is essential as it </w:t>
+            </w:r>
+            <w:r>
+              <w:rPr>
+                <w:sz w:val="22"/>
+                <w:szCs w:val="22"/>
+              </w:rPr>
+              <w:t xml:space="preserve">records completed transactions and </w:t>
+            </w:r>
+            <w:r>
+              <w:rPr>
+                <w:sz w:val="22"/>
+                <w:szCs w:val="22"/>
+              </w:rPr>
+              <w:t>ensures</w:t>
+            </w:r>
+            <w:r>
+              <w:rPr>
+                <w:sz w:val="22"/>
+                <w:szCs w:val="22"/>
+              </w:rPr>
+              <w:t xml:space="preserve"> payments are properly tracked.</w:t>
             </w:r>
           </w:p>
         </w:tc>
@@ -3743,7 +3844,7 @@
               <w:pStyle w:val="BodyText"/>
             </w:pPr>
             <w:r>
-              <w:t>UC28</w:t>
+              <w:t>UC30</w:t>
             </w:r>
           </w:p>
         </w:tc>
@@ -3772,14 +3873,14 @@
             </w:r>
             <w:proofErr w:type="spellStart"/>
             <w:r>
-              <w:t>UpdatePromotionData</w:t>
+              <w:t>UpdateSalesData</w:t>
             </w:r>
             <w:proofErr w:type="spellEnd"/>
           </w:p>
         </w:tc>
         <w:tc>
           <w:tcPr>
-            <w:tcW w:w="1467" w:type="dxa"/>
+            <w:tcW w:w="1643" w:type="dxa"/>
             <w:tcBorders>
               <w:top w:val="single" w:sz="4" w:space="0" w:color="000000"/>
               <w:left w:val="single" w:sz="4" w:space="0" w:color="000000"/>
@@ -3804,86 +3905,42 @@
         </w:tc>
         <w:tc>
           <w:tcPr>
-            <w:tcW w:w="3209" w:type="dxa"/>
-            <w:tcBorders>
-              <w:top w:val="single" w:sz="4" w:space="0" w:color="000000"/>
-              <w:left w:val="single" w:sz="4" w:space="0" w:color="000000"/>
-              <w:bottom w:val="single" w:sz="4" w:space="0" w:color="000000"/>
-              <w:right w:val="single" w:sz="4" w:space="0" w:color="000000"/>
-            </w:tcBorders>
-            <w:tcMar>
-              <w:top w:w="80" w:type="dxa"/>
-              <w:left w:w="80" w:type="dxa"/>
-              <w:bottom w:w="80" w:type="dxa"/>
-              <w:right w:w="80" w:type="dxa"/>
-            </w:tcMar>
-          </w:tcPr>
-          <w:p>
-            <w:pPr>
-              <w:rPr>
-                <w:sz w:val="22"/>
-                <w:szCs w:val="22"/>
-                <w:lang w:val="en-GB"/>
-              </w:rPr>
-            </w:pPr>
-            <w:r>
-              <w:rPr>
-                <w:sz w:val="22"/>
-                <w:szCs w:val="22"/>
-              </w:rPr>
-              <w:t>This is</w:t>
-            </w:r>
-            <w:r>
-              <w:rPr>
-                <w:sz w:val="22"/>
-                <w:szCs w:val="22"/>
-              </w:rPr>
-              <w:t xml:space="preserve"> an</w:t>
-            </w:r>
-            <w:r>
-              <w:rPr>
-                <w:sz w:val="22"/>
-                <w:szCs w:val="22"/>
-              </w:rPr>
-              <w:t xml:space="preserve"> important feature to ensure promotion data is accurat</w:t>
-            </w:r>
-            <w:r>
-              <w:rPr>
-                <w:sz w:val="22"/>
-                <w:szCs w:val="22"/>
-              </w:rPr>
-              <w:t>ely maintained</w:t>
-            </w:r>
-            <w:r>
-              <w:rPr>
-                <w:sz w:val="22"/>
-                <w:szCs w:val="22"/>
-              </w:rPr>
-              <w:t xml:space="preserve">. </w:t>
-            </w:r>
-            <w:r>
-              <w:rPr>
-                <w:sz w:val="22"/>
-                <w:szCs w:val="22"/>
-                <w:lang w:val="en-GB"/>
-              </w:rPr>
-              <w:t xml:space="preserve">It is important for correct promotion behaviour, but the system can still operate without </w:t>
-            </w:r>
-            <w:r>
-              <w:rPr>
-                <w:sz w:val="22"/>
-                <w:szCs w:val="22"/>
-                <w:lang w:val="en-GB"/>
-              </w:rPr>
-              <w:t xml:space="preserve">constant </w:t>
-            </w:r>
-            <w:r>
-              <w:rPr>
-                <w:sz w:val="22"/>
-                <w:szCs w:val="22"/>
-                <w:lang w:val="en-GB"/>
-              </w:rPr>
-              <w:t>updates.</w:t>
+            <w:tcW w:w="3033" w:type="dxa"/>
+            <w:tcBorders>
+              <w:top w:val="single" w:sz="4" w:space="0" w:color="000000"/>
+              <w:left w:val="single" w:sz="4" w:space="0" w:color="000000"/>
+              <w:bottom w:val="single" w:sz="4" w:space="0" w:color="000000"/>
+              <w:right w:val="single" w:sz="4" w:space="0" w:color="000000"/>
+            </w:tcBorders>
+            <w:tcMar>
+              <w:top w:w="80" w:type="dxa"/>
+              <w:left w:w="80" w:type="dxa"/>
+              <w:bottom w:w="80" w:type="dxa"/>
+              <w:right w:w="80" w:type="dxa"/>
+            </w:tcMar>
+          </w:tcPr>
+          <w:p>
+            <w:pPr>
+              <w:rPr>
+                <w:sz w:val="22"/>
+                <w:szCs w:val="22"/>
+              </w:rPr>
+            </w:pPr>
+            <w:r>
+              <w:rPr>
+                <w:color w:val="000000"/>
+                <w:sz w:val="22"/>
+                <w:szCs w:val="22"/>
+              </w:rPr>
+              <w:t>This functionality allows sales data to be maintained accurately for business tracking. It is important for monitoring sales performance</w:t>
+            </w:r>
+            <w:r>
+              <w:rPr>
+                <w:color w:val="000000"/>
+                <w:sz w:val="22"/>
+                <w:szCs w:val="22"/>
+              </w:rPr>
+              <w:t>.</w:t>
             </w:r>
           </w:p>
         </w:tc>
@@ -3913,7 +3970,8 @@
               <w:pStyle w:val="BodyText"/>
             </w:pPr>
             <w:r>
-              <w:t>UC29</w:t>
+              <w:lastRenderedPageBreak/>
+              <w:t>UC32</w:t>
             </w:r>
           </w:p>
         </w:tc>
@@ -3939,65 +3997,65 @@
             </w:pPr>
             <w:proofErr w:type="spellStart"/>
             <w:r>
-              <w:t>RecordSale</w:t>
+              <w:t>QueryPromotion</w:t>
             </w:r>
             <w:proofErr w:type="spellEnd"/>
           </w:p>
         </w:tc>
         <w:tc>
           <w:tcPr>
-            <w:tcW w:w="1467" w:type="dxa"/>
-            <w:tcBorders>
-              <w:top w:val="single" w:sz="4" w:space="0" w:color="000000"/>
-              <w:left w:val="single" w:sz="4" w:space="0" w:color="000000"/>
-              <w:bottom w:val="single" w:sz="4" w:space="0" w:color="000000"/>
-              <w:right w:val="single" w:sz="4" w:space="0" w:color="000000"/>
-            </w:tcBorders>
-            <w:tcMar>
-              <w:top w:w="80" w:type="dxa"/>
-              <w:left w:w="80" w:type="dxa"/>
-              <w:bottom w:w="80" w:type="dxa"/>
-              <w:right w:w="80" w:type="dxa"/>
-            </w:tcMar>
-          </w:tcPr>
-          <w:p>
-            <w:pPr>
-              <w:pStyle w:val="BodyText"/>
-            </w:pPr>
-            <w:r>
-              <w:t>Essential</w:t>
-            </w:r>
-          </w:p>
-        </w:tc>
-        <w:tc>
-          <w:tcPr>
-            <w:tcW w:w="3209" w:type="dxa"/>
-            <w:tcBorders>
-              <w:top w:val="single" w:sz="4" w:space="0" w:color="000000"/>
-              <w:left w:val="single" w:sz="4" w:space="0" w:color="000000"/>
-              <w:bottom w:val="single" w:sz="4" w:space="0" w:color="000000"/>
-              <w:right w:val="single" w:sz="4" w:space="0" w:color="000000"/>
-            </w:tcBorders>
-            <w:tcMar>
-              <w:top w:w="80" w:type="dxa"/>
-              <w:left w:w="80" w:type="dxa"/>
-              <w:bottom w:w="80" w:type="dxa"/>
-              <w:right w:w="80" w:type="dxa"/>
-            </w:tcMar>
-          </w:tcPr>
-          <w:p>
-            <w:pPr>
-              <w:rPr>
-                <w:sz w:val="22"/>
-                <w:szCs w:val="22"/>
-              </w:rPr>
-            </w:pPr>
-            <w:r>
-              <w:rPr>
-                <w:sz w:val="22"/>
-                <w:szCs w:val="22"/>
-              </w:rPr>
-              <w:t>This is essential to maintain accurate company records and accurate stock tracking.</w:t>
+            <w:tcW w:w="1643" w:type="dxa"/>
+            <w:tcBorders>
+              <w:top w:val="single" w:sz="4" w:space="0" w:color="000000"/>
+              <w:left w:val="single" w:sz="4" w:space="0" w:color="000000"/>
+              <w:bottom w:val="single" w:sz="4" w:space="0" w:color="000000"/>
+              <w:right w:val="single" w:sz="4" w:space="0" w:color="000000"/>
+            </w:tcBorders>
+            <w:tcMar>
+              <w:top w:w="80" w:type="dxa"/>
+              <w:left w:w="80" w:type="dxa"/>
+              <w:bottom w:w="80" w:type="dxa"/>
+              <w:right w:w="80" w:type="dxa"/>
+            </w:tcMar>
+          </w:tcPr>
+          <w:p>
+            <w:pPr>
+              <w:pStyle w:val="BodyText"/>
+            </w:pPr>
+            <w:r>
+              <w:t>Important</w:t>
+            </w:r>
+          </w:p>
+        </w:tc>
+        <w:tc>
+          <w:tcPr>
+            <w:tcW w:w="3033" w:type="dxa"/>
+            <w:tcBorders>
+              <w:top w:val="single" w:sz="4" w:space="0" w:color="000000"/>
+              <w:left w:val="single" w:sz="4" w:space="0" w:color="000000"/>
+              <w:bottom w:val="single" w:sz="4" w:space="0" w:color="000000"/>
+              <w:right w:val="single" w:sz="4" w:space="0" w:color="000000"/>
+            </w:tcBorders>
+            <w:tcMar>
+              <w:top w:w="80" w:type="dxa"/>
+              <w:left w:w="80" w:type="dxa"/>
+              <w:bottom w:w="80" w:type="dxa"/>
+              <w:right w:w="80" w:type="dxa"/>
+            </w:tcMar>
+          </w:tcPr>
+          <w:p>
+            <w:pPr>
+              <w:rPr>
+                <w:sz w:val="22"/>
+                <w:szCs w:val="22"/>
+              </w:rPr>
+            </w:pPr>
+            <w:r>
+              <w:rPr>
+                <w:sz w:val="22"/>
+                <w:szCs w:val="22"/>
+              </w:rPr>
+              <w:t>This functionality ensures correct promotion eligibility during purchases.</w:t>
             </w:r>
           </w:p>
         </w:tc>
@@ -4027,7 +4085,7 @@
               <w:pStyle w:val="BodyText"/>
             </w:pPr>
             <w:r>
-              <w:t>UC30</w:t>
+              <w:t>UC34</w:t>
             </w:r>
           </w:p>
         </w:tc>
@@ -4053,79 +4111,65 @@
             </w:pPr>
             <w:proofErr w:type="spellStart"/>
             <w:r>
-              <w:t>RecordClick</w:t>
+              <w:t>MakePromotion</w:t>
             </w:r>
             <w:proofErr w:type="spellEnd"/>
           </w:p>
         </w:tc>
         <w:tc>
           <w:tcPr>
-            <w:tcW w:w="1467" w:type="dxa"/>
-            <w:tcBorders>
-              <w:top w:val="single" w:sz="4" w:space="0" w:color="000000"/>
-              <w:left w:val="single" w:sz="4" w:space="0" w:color="000000"/>
-              <w:bottom w:val="single" w:sz="4" w:space="0" w:color="000000"/>
-              <w:right w:val="single" w:sz="4" w:space="0" w:color="000000"/>
-            </w:tcBorders>
-            <w:tcMar>
-              <w:top w:w="80" w:type="dxa"/>
-              <w:left w:w="80" w:type="dxa"/>
-              <w:bottom w:w="80" w:type="dxa"/>
-              <w:right w:w="80" w:type="dxa"/>
-            </w:tcMar>
-          </w:tcPr>
-          <w:p>
-            <w:pPr>
-              <w:pStyle w:val="BodyText"/>
-            </w:pPr>
-            <w:r>
-              <w:t>Good to have</w:t>
-            </w:r>
-          </w:p>
-        </w:tc>
-        <w:tc>
-          <w:tcPr>
-            <w:tcW w:w="3209" w:type="dxa"/>
-            <w:tcBorders>
-              <w:top w:val="single" w:sz="4" w:space="0" w:color="000000"/>
-              <w:left w:val="single" w:sz="4" w:space="0" w:color="000000"/>
-              <w:bottom w:val="single" w:sz="4" w:space="0" w:color="000000"/>
-              <w:right w:val="single" w:sz="4" w:space="0" w:color="000000"/>
-            </w:tcBorders>
-            <w:tcMar>
-              <w:top w:w="80" w:type="dxa"/>
-              <w:left w:w="80" w:type="dxa"/>
-              <w:bottom w:w="80" w:type="dxa"/>
-              <w:right w:w="80" w:type="dxa"/>
-            </w:tcMar>
-          </w:tcPr>
-          <w:p>
-            <w:pPr>
-              <w:rPr>
-                <w:sz w:val="22"/>
-                <w:szCs w:val="22"/>
-              </w:rPr>
-            </w:pPr>
-            <w:r>
-              <w:rPr>
-                <w:sz w:val="22"/>
-                <w:szCs w:val="22"/>
-              </w:rPr>
-              <w:t xml:space="preserve">Not essential for basic system functionality but </w:t>
-            </w:r>
-            <w:r>
-              <w:rPr>
-                <w:sz w:val="22"/>
-                <w:szCs w:val="22"/>
-              </w:rPr>
-              <w:t>records user interactions for analytic</w:t>
-            </w:r>
-            <w:r>
-              <w:rPr>
-                <w:sz w:val="22"/>
-                <w:szCs w:val="22"/>
-              </w:rPr>
-              <w:t>s.</w:t>
+            <w:tcW w:w="1643" w:type="dxa"/>
+            <w:tcBorders>
+              <w:top w:val="single" w:sz="4" w:space="0" w:color="000000"/>
+              <w:left w:val="single" w:sz="4" w:space="0" w:color="000000"/>
+              <w:bottom w:val="single" w:sz="4" w:space="0" w:color="000000"/>
+              <w:right w:val="single" w:sz="4" w:space="0" w:color="000000"/>
+            </w:tcBorders>
+            <w:tcMar>
+              <w:top w:w="80" w:type="dxa"/>
+              <w:left w:w="80" w:type="dxa"/>
+              <w:bottom w:w="80" w:type="dxa"/>
+              <w:right w:w="80" w:type="dxa"/>
+            </w:tcMar>
+          </w:tcPr>
+          <w:p>
+            <w:pPr>
+              <w:pStyle w:val="BodyText"/>
+            </w:pPr>
+            <w:r>
+              <w:t>Important</w:t>
+            </w:r>
+          </w:p>
+        </w:tc>
+        <w:tc>
+          <w:tcPr>
+            <w:tcW w:w="3033" w:type="dxa"/>
+            <w:tcBorders>
+              <w:top w:val="single" w:sz="4" w:space="0" w:color="000000"/>
+              <w:left w:val="single" w:sz="4" w:space="0" w:color="000000"/>
+              <w:bottom w:val="single" w:sz="4" w:space="0" w:color="000000"/>
+              <w:right w:val="single" w:sz="4" w:space="0" w:color="000000"/>
+            </w:tcBorders>
+            <w:tcMar>
+              <w:top w:w="80" w:type="dxa"/>
+              <w:left w:w="80" w:type="dxa"/>
+              <w:bottom w:w="80" w:type="dxa"/>
+              <w:right w:w="80" w:type="dxa"/>
+            </w:tcMar>
+          </w:tcPr>
+          <w:p>
+            <w:pPr>
+              <w:rPr>
+                <w:sz w:val="22"/>
+                <w:szCs w:val="22"/>
+              </w:rPr>
+            </w:pPr>
+            <w:r>
+              <w:rPr>
+                <w:sz w:val="22"/>
+                <w:szCs w:val="22"/>
+              </w:rPr>
+              <w:t>This functionality is important because the system can operate without promotions. However, promotions increase business value.</w:t>
             </w:r>
           </w:p>
         </w:tc>
@@ -4155,7 +4199,7 @@
               <w:pStyle w:val="BodyText"/>
             </w:pPr>
             <w:r>
-              <w:t>UC31</w:t>
+              <w:t>UC35</w:t>
             </w:r>
           </w:p>
         </w:tc>
@@ -4181,14 +4225,14 @@
             </w:pPr>
             <w:proofErr w:type="spellStart"/>
             <w:r>
-              <w:t>QueryPromotion</w:t>
+              <w:t>RequestPromotion</w:t>
             </w:r>
             <w:proofErr w:type="spellEnd"/>
           </w:p>
         </w:tc>
         <w:tc>
           <w:tcPr>
-            <w:tcW w:w="1467" w:type="dxa"/>
+            <w:tcW w:w="1643" w:type="dxa"/>
             <w:tcBorders>
               <w:top w:val="single" w:sz="4" w:space="0" w:color="000000"/>
               <w:left w:val="single" w:sz="4" w:space="0" w:color="000000"/>
@@ -4213,33 +4257,33 @@
         </w:tc>
         <w:tc>
           <w:tcPr>
-            <w:tcW w:w="3209" w:type="dxa"/>
-            <w:tcBorders>
-              <w:top w:val="single" w:sz="4" w:space="0" w:color="000000"/>
-              <w:left w:val="single" w:sz="4" w:space="0" w:color="000000"/>
-              <w:bottom w:val="single" w:sz="4" w:space="0" w:color="000000"/>
-              <w:right w:val="single" w:sz="4" w:space="0" w:color="000000"/>
-            </w:tcBorders>
-            <w:tcMar>
-              <w:top w:w="80" w:type="dxa"/>
-              <w:left w:w="80" w:type="dxa"/>
-              <w:bottom w:w="80" w:type="dxa"/>
-              <w:right w:w="80" w:type="dxa"/>
-            </w:tcMar>
-          </w:tcPr>
-          <w:p>
-            <w:pPr>
-              <w:rPr>
-                <w:sz w:val="22"/>
-                <w:szCs w:val="22"/>
-              </w:rPr>
-            </w:pPr>
-            <w:r>
-              <w:rPr>
-                <w:sz w:val="22"/>
-                <w:szCs w:val="22"/>
-              </w:rPr>
-              <w:t>This functionality ensures correct promotion eligibility during purchases.</w:t>
+            <w:tcW w:w="3033" w:type="dxa"/>
+            <w:tcBorders>
+              <w:top w:val="single" w:sz="4" w:space="0" w:color="000000"/>
+              <w:left w:val="single" w:sz="4" w:space="0" w:color="000000"/>
+              <w:bottom w:val="single" w:sz="4" w:space="0" w:color="000000"/>
+              <w:right w:val="single" w:sz="4" w:space="0" w:color="000000"/>
+            </w:tcBorders>
+            <w:tcMar>
+              <w:top w:w="80" w:type="dxa"/>
+              <w:left w:w="80" w:type="dxa"/>
+              <w:bottom w:w="80" w:type="dxa"/>
+              <w:right w:w="80" w:type="dxa"/>
+            </w:tcMar>
+          </w:tcPr>
+          <w:p>
+            <w:pPr>
+              <w:rPr>
+                <w:sz w:val="22"/>
+                <w:szCs w:val="22"/>
+              </w:rPr>
+            </w:pPr>
+            <w:r>
+              <w:rPr>
+                <w:sz w:val="22"/>
+                <w:szCs w:val="22"/>
+              </w:rPr>
+              <w:t>This functionality supports the promotion workflow by allowing promotions to be requested and managed.</w:t>
             </w:r>
           </w:p>
         </w:tc>
@@ -4269,7 +4313,7 @@
               <w:pStyle w:val="BodyText"/>
             </w:pPr>
             <w:r>
-              <w:t>UC32</w:t>
+              <w:t>UC36</w:t>
             </w:r>
           </w:p>
         </w:tc>
@@ -4295,93 +4339,65 @@
             </w:pPr>
             <w:proofErr w:type="spellStart"/>
             <w:r>
-              <w:t>RecordTransaction</w:t>
+              <w:t>CancelPromotion</w:t>
             </w:r>
             <w:proofErr w:type="spellEnd"/>
           </w:p>
         </w:tc>
         <w:tc>
           <w:tcPr>
-            <w:tcW w:w="1467" w:type="dxa"/>
-            <w:tcBorders>
-              <w:top w:val="single" w:sz="4" w:space="0" w:color="000000"/>
-              <w:left w:val="single" w:sz="4" w:space="0" w:color="000000"/>
-              <w:bottom w:val="single" w:sz="4" w:space="0" w:color="000000"/>
-              <w:right w:val="single" w:sz="4" w:space="0" w:color="000000"/>
-            </w:tcBorders>
-            <w:tcMar>
-              <w:top w:w="80" w:type="dxa"/>
-              <w:left w:w="80" w:type="dxa"/>
-              <w:bottom w:w="80" w:type="dxa"/>
-              <w:right w:w="80" w:type="dxa"/>
-            </w:tcMar>
-          </w:tcPr>
-          <w:p>
-            <w:pPr>
-              <w:pStyle w:val="BodyText"/>
-            </w:pPr>
-            <w:r>
-              <w:t>Essential</w:t>
-            </w:r>
-          </w:p>
-        </w:tc>
-        <w:tc>
-          <w:tcPr>
-            <w:tcW w:w="3209" w:type="dxa"/>
-            <w:tcBorders>
-              <w:top w:val="single" w:sz="4" w:space="0" w:color="000000"/>
-              <w:left w:val="single" w:sz="4" w:space="0" w:color="000000"/>
-              <w:bottom w:val="single" w:sz="4" w:space="0" w:color="000000"/>
-              <w:right w:val="single" w:sz="4" w:space="0" w:color="000000"/>
-            </w:tcBorders>
-            <w:tcMar>
-              <w:top w:w="80" w:type="dxa"/>
-              <w:left w:w="80" w:type="dxa"/>
-              <w:bottom w:w="80" w:type="dxa"/>
-              <w:right w:w="80" w:type="dxa"/>
-            </w:tcMar>
-          </w:tcPr>
-          <w:p>
-            <w:pPr>
-              <w:rPr>
-                <w:sz w:val="22"/>
-                <w:szCs w:val="22"/>
-              </w:rPr>
-            </w:pPr>
-            <w:r>
-              <w:rPr>
-                <w:sz w:val="22"/>
-                <w:szCs w:val="22"/>
-              </w:rPr>
-              <w:t>This functionality</w:t>
-            </w:r>
-            <w:r>
-              <w:rPr>
-                <w:sz w:val="22"/>
-                <w:szCs w:val="22"/>
-              </w:rPr>
-              <w:t xml:space="preserve"> is essential as it </w:t>
-            </w:r>
-            <w:r>
-              <w:rPr>
-                <w:sz w:val="22"/>
-                <w:szCs w:val="22"/>
-              </w:rPr>
-              <w:t xml:space="preserve">records completed transactions and </w:t>
-            </w:r>
-            <w:r>
-              <w:rPr>
-                <w:sz w:val="22"/>
-                <w:szCs w:val="22"/>
-              </w:rPr>
-              <w:t>ensures</w:t>
-            </w:r>
-            <w:r>
-              <w:rPr>
-                <w:sz w:val="22"/>
-                <w:szCs w:val="22"/>
-              </w:rPr>
-              <w:t xml:space="preserve"> payments are properly tracked. </w:t>
+            <w:tcW w:w="1643" w:type="dxa"/>
+            <w:tcBorders>
+              <w:top w:val="single" w:sz="4" w:space="0" w:color="000000"/>
+              <w:left w:val="single" w:sz="4" w:space="0" w:color="000000"/>
+              <w:bottom w:val="single" w:sz="4" w:space="0" w:color="000000"/>
+              <w:right w:val="single" w:sz="4" w:space="0" w:color="000000"/>
+            </w:tcBorders>
+            <w:tcMar>
+              <w:top w:w="80" w:type="dxa"/>
+              <w:left w:w="80" w:type="dxa"/>
+              <w:bottom w:w="80" w:type="dxa"/>
+              <w:right w:w="80" w:type="dxa"/>
+            </w:tcMar>
+          </w:tcPr>
+          <w:p>
+            <w:pPr>
+              <w:pStyle w:val="BodyText"/>
+            </w:pPr>
+            <w:r>
+              <w:t>Important</w:t>
+            </w:r>
+          </w:p>
+        </w:tc>
+        <w:tc>
+          <w:tcPr>
+            <w:tcW w:w="3033" w:type="dxa"/>
+            <w:tcBorders>
+              <w:top w:val="single" w:sz="4" w:space="0" w:color="000000"/>
+              <w:left w:val="single" w:sz="4" w:space="0" w:color="000000"/>
+              <w:bottom w:val="single" w:sz="4" w:space="0" w:color="000000"/>
+              <w:right w:val="single" w:sz="4" w:space="0" w:color="000000"/>
+            </w:tcBorders>
+            <w:tcMar>
+              <w:top w:w="80" w:type="dxa"/>
+              <w:left w:w="80" w:type="dxa"/>
+              <w:bottom w:w="80" w:type="dxa"/>
+              <w:right w:w="80" w:type="dxa"/>
+            </w:tcMar>
+          </w:tcPr>
+          <w:p>
+            <w:pPr>
+              <w:rPr>
+                <w:sz w:val="22"/>
+                <w:szCs w:val="22"/>
+              </w:rPr>
+            </w:pPr>
+            <w:r>
+              <w:rPr>
+                <w:sz w:val="22"/>
+                <w:szCs w:val="22"/>
+              </w:rPr>
+              <w:t>This feature allows Admin to manage promotions more efficiently but can go without constant updating.</w:t>
             </w:r>
           </w:p>
         </w:tc>
@@ -4411,7 +4427,7 @@
               <w:pStyle w:val="BodyText"/>
             </w:pPr>
             <w:r>
-              <w:t>UC33</w:t>
+              <w:t>UC37</w:t>
             </w:r>
           </w:p>
         </w:tc>
@@ -4437,73 +4453,114 @@
             </w:pPr>
             <w:proofErr w:type="spellStart"/>
             <w:r>
-              <w:t>RequestPromotion</w:t>
+              <w:t>SearchPromotion</w:t>
             </w:r>
             <w:proofErr w:type="spellEnd"/>
           </w:p>
         </w:tc>
         <w:tc>
           <w:tcPr>
-            <w:tcW w:w="1467" w:type="dxa"/>
-            <w:tcBorders>
-              <w:top w:val="single" w:sz="4" w:space="0" w:color="000000"/>
-              <w:left w:val="single" w:sz="4" w:space="0" w:color="000000"/>
-              <w:bottom w:val="single" w:sz="4" w:space="0" w:color="000000"/>
-              <w:right w:val="single" w:sz="4" w:space="0" w:color="000000"/>
-            </w:tcBorders>
-            <w:tcMar>
-              <w:top w:w="80" w:type="dxa"/>
-              <w:left w:w="80" w:type="dxa"/>
-              <w:bottom w:w="80" w:type="dxa"/>
-              <w:right w:w="80" w:type="dxa"/>
-            </w:tcMar>
-          </w:tcPr>
-          <w:p>
-            <w:pPr>
-              <w:pStyle w:val="BodyText"/>
-            </w:pPr>
-            <w:r>
-              <w:t>Important</w:t>
-            </w:r>
-          </w:p>
-        </w:tc>
-        <w:tc>
-          <w:tcPr>
-            <w:tcW w:w="3209" w:type="dxa"/>
-            <w:tcBorders>
-              <w:top w:val="single" w:sz="4" w:space="0" w:color="000000"/>
-              <w:left w:val="single" w:sz="4" w:space="0" w:color="000000"/>
-              <w:bottom w:val="single" w:sz="4" w:space="0" w:color="000000"/>
-              <w:right w:val="single" w:sz="4" w:space="0" w:color="000000"/>
-            </w:tcBorders>
-            <w:tcMar>
-              <w:top w:w="80" w:type="dxa"/>
-              <w:left w:w="80" w:type="dxa"/>
-              <w:bottom w:w="80" w:type="dxa"/>
-              <w:right w:w="80" w:type="dxa"/>
-            </w:tcMar>
-          </w:tcPr>
-          <w:p>
-            <w:pPr>
-              <w:rPr>
-                <w:sz w:val="22"/>
-                <w:szCs w:val="22"/>
-              </w:rPr>
-            </w:pPr>
-            <w:r>
-              <w:rPr>
-                <w:sz w:val="22"/>
-                <w:szCs w:val="22"/>
-              </w:rPr>
-              <w:t xml:space="preserve">This functionality supports the promotion workflow by allowing </w:t>
-            </w:r>
-            <w:r>
-              <w:rPr>
-                <w:sz w:val="22"/>
-                <w:szCs w:val="22"/>
-              </w:rPr>
-              <w:lastRenderedPageBreak/>
-              <w:t>promotions to be requested and managed.</w:t>
+            <w:tcW w:w="1643" w:type="dxa"/>
+            <w:tcBorders>
+              <w:top w:val="single" w:sz="4" w:space="0" w:color="000000"/>
+              <w:left w:val="single" w:sz="4" w:space="0" w:color="000000"/>
+              <w:bottom w:val="single" w:sz="4" w:space="0" w:color="000000"/>
+              <w:right w:val="single" w:sz="4" w:space="0" w:color="000000"/>
+            </w:tcBorders>
+            <w:tcMar>
+              <w:top w:w="80" w:type="dxa"/>
+              <w:left w:w="80" w:type="dxa"/>
+              <w:bottom w:w="80" w:type="dxa"/>
+              <w:right w:w="80" w:type="dxa"/>
+            </w:tcMar>
+          </w:tcPr>
+          <w:p>
+            <w:pPr>
+              <w:pStyle w:val="BodyText"/>
+            </w:pPr>
+            <w:r>
+              <w:t>Good to have</w:t>
+            </w:r>
+          </w:p>
+        </w:tc>
+        <w:tc>
+          <w:tcPr>
+            <w:tcW w:w="3033" w:type="dxa"/>
+            <w:tcBorders>
+              <w:top w:val="single" w:sz="4" w:space="0" w:color="000000"/>
+              <w:left w:val="single" w:sz="4" w:space="0" w:color="000000"/>
+              <w:bottom w:val="single" w:sz="4" w:space="0" w:color="000000"/>
+              <w:right w:val="single" w:sz="4" w:space="0" w:color="000000"/>
+            </w:tcBorders>
+            <w:tcMar>
+              <w:top w:w="80" w:type="dxa"/>
+              <w:left w:w="80" w:type="dxa"/>
+              <w:bottom w:w="80" w:type="dxa"/>
+              <w:right w:w="80" w:type="dxa"/>
+            </w:tcMar>
+          </w:tcPr>
+          <w:p>
+            <w:pPr>
+              <w:rPr>
+                <w:sz w:val="22"/>
+                <w:szCs w:val="22"/>
+              </w:rPr>
+            </w:pPr>
+            <w:r>
+              <w:rPr>
+                <w:sz w:val="22"/>
+                <w:szCs w:val="22"/>
+              </w:rPr>
+              <w:t xml:space="preserve">This </w:t>
+            </w:r>
+            <w:r>
+              <w:rPr>
+                <w:sz w:val="22"/>
+                <w:szCs w:val="22"/>
+              </w:rPr>
+              <w:t>helps</w:t>
+            </w:r>
+            <w:r>
+              <w:rPr>
+                <w:sz w:val="22"/>
+                <w:szCs w:val="22"/>
+              </w:rPr>
+              <w:t xml:space="preserve"> </w:t>
+            </w:r>
+            <w:r>
+              <w:rPr>
+                <w:sz w:val="22"/>
+                <w:szCs w:val="22"/>
+              </w:rPr>
+              <w:t>A</w:t>
+            </w:r>
+            <w:r>
+              <w:rPr>
+                <w:sz w:val="22"/>
+                <w:szCs w:val="22"/>
+              </w:rPr>
+              <w:t xml:space="preserve">dmin </w:t>
+            </w:r>
+            <w:r>
+              <w:rPr>
+                <w:sz w:val="22"/>
+                <w:szCs w:val="22"/>
+              </w:rPr>
+              <w:t>to find promotions easily</w:t>
+            </w:r>
+            <w:r>
+              <w:rPr>
+                <w:sz w:val="22"/>
+                <w:szCs w:val="22"/>
+              </w:rPr>
+              <w:t xml:space="preserve"> but is not essential </w:t>
+            </w:r>
+            <w:r>
+              <w:rPr>
+                <w:sz w:val="22"/>
+                <w:szCs w:val="22"/>
+              </w:rPr>
+              <w:t>for promotion to function.</w:t>
             </w:r>
           </w:p>
         </w:tc>
@@ -4533,8 +4590,7 @@
               <w:pStyle w:val="BodyText"/>
             </w:pPr>
             <w:r>
-              <w:lastRenderedPageBreak/>
-              <w:t>UC34</w:t>
+              <w:t>UC38</w:t>
             </w:r>
           </w:p>
         </w:tc>
@@ -4558,79 +4614,67 @@
             <w:pPr>
               <w:pStyle w:val="BodyText"/>
             </w:pPr>
-            <w:r>
-              <w:t>Access/</w:t>
-            </w:r>
             <w:proofErr w:type="spellStart"/>
             <w:r>
-              <w:t>UpdateSalesData</w:t>
+              <w:t>GenerateReport</w:t>
             </w:r>
             <w:proofErr w:type="spellEnd"/>
           </w:p>
         </w:tc>
         <w:tc>
           <w:tcPr>
-            <w:tcW w:w="1467" w:type="dxa"/>
-            <w:tcBorders>
-              <w:top w:val="single" w:sz="4" w:space="0" w:color="000000"/>
-              <w:left w:val="single" w:sz="4" w:space="0" w:color="000000"/>
-              <w:bottom w:val="single" w:sz="4" w:space="0" w:color="000000"/>
-              <w:right w:val="single" w:sz="4" w:space="0" w:color="000000"/>
-            </w:tcBorders>
-            <w:tcMar>
-              <w:top w:w="80" w:type="dxa"/>
-              <w:left w:w="80" w:type="dxa"/>
-              <w:bottom w:w="80" w:type="dxa"/>
-              <w:right w:w="80" w:type="dxa"/>
-            </w:tcMar>
-          </w:tcPr>
-          <w:p>
-            <w:pPr>
-              <w:pStyle w:val="BodyText"/>
-            </w:pPr>
-            <w:r>
-              <w:t>Important</w:t>
-            </w:r>
-          </w:p>
-        </w:tc>
-        <w:tc>
-          <w:tcPr>
-            <w:tcW w:w="3209" w:type="dxa"/>
-            <w:tcBorders>
-              <w:top w:val="single" w:sz="4" w:space="0" w:color="000000"/>
-              <w:left w:val="single" w:sz="4" w:space="0" w:color="000000"/>
-              <w:bottom w:val="single" w:sz="4" w:space="0" w:color="000000"/>
-              <w:right w:val="single" w:sz="4" w:space="0" w:color="000000"/>
-            </w:tcBorders>
-            <w:tcMar>
-              <w:top w:w="80" w:type="dxa"/>
-              <w:left w:w="80" w:type="dxa"/>
-              <w:bottom w:w="80" w:type="dxa"/>
-              <w:right w:w="80" w:type="dxa"/>
-            </w:tcMar>
-          </w:tcPr>
-          <w:p>
-            <w:pPr>
-              <w:rPr>
-                <w:sz w:val="22"/>
-                <w:szCs w:val="22"/>
-              </w:rPr>
-            </w:pPr>
-            <w:r>
-              <w:rPr>
-                <w:color w:val="000000"/>
-                <w:sz w:val="22"/>
-                <w:szCs w:val="22"/>
-              </w:rPr>
-              <w:t>This functionality allows sales data to be maintained accurately for business tracking. It is important for monitoring sales performance</w:t>
-            </w:r>
-            <w:r>
-              <w:rPr>
-                <w:color w:val="000000"/>
-                <w:sz w:val="22"/>
-                <w:szCs w:val="22"/>
-              </w:rPr>
-              <w:t>.</w:t>
+            <w:tcW w:w="1643" w:type="dxa"/>
+            <w:tcBorders>
+              <w:top w:val="single" w:sz="4" w:space="0" w:color="000000"/>
+              <w:left w:val="single" w:sz="4" w:space="0" w:color="000000"/>
+              <w:bottom w:val="single" w:sz="4" w:space="0" w:color="000000"/>
+              <w:right w:val="single" w:sz="4" w:space="0" w:color="000000"/>
+            </w:tcBorders>
+            <w:tcMar>
+              <w:top w:w="80" w:type="dxa"/>
+              <w:left w:w="80" w:type="dxa"/>
+              <w:bottom w:w="80" w:type="dxa"/>
+              <w:right w:w="80" w:type="dxa"/>
+            </w:tcMar>
+          </w:tcPr>
+          <w:p>
+            <w:pPr>
+              <w:pStyle w:val="BodyText"/>
+            </w:pPr>
+            <w:r>
+              <w:t>Good to have</w:t>
+            </w:r>
+          </w:p>
+        </w:tc>
+        <w:tc>
+          <w:tcPr>
+            <w:tcW w:w="3033" w:type="dxa"/>
+            <w:tcBorders>
+              <w:top w:val="single" w:sz="4" w:space="0" w:color="000000"/>
+              <w:left w:val="single" w:sz="4" w:space="0" w:color="000000"/>
+              <w:bottom w:val="single" w:sz="4" w:space="0" w:color="000000"/>
+              <w:right w:val="single" w:sz="4" w:space="0" w:color="000000"/>
+            </w:tcBorders>
+            <w:tcMar>
+              <w:top w:w="80" w:type="dxa"/>
+              <w:left w:w="80" w:type="dxa"/>
+              <w:bottom w:w="80" w:type="dxa"/>
+              <w:right w:w="80" w:type="dxa"/>
+            </w:tcMar>
+          </w:tcPr>
+          <w:p>
+            <w:pPr>
+              <w:rPr>
+                <w:sz w:val="22"/>
+                <w:szCs w:val="22"/>
+              </w:rPr>
+            </w:pPr>
+            <w:r>
+              <w:rPr>
+                <w:sz w:val="22"/>
+                <w:szCs w:val="22"/>
+              </w:rPr>
+              <w:t>Reports can help Admin to review system activity and performance but not required for the system to operate.</w:t>
             </w:r>
           </w:p>
         </w:tc>
@@ -4660,7 +4704,7 @@
               <w:pStyle w:val="BodyText"/>
             </w:pPr>
             <w:r>
-              <w:t>UC35</w:t>
+              <w:t>UC39</w:t>
             </w:r>
           </w:p>
         </w:tc>
@@ -4686,14 +4730,14 @@
             </w:pPr>
             <w:proofErr w:type="spellStart"/>
             <w:r>
-              <w:t>GeneratePromotionReport</w:t>
+              <w:t>GenerateClickReport</w:t>
             </w:r>
             <w:proofErr w:type="spellEnd"/>
           </w:p>
         </w:tc>
         <w:tc>
           <w:tcPr>
-            <w:tcW w:w="1467" w:type="dxa"/>
+            <w:tcW w:w="1643" w:type="dxa"/>
             <w:tcBorders>
               <w:top w:val="single" w:sz="4" w:space="0" w:color="000000"/>
               <w:left w:val="single" w:sz="4" w:space="0" w:color="000000"/>
@@ -4718,40 +4762,65 @@
         </w:tc>
         <w:tc>
           <w:tcPr>
-            <w:tcW w:w="3209" w:type="dxa"/>
-            <w:tcBorders>
-              <w:top w:val="single" w:sz="4" w:space="0" w:color="000000"/>
-              <w:left w:val="single" w:sz="4" w:space="0" w:color="000000"/>
-              <w:bottom w:val="single" w:sz="4" w:space="0" w:color="000000"/>
-              <w:right w:val="single" w:sz="4" w:space="0" w:color="000000"/>
-            </w:tcBorders>
-            <w:tcMar>
-              <w:top w:w="80" w:type="dxa"/>
-              <w:left w:w="80" w:type="dxa"/>
-              <w:bottom w:w="80" w:type="dxa"/>
-              <w:right w:w="80" w:type="dxa"/>
-            </w:tcMar>
-          </w:tcPr>
-          <w:p>
-            <w:pPr>
-              <w:rPr>
-                <w:sz w:val="22"/>
-                <w:szCs w:val="22"/>
-              </w:rPr>
-            </w:pPr>
-            <w:r>
-              <w:rPr>
-                <w:sz w:val="22"/>
-                <w:szCs w:val="22"/>
-              </w:rPr>
-              <w:t>This functionality generates reports that are useful for promotion analysis</w:t>
-            </w:r>
-            <w:r>
-              <w:rPr>
-                <w:sz w:val="22"/>
-                <w:szCs w:val="22"/>
-              </w:rPr>
-              <w:t>.</w:t>
+            <w:tcW w:w="3033" w:type="dxa"/>
+            <w:tcBorders>
+              <w:top w:val="single" w:sz="4" w:space="0" w:color="000000"/>
+              <w:left w:val="single" w:sz="4" w:space="0" w:color="000000"/>
+              <w:bottom w:val="single" w:sz="4" w:space="0" w:color="000000"/>
+              <w:right w:val="single" w:sz="4" w:space="0" w:color="000000"/>
+            </w:tcBorders>
+            <w:tcMar>
+              <w:top w:w="80" w:type="dxa"/>
+              <w:left w:w="80" w:type="dxa"/>
+              <w:bottom w:w="80" w:type="dxa"/>
+              <w:right w:w="80" w:type="dxa"/>
+            </w:tcMar>
+          </w:tcPr>
+          <w:p>
+            <w:pPr>
+              <w:rPr>
+                <w:sz w:val="22"/>
+                <w:szCs w:val="22"/>
+              </w:rPr>
+            </w:pPr>
+            <w:r>
+              <w:rPr>
+                <w:sz w:val="22"/>
+                <w:szCs w:val="22"/>
+              </w:rPr>
+              <w:t xml:space="preserve">This functionality generates reports based on user interactions. It is useful for </w:t>
+            </w:r>
+            <w:proofErr w:type="spellStart"/>
+            <w:r>
+              <w:rPr>
+                <w:sz w:val="22"/>
+                <w:szCs w:val="22"/>
+              </w:rPr>
+              <w:t>analysing</w:t>
+            </w:r>
+            <w:proofErr w:type="spellEnd"/>
+            <w:r>
+              <w:rPr>
+                <w:sz w:val="22"/>
+                <w:szCs w:val="22"/>
+              </w:rPr>
+              <w:t xml:space="preserve"> user </w:t>
+            </w:r>
+            <w:proofErr w:type="spellStart"/>
+            <w:r>
+              <w:rPr>
+                <w:sz w:val="22"/>
+                <w:szCs w:val="22"/>
+              </w:rPr>
+              <w:t>behaviour</w:t>
+            </w:r>
+            <w:proofErr w:type="spellEnd"/>
+            <w:r>
+              <w:rPr>
+                <w:sz w:val="22"/>
+                <w:szCs w:val="22"/>
+              </w:rPr>
+              <w:t>, but it is not required for system functionality.</w:t>
             </w:r>
           </w:p>
         </w:tc>
@@ -4781,7 +4850,7 @@
               <w:pStyle w:val="BodyText"/>
             </w:pPr>
             <w:r>
-              <w:t>UC36</w:t>
+              <w:t>UC40</w:t>
             </w:r>
           </w:p>
         </w:tc>
@@ -4807,14 +4876,14 @@
             </w:pPr>
             <w:proofErr w:type="spellStart"/>
             <w:r>
-              <w:t>GenerateClickReport</w:t>
+              <w:t>GeneratePromotionReport</w:t>
             </w:r>
             <w:proofErr w:type="spellEnd"/>
           </w:p>
         </w:tc>
         <w:tc>
           <w:tcPr>
-            <w:tcW w:w="1467" w:type="dxa"/>
+            <w:tcW w:w="1643" w:type="dxa"/>
             <w:tcBorders>
               <w:top w:val="single" w:sz="4" w:space="0" w:color="000000"/>
               <w:left w:val="single" w:sz="4" w:space="0" w:color="000000"/>
@@ -4839,65 +4908,40 @@
         </w:tc>
         <w:tc>
           <w:tcPr>
-            <w:tcW w:w="3209" w:type="dxa"/>
-            <w:tcBorders>
-              <w:top w:val="single" w:sz="4" w:space="0" w:color="000000"/>
-              <w:left w:val="single" w:sz="4" w:space="0" w:color="000000"/>
-              <w:bottom w:val="single" w:sz="4" w:space="0" w:color="000000"/>
-              <w:right w:val="single" w:sz="4" w:space="0" w:color="000000"/>
-            </w:tcBorders>
-            <w:tcMar>
-              <w:top w:w="80" w:type="dxa"/>
-              <w:left w:w="80" w:type="dxa"/>
-              <w:bottom w:w="80" w:type="dxa"/>
-              <w:right w:w="80" w:type="dxa"/>
-            </w:tcMar>
-          </w:tcPr>
-          <w:p>
-            <w:pPr>
-              <w:rPr>
-                <w:sz w:val="22"/>
-                <w:szCs w:val="22"/>
-              </w:rPr>
-            </w:pPr>
-            <w:r>
-              <w:rPr>
-                <w:sz w:val="22"/>
-                <w:szCs w:val="22"/>
-              </w:rPr>
-              <w:t xml:space="preserve">This functionality generates reports based on user interactions. It is useful for </w:t>
-            </w:r>
-            <w:proofErr w:type="spellStart"/>
-            <w:r>
-              <w:rPr>
-                <w:sz w:val="22"/>
-                <w:szCs w:val="22"/>
-              </w:rPr>
-              <w:t>analysing</w:t>
-            </w:r>
-            <w:proofErr w:type="spellEnd"/>
-            <w:r>
-              <w:rPr>
-                <w:sz w:val="22"/>
-                <w:szCs w:val="22"/>
-              </w:rPr>
-              <w:t xml:space="preserve"> user </w:t>
-            </w:r>
-            <w:proofErr w:type="spellStart"/>
-            <w:r>
-              <w:rPr>
-                <w:sz w:val="22"/>
-                <w:szCs w:val="22"/>
-              </w:rPr>
-              <w:t>behaviour</w:t>
-            </w:r>
-            <w:proofErr w:type="spellEnd"/>
-            <w:r>
-              <w:rPr>
-                <w:sz w:val="22"/>
-                <w:szCs w:val="22"/>
-              </w:rPr>
-              <w:t>, but it is not required for system functionality.</w:t>
+            <w:tcW w:w="3033" w:type="dxa"/>
+            <w:tcBorders>
+              <w:top w:val="single" w:sz="4" w:space="0" w:color="000000"/>
+              <w:left w:val="single" w:sz="4" w:space="0" w:color="000000"/>
+              <w:bottom w:val="single" w:sz="4" w:space="0" w:color="000000"/>
+              <w:right w:val="single" w:sz="4" w:space="0" w:color="000000"/>
+            </w:tcBorders>
+            <w:tcMar>
+              <w:top w:w="80" w:type="dxa"/>
+              <w:left w:w="80" w:type="dxa"/>
+              <w:bottom w:w="80" w:type="dxa"/>
+              <w:right w:w="80" w:type="dxa"/>
+            </w:tcMar>
+          </w:tcPr>
+          <w:p>
+            <w:pPr>
+              <w:rPr>
+                <w:sz w:val="22"/>
+                <w:szCs w:val="22"/>
+              </w:rPr>
+            </w:pPr>
+            <w:r>
+              <w:rPr>
+                <w:sz w:val="22"/>
+                <w:szCs w:val="22"/>
+              </w:rPr>
+              <w:t>This functionality generates reports that are useful for promotion analysis</w:t>
+            </w:r>
+            <w:r>
+              <w:rPr>
+                <w:sz w:val="22"/>
+                <w:szCs w:val="22"/>
+              </w:rPr>
+              <w:t>.</w:t>
             </w:r>
           </w:p>
         </w:tc>
@@ -4927,7 +4971,7 @@
               <w:pStyle w:val="BodyText"/>
             </w:pPr>
             <w:r>
-              <w:t>UC37</w:t>
+              <w:t>UC41</w:t>
             </w:r>
           </w:p>
         </w:tc>
@@ -4960,7 +5004,7 @@
         </w:tc>
         <w:tc>
           <w:tcPr>
-            <w:tcW w:w="1467" w:type="dxa"/>
+            <w:tcW w:w="1643" w:type="dxa"/>
             <w:tcBorders>
               <w:top w:val="single" w:sz="4" w:space="0" w:color="000000"/>
               <w:left w:val="single" w:sz="4" w:space="0" w:color="000000"/>
@@ -4985,7 +5029,7 @@
         </w:tc>
         <w:tc>
           <w:tcPr>
-            <w:tcW w:w="3209" w:type="dxa"/>
+            <w:tcW w:w="3033" w:type="dxa"/>
             <w:tcBorders>
               <w:top w:val="single" w:sz="4" w:space="0" w:color="000000"/>
               <w:left w:val="single" w:sz="4" w:space="0" w:color="000000"/>
@@ -5018,14 +5062,7 @@
                 <w:sz w:val="22"/>
                 <w:szCs w:val="22"/>
               </w:rPr>
-              <w:t xml:space="preserve"> and </w:t>
-            </w:r>
-            <w:r>
-              <w:rPr>
-                <w:sz w:val="22"/>
-                <w:szCs w:val="22"/>
-              </w:rPr>
-              <w:t>helps with business insights.</w:t>
+              <w:t xml:space="preserve"> and helps with business insights.</w:t>
             </w:r>
             <w:r>
               <w:rPr>
@@ -5071,7 +5108,7 @@
               <w:pStyle w:val="BodyText"/>
             </w:pPr>
             <w:r>
-              <w:t>UC38</w:t>
+              <w:t>UC42</w:t>
             </w:r>
           </w:p>
         </w:tc>
@@ -5097,79 +5134,72 @@
             </w:pPr>
             <w:proofErr w:type="spellStart"/>
             <w:r>
-              <w:t>CheckDiscount</w:t>
+              <w:t>RequestPaymentService</w:t>
             </w:r>
             <w:proofErr w:type="spellEnd"/>
           </w:p>
         </w:tc>
         <w:tc>
           <w:tcPr>
-            <w:tcW w:w="1467" w:type="dxa"/>
-            <w:tcBorders>
-              <w:top w:val="single" w:sz="4" w:space="0" w:color="000000"/>
-              <w:left w:val="single" w:sz="4" w:space="0" w:color="000000"/>
-              <w:bottom w:val="single" w:sz="4" w:space="0" w:color="000000"/>
-              <w:right w:val="single" w:sz="4" w:space="0" w:color="000000"/>
-            </w:tcBorders>
-            <w:tcMar>
-              <w:top w:w="80" w:type="dxa"/>
-              <w:left w:w="80" w:type="dxa"/>
-              <w:bottom w:w="80" w:type="dxa"/>
-              <w:right w:w="80" w:type="dxa"/>
-            </w:tcMar>
-          </w:tcPr>
-          <w:p>
-            <w:pPr>
-              <w:pStyle w:val="BodyText"/>
-            </w:pPr>
-            <w:r>
-              <w:t>Essential</w:t>
-            </w:r>
-          </w:p>
-        </w:tc>
-        <w:tc>
-          <w:tcPr>
-            <w:tcW w:w="3209" w:type="dxa"/>
-            <w:tcBorders>
-              <w:top w:val="single" w:sz="4" w:space="0" w:color="000000"/>
-              <w:left w:val="single" w:sz="4" w:space="0" w:color="000000"/>
-              <w:bottom w:val="single" w:sz="4" w:space="0" w:color="000000"/>
-              <w:right w:val="single" w:sz="4" w:space="0" w:color="000000"/>
-            </w:tcBorders>
-            <w:tcMar>
-              <w:top w:w="80" w:type="dxa"/>
-              <w:left w:w="80" w:type="dxa"/>
-              <w:bottom w:w="80" w:type="dxa"/>
-              <w:right w:w="80" w:type="dxa"/>
-            </w:tcMar>
-          </w:tcPr>
-          <w:p>
-            <w:pPr>
-              <w:rPr>
-                <w:sz w:val="22"/>
-                <w:szCs w:val="22"/>
-              </w:rPr>
-            </w:pPr>
-            <w:r>
-              <w:rPr>
-                <w:sz w:val="22"/>
-                <w:szCs w:val="22"/>
-              </w:rPr>
-              <w:t>This functionality is essential to make sure customers are applying the right discount</w:t>
-            </w:r>
-            <w:r>
-              <w:rPr>
-                <w:sz w:val="22"/>
-                <w:szCs w:val="22"/>
-              </w:rPr>
-              <w:t xml:space="preserve"> when purchasing products</w:t>
-            </w:r>
-            <w:r>
-              <w:rPr>
-                <w:sz w:val="22"/>
-                <w:szCs w:val="22"/>
-              </w:rPr>
-              <w:t>.</w:t>
+            <w:tcW w:w="1643" w:type="dxa"/>
+            <w:tcBorders>
+              <w:top w:val="single" w:sz="4" w:space="0" w:color="000000"/>
+              <w:left w:val="single" w:sz="4" w:space="0" w:color="000000"/>
+              <w:bottom w:val="single" w:sz="4" w:space="0" w:color="000000"/>
+              <w:right w:val="single" w:sz="4" w:space="0" w:color="000000"/>
+            </w:tcBorders>
+            <w:tcMar>
+              <w:top w:w="80" w:type="dxa"/>
+              <w:left w:w="80" w:type="dxa"/>
+              <w:bottom w:w="80" w:type="dxa"/>
+              <w:right w:w="80" w:type="dxa"/>
+            </w:tcMar>
+          </w:tcPr>
+          <w:p>
+            <w:pPr>
+              <w:pStyle w:val="BodyText"/>
+            </w:pPr>
+            <w:r>
+              <w:t xml:space="preserve">Essential </w:t>
+            </w:r>
+          </w:p>
+        </w:tc>
+        <w:tc>
+          <w:tcPr>
+            <w:tcW w:w="3033" w:type="dxa"/>
+            <w:tcBorders>
+              <w:top w:val="single" w:sz="4" w:space="0" w:color="000000"/>
+              <w:left w:val="single" w:sz="4" w:space="0" w:color="000000"/>
+              <w:bottom w:val="single" w:sz="4" w:space="0" w:color="000000"/>
+              <w:right w:val="single" w:sz="4" w:space="0" w:color="000000"/>
+            </w:tcBorders>
+            <w:tcMar>
+              <w:top w:w="80" w:type="dxa"/>
+              <w:left w:w="80" w:type="dxa"/>
+              <w:bottom w:w="80" w:type="dxa"/>
+              <w:right w:w="80" w:type="dxa"/>
+            </w:tcMar>
+          </w:tcPr>
+          <w:p>
+            <w:pPr>
+              <w:rPr>
+                <w:sz w:val="22"/>
+                <w:szCs w:val="22"/>
+              </w:rPr>
+            </w:pPr>
+            <w:r>
+              <w:rPr>
+                <w:sz w:val="22"/>
+                <w:szCs w:val="22"/>
+              </w:rPr>
+              <w:t>This is essential as it a</w:t>
+            </w:r>
+            <w:r>
+              <w:rPr>
+                <w:sz w:val="22"/>
+                <w:szCs w:val="22"/>
+              </w:rPr>
+              <w:t>llows the system to process payments and receive the payment outcome.</w:t>
             </w:r>
           </w:p>
         </w:tc>
@@ -5199,7 +5229,7 @@
               <w:pStyle w:val="BodyText"/>
             </w:pPr>
             <w:r>
-              <w:t>UC39</w:t>
+              <w:t>UC43</w:t>
             </w:r>
           </w:p>
         </w:tc>
@@ -5225,340 +5255,65 @@
             </w:pPr>
             <w:proofErr w:type="spellStart"/>
             <w:r>
-              <w:t>CheckPromoDiscount</w:t>
+              <w:t>UpdateOrderStatus</w:t>
             </w:r>
             <w:proofErr w:type="spellEnd"/>
           </w:p>
         </w:tc>
         <w:tc>
           <w:tcPr>
-            <w:tcW w:w="1467" w:type="dxa"/>
-            <w:tcBorders>
-              <w:top w:val="single" w:sz="4" w:space="0" w:color="000000"/>
-              <w:left w:val="single" w:sz="4" w:space="0" w:color="000000"/>
-              <w:bottom w:val="single" w:sz="4" w:space="0" w:color="000000"/>
-              <w:right w:val="single" w:sz="4" w:space="0" w:color="000000"/>
-            </w:tcBorders>
-            <w:tcMar>
-              <w:top w:w="80" w:type="dxa"/>
-              <w:left w:w="80" w:type="dxa"/>
-              <w:bottom w:w="80" w:type="dxa"/>
-              <w:right w:w="80" w:type="dxa"/>
-            </w:tcMar>
-          </w:tcPr>
-          <w:p>
-            <w:pPr>
-              <w:pStyle w:val="BodyText"/>
-            </w:pPr>
-            <w:r>
-              <w:t>Essential</w:t>
-            </w:r>
-          </w:p>
-        </w:tc>
-        <w:tc>
-          <w:tcPr>
-            <w:tcW w:w="3209" w:type="dxa"/>
-            <w:tcBorders>
-              <w:top w:val="single" w:sz="4" w:space="0" w:color="000000"/>
-              <w:left w:val="single" w:sz="4" w:space="0" w:color="000000"/>
-              <w:bottom w:val="single" w:sz="4" w:space="0" w:color="000000"/>
-              <w:right w:val="single" w:sz="4" w:space="0" w:color="000000"/>
-            </w:tcBorders>
-            <w:tcMar>
-              <w:top w:w="80" w:type="dxa"/>
-              <w:left w:w="80" w:type="dxa"/>
-              <w:bottom w:w="80" w:type="dxa"/>
-              <w:right w:w="80" w:type="dxa"/>
-            </w:tcMar>
-          </w:tcPr>
-          <w:p>
-            <w:pPr>
-              <w:rPr>
-                <w:sz w:val="22"/>
-                <w:szCs w:val="22"/>
-              </w:rPr>
-            </w:pPr>
-            <w:r>
-              <w:rPr>
-                <w:sz w:val="22"/>
-                <w:szCs w:val="22"/>
-              </w:rPr>
-              <w:t xml:space="preserve">Essential to ensure that promotions </w:t>
-            </w:r>
-            <w:r>
-              <w:rPr>
-                <w:sz w:val="22"/>
-                <w:szCs w:val="22"/>
-              </w:rPr>
-              <w:t>are</w:t>
-            </w:r>
-            <w:r>
-              <w:rPr>
-                <w:sz w:val="22"/>
-                <w:szCs w:val="22"/>
-              </w:rPr>
-              <w:t xml:space="preserve"> accurately applied during checkout.</w:t>
-            </w:r>
-          </w:p>
-        </w:tc>
-      </w:tr>
-      <w:tr>
-        <w:trPr>
-          <w:trHeight w:val="241"/>
-        </w:trPr>
-        <w:tc>
-          <w:tcPr>
-            <w:tcW w:w="1179" w:type="dxa"/>
-            <w:tcBorders>
-              <w:top w:val="single" w:sz="4" w:space="0" w:color="000000"/>
-              <w:left w:val="single" w:sz="4" w:space="0" w:color="000000"/>
-              <w:bottom w:val="single" w:sz="4" w:space="0" w:color="000000"/>
-              <w:right w:val="single" w:sz="4" w:space="0" w:color="000000"/>
-            </w:tcBorders>
-            <w:tcMar>
-              <w:top w:w="80" w:type="dxa"/>
-              <w:left w:w="80" w:type="dxa"/>
-              <w:bottom w:w="80" w:type="dxa"/>
-              <w:right w:w="80" w:type="dxa"/>
-            </w:tcMar>
-          </w:tcPr>
-          <w:p>
-            <w:pPr>
-              <w:pStyle w:val="BodyText"/>
-            </w:pPr>
-            <w:r>
-              <w:t>UC40</w:t>
-            </w:r>
-          </w:p>
-        </w:tc>
-        <w:tc>
-          <w:tcPr>
-            <w:tcW w:w="3161" w:type="dxa"/>
-            <w:tcBorders>
-              <w:top w:val="single" w:sz="4" w:space="0" w:color="000000"/>
-              <w:left w:val="single" w:sz="4" w:space="0" w:color="000000"/>
-              <w:bottom w:val="single" w:sz="4" w:space="0" w:color="000000"/>
-              <w:right w:val="single" w:sz="4" w:space="0" w:color="000000"/>
-            </w:tcBorders>
-            <w:tcMar>
-              <w:top w:w="80" w:type="dxa"/>
-              <w:left w:w="80" w:type="dxa"/>
-              <w:bottom w:w="80" w:type="dxa"/>
-              <w:right w:w="80" w:type="dxa"/>
-            </w:tcMar>
-          </w:tcPr>
-          <w:p>
-            <w:pPr>
-              <w:pStyle w:val="BodyText"/>
-            </w:pPr>
-            <w:r>
-              <w:t>Check10thPurchaseDiscount</w:t>
-            </w:r>
-          </w:p>
-        </w:tc>
-        <w:tc>
-          <w:tcPr>
-            <w:tcW w:w="1467" w:type="dxa"/>
-            <w:tcBorders>
-              <w:top w:val="single" w:sz="4" w:space="0" w:color="000000"/>
-              <w:left w:val="single" w:sz="4" w:space="0" w:color="000000"/>
-              <w:bottom w:val="single" w:sz="4" w:space="0" w:color="000000"/>
-              <w:right w:val="single" w:sz="4" w:space="0" w:color="000000"/>
-            </w:tcBorders>
-            <w:tcMar>
-              <w:top w:w="80" w:type="dxa"/>
-              <w:left w:w="80" w:type="dxa"/>
-              <w:bottom w:w="80" w:type="dxa"/>
-              <w:right w:w="80" w:type="dxa"/>
-            </w:tcMar>
-          </w:tcPr>
-          <w:p>
-            <w:pPr>
-              <w:pStyle w:val="BodyText"/>
-            </w:pPr>
-            <w:r>
-              <w:t>Important</w:t>
-            </w:r>
-          </w:p>
-        </w:tc>
-        <w:tc>
-          <w:tcPr>
-            <w:tcW w:w="3209" w:type="dxa"/>
-            <w:tcBorders>
-              <w:top w:val="single" w:sz="4" w:space="0" w:color="000000"/>
-              <w:left w:val="single" w:sz="4" w:space="0" w:color="000000"/>
-              <w:bottom w:val="single" w:sz="4" w:space="0" w:color="000000"/>
-              <w:right w:val="single" w:sz="4" w:space="0" w:color="000000"/>
-            </w:tcBorders>
-            <w:tcMar>
-              <w:top w:w="80" w:type="dxa"/>
-              <w:left w:w="80" w:type="dxa"/>
-              <w:bottom w:w="80" w:type="dxa"/>
-              <w:right w:w="80" w:type="dxa"/>
-            </w:tcMar>
-          </w:tcPr>
-          <w:p>
-            <w:pPr>
-              <w:rPr>
-                <w:sz w:val="22"/>
-                <w:szCs w:val="22"/>
-              </w:rPr>
-            </w:pPr>
-            <w:r>
-              <w:rPr>
-                <w:sz w:val="22"/>
-                <w:szCs w:val="22"/>
-              </w:rPr>
-              <w:t>Provides reward to non-commercial users which improves customer engagement but</w:t>
-            </w:r>
-            <w:r>
-              <w:rPr>
-                <w:sz w:val="22"/>
-                <w:szCs w:val="22"/>
-              </w:rPr>
-              <w:t xml:space="preserve"> is</w:t>
-            </w:r>
-            <w:r>
-              <w:rPr>
-                <w:sz w:val="22"/>
-                <w:szCs w:val="22"/>
-              </w:rPr>
-              <w:t xml:space="preserve"> not essential.</w:t>
-            </w:r>
-          </w:p>
-        </w:tc>
-      </w:tr>
-      <w:tr>
-        <w:trPr>
-          <w:trHeight w:val="241"/>
-        </w:trPr>
-        <w:tc>
-          <w:tcPr>
-            <w:tcW w:w="1179" w:type="dxa"/>
-            <w:tcBorders>
-              <w:top w:val="single" w:sz="4" w:space="0" w:color="000000"/>
-              <w:left w:val="single" w:sz="4" w:space="0" w:color="000000"/>
-              <w:bottom w:val="single" w:sz="4" w:space="0" w:color="000000"/>
-              <w:right w:val="single" w:sz="4" w:space="0" w:color="000000"/>
-            </w:tcBorders>
-            <w:tcMar>
-              <w:top w:w="80" w:type="dxa"/>
-              <w:left w:w="80" w:type="dxa"/>
-              <w:bottom w:w="80" w:type="dxa"/>
-              <w:right w:w="80" w:type="dxa"/>
-            </w:tcMar>
-          </w:tcPr>
-          <w:p>
-            <w:pPr>
-              <w:pStyle w:val="BodyText"/>
-            </w:pPr>
-            <w:r>
-              <w:t>UC41</w:t>
-            </w:r>
-          </w:p>
-        </w:tc>
-        <w:tc>
-          <w:tcPr>
-            <w:tcW w:w="3161" w:type="dxa"/>
-            <w:tcBorders>
-              <w:top w:val="single" w:sz="4" w:space="0" w:color="000000"/>
-              <w:left w:val="single" w:sz="4" w:space="0" w:color="000000"/>
-              <w:bottom w:val="single" w:sz="4" w:space="0" w:color="000000"/>
-              <w:right w:val="single" w:sz="4" w:space="0" w:color="000000"/>
-            </w:tcBorders>
-            <w:tcMar>
-              <w:top w:w="80" w:type="dxa"/>
-              <w:left w:w="80" w:type="dxa"/>
-              <w:bottom w:w="80" w:type="dxa"/>
-              <w:right w:w="80" w:type="dxa"/>
-            </w:tcMar>
-          </w:tcPr>
-          <w:p>
-            <w:pPr>
-              <w:pStyle w:val="BodyText"/>
-            </w:pPr>
-            <w:proofErr w:type="spellStart"/>
-            <w:r>
-              <w:t>CancelPromotion</w:t>
-            </w:r>
-            <w:proofErr w:type="spellEnd"/>
-          </w:p>
-        </w:tc>
-        <w:tc>
-          <w:tcPr>
-            <w:tcW w:w="1467" w:type="dxa"/>
-            <w:tcBorders>
-              <w:top w:val="single" w:sz="4" w:space="0" w:color="000000"/>
-              <w:left w:val="single" w:sz="4" w:space="0" w:color="000000"/>
-              <w:bottom w:val="single" w:sz="4" w:space="0" w:color="000000"/>
-              <w:right w:val="single" w:sz="4" w:space="0" w:color="000000"/>
-            </w:tcBorders>
-            <w:tcMar>
-              <w:top w:w="80" w:type="dxa"/>
-              <w:left w:w="80" w:type="dxa"/>
-              <w:bottom w:w="80" w:type="dxa"/>
-              <w:right w:w="80" w:type="dxa"/>
-            </w:tcMar>
-          </w:tcPr>
-          <w:p>
-            <w:pPr>
-              <w:pStyle w:val="BodyText"/>
-            </w:pPr>
-            <w:r>
-              <w:t>Important</w:t>
-            </w:r>
-          </w:p>
-        </w:tc>
-        <w:tc>
-          <w:tcPr>
-            <w:tcW w:w="3209" w:type="dxa"/>
-            <w:tcBorders>
-              <w:top w:val="single" w:sz="4" w:space="0" w:color="000000"/>
-              <w:left w:val="single" w:sz="4" w:space="0" w:color="000000"/>
-              <w:bottom w:val="single" w:sz="4" w:space="0" w:color="000000"/>
-              <w:right w:val="single" w:sz="4" w:space="0" w:color="000000"/>
-            </w:tcBorders>
-            <w:tcMar>
-              <w:top w:w="80" w:type="dxa"/>
-              <w:left w:w="80" w:type="dxa"/>
-              <w:bottom w:w="80" w:type="dxa"/>
-              <w:right w:w="80" w:type="dxa"/>
-            </w:tcMar>
-          </w:tcPr>
-          <w:p>
-            <w:pPr>
-              <w:rPr>
-                <w:sz w:val="22"/>
-                <w:szCs w:val="22"/>
-              </w:rPr>
-            </w:pPr>
-            <w:r>
-              <w:rPr>
-                <w:sz w:val="22"/>
-                <w:szCs w:val="22"/>
-              </w:rPr>
-              <w:t xml:space="preserve">This feature allows </w:t>
-            </w:r>
-            <w:r>
-              <w:rPr>
-                <w:sz w:val="22"/>
-                <w:szCs w:val="22"/>
-              </w:rPr>
-              <w:t>A</w:t>
-            </w:r>
-            <w:r>
-              <w:rPr>
-                <w:sz w:val="22"/>
-                <w:szCs w:val="22"/>
-              </w:rPr>
-              <w:t>dmin</w:t>
-            </w:r>
-            <w:r>
-              <w:rPr>
-                <w:sz w:val="22"/>
-                <w:szCs w:val="22"/>
-              </w:rPr>
-              <w:t xml:space="preserve"> to manage promotions more efficiently but can go without constant updating.</w:t>
+            <w:tcW w:w="1643" w:type="dxa"/>
+            <w:tcBorders>
+              <w:top w:val="single" w:sz="4" w:space="0" w:color="000000"/>
+              <w:left w:val="single" w:sz="4" w:space="0" w:color="000000"/>
+              <w:bottom w:val="single" w:sz="4" w:space="0" w:color="000000"/>
+              <w:right w:val="single" w:sz="4" w:space="0" w:color="000000"/>
+            </w:tcBorders>
+            <w:tcMar>
+              <w:top w:w="80" w:type="dxa"/>
+              <w:left w:w="80" w:type="dxa"/>
+              <w:bottom w:w="80" w:type="dxa"/>
+              <w:right w:w="80" w:type="dxa"/>
+            </w:tcMar>
+          </w:tcPr>
+          <w:p>
+            <w:pPr>
+              <w:pStyle w:val="BodyText"/>
+            </w:pPr>
+            <w:r>
+              <w:t xml:space="preserve">Important </w:t>
+            </w:r>
+          </w:p>
+        </w:tc>
+        <w:tc>
+          <w:tcPr>
+            <w:tcW w:w="3033" w:type="dxa"/>
+            <w:tcBorders>
+              <w:top w:val="single" w:sz="4" w:space="0" w:color="000000"/>
+              <w:left w:val="single" w:sz="4" w:space="0" w:color="000000"/>
+              <w:bottom w:val="single" w:sz="4" w:space="0" w:color="000000"/>
+              <w:right w:val="single" w:sz="4" w:space="0" w:color="000000"/>
+            </w:tcBorders>
+            <w:tcMar>
+              <w:top w:w="80" w:type="dxa"/>
+              <w:left w:w="80" w:type="dxa"/>
+              <w:bottom w:w="80" w:type="dxa"/>
+              <w:right w:w="80" w:type="dxa"/>
+            </w:tcMar>
+          </w:tcPr>
+          <w:p>
+            <w:pPr>
+              <w:rPr>
+                <w:sz w:val="22"/>
+                <w:szCs w:val="22"/>
+              </w:rPr>
+            </w:pPr>
+            <w:r>
+              <w:rPr>
+                <w:sz w:val="22"/>
+                <w:szCs w:val="22"/>
+              </w:rPr>
+              <w:t>This is important as it updates the order status after payment. This provides accurate order tracking for users.</w:t>
             </w:r>
           </w:p>
         </w:tc>
@@ -5569,6 +5324,9 @@
         <w:pStyle w:val="Body"/>
         <w:widowControl w:val="0"/>
         <w:spacing w:line="240" w:lineRule="auto"/>
+        <w:rPr>
+          <w:lang w:val="en-US"/>
+        </w:rPr>
       </w:pPr>
     </w:p>
     <w:sectPr>
@@ -6123,6 +5881,7 @@
   </w:style>
   <w:style w:type="paragraph" w:styleId="BodyText">
     <w:name w:val="Body Text"/>
+    <w:link w:val="BodyTextChar"/>
     <w:pPr>
       <w:spacing w:after="240"/>
     </w:pPr>
@@ -6150,6 +5909,20 @@
         <w14:prstDash w14:val="solid"/>
         <w14:bevel/>
       </w14:textOutline>
+    </w:rPr>
+  </w:style>
+  <w:style w:type="character" w:customStyle="1" w:styleId="BodyTextChar">
+    <w:name w:val="Body Text Char"/>
+    <w:basedOn w:val="DefaultParagraphFont"/>
+    <w:link w:val="BodyText"/>
+    <w:rsid w:val="00616EAE"/>
+    <w:rPr>
+      <w:rFonts w:cs="Arial Unicode MS"/>
+      <w:color w:val="000000"/>
+      <w:sz w:val="22"/>
+      <w:szCs w:val="22"/>
+      <w:u w:color="000000"/>
+      <w:lang w:val="en-US"/>
     </w:rPr>
   </w:style>
 </w:styles>
